--- a/files/SAKR2024_BRICS.docx
+++ b/files/SAKR2024_BRICS.docx
@@ -1,6 +1,6 @@
 
 <file path=word/document.xml><?xml version="1.0" encoding="utf-8"?>
-<w:document xmlns:wpc="http://schemas.microsoft.com/office/word/2010/wordprocessingCanvas" xmlns:cx="http://schemas.microsoft.com/office/drawing/2014/chartex" xmlns:cx1="http://schemas.microsoft.com/office/drawing/2015/9/8/chartex" xmlns:cx2="http://schemas.microsoft.com/office/drawing/2015/10/21/chartex" xmlns:cx3="http://schemas.microsoft.com/office/drawing/2016/5/9/chartex" xmlns:cx4="http://schemas.microsoft.com/office/drawing/2016/5/10/chartex" xmlns:cx5="http://schemas.microsoft.com/office/drawing/2016/5/11/chartex" xmlns:cx6="http://schemas.microsoft.com/office/drawing/2016/5/12/chartex" xmlns:cx7="http://schemas.microsoft.com/office/drawing/2016/5/13/chartex" xmlns:cx8="http://schemas.microsoft.com/office/drawing/2016/5/14/chartex" xmlns:mc="http://schemas.openxmlformats.org/markup-compatibility/2006" xmlns:aink="http://schemas.microsoft.com/office/drawing/2016/ink" xmlns:am3d="http://schemas.microsoft.com/office/drawing/2017/model3d" xmlns:o="urn:schemas-microsoft-com:office:office" xmlns:oel="http://schemas.microsoft.com/office/2019/extlst" xmlns:r="http://schemas.openxmlformats.org/officeDocument/2006/relationships" xmlns:m="http://schemas.openxmlformats.org/officeDocument/2006/math" xmlns:v="urn:schemas-microsoft-com:vml" xmlns:wp14="http://schemas.microsoft.com/office/word/2010/wordprocessingDrawing" xmlns:wp="http://schemas.openxmlformats.org/drawingml/2006/wordprocessingDrawing" xmlns:w10="urn:schemas-microsoft-com:office:word" xmlns:w="http://schemas.openxmlformats.org/wordprocessingml/2006/main" xmlns:w14="http://schemas.microsoft.com/office/word/2010/wordml" xmlns:w15="http://schemas.microsoft.com/office/word/2012/wordml" xmlns:w16cex="http://schemas.microsoft.com/office/word/2018/wordml/cex" xmlns:w16cid="http://schemas.microsoft.com/office/word/2016/wordml/cid" xmlns:w16="http://schemas.microsoft.com/office/word/2018/wordml" xmlns:w16du="http://schemas.microsoft.com/office/word/2023/wordml/word16du" xmlns:w16sdtdh="http://schemas.microsoft.com/office/word/2020/wordml/sdtdatahash" xmlns:w16se="http://schemas.microsoft.com/office/word/2015/wordml/symex" xmlns:wpg="http://schemas.microsoft.com/office/word/2010/wordprocessingGroup" xmlns:wpi="http://schemas.microsoft.com/office/word/2010/wordprocessingInk" xmlns:wne="http://schemas.microsoft.com/office/word/2006/wordml" xmlns:wps="http://schemas.microsoft.com/office/word/2010/wordprocessingShape" mc:Ignorable="w14 w15 w16se w16cid w16 w16cex w16sdtdh w16du wp14">
+<w:document xmlns:wpc="http://schemas.microsoft.com/office/word/2010/wordprocessingCanvas" xmlns:cx="http://schemas.microsoft.com/office/drawing/2014/chartex" xmlns:cx1="http://schemas.microsoft.com/office/drawing/2015/9/8/chartex" xmlns:cx2="http://schemas.microsoft.com/office/drawing/2015/10/21/chartex" xmlns:cx3="http://schemas.microsoft.com/office/drawing/2016/5/9/chartex" xmlns:cx4="http://schemas.microsoft.com/office/drawing/2016/5/10/chartex" xmlns:cx5="http://schemas.microsoft.com/office/drawing/2016/5/11/chartex" xmlns:cx6="http://schemas.microsoft.com/office/drawing/2016/5/12/chartex" xmlns:cx7="http://schemas.microsoft.com/office/drawing/2016/5/13/chartex" xmlns:cx8="http://schemas.microsoft.com/office/drawing/2016/5/14/chartex" xmlns:mc="http://schemas.openxmlformats.org/markup-compatibility/2006" xmlns:aink="http://schemas.microsoft.com/office/drawing/2016/ink" xmlns:am3d="http://schemas.microsoft.com/office/drawing/2017/model3d" xmlns:o="urn:schemas-microsoft-com:office:office" xmlns:oel="http://schemas.microsoft.com/office/2019/extlst" xmlns:r="http://schemas.openxmlformats.org/officeDocument/2006/relationships" xmlns:m="http://schemas.openxmlformats.org/officeDocument/2006/math" xmlns:v="urn:schemas-microsoft-com:vml" xmlns:wp14="http://schemas.microsoft.com/office/word/2010/wordprocessingDrawing" xmlns:wp="http://schemas.openxmlformats.org/drawingml/2006/wordprocessingDrawing" xmlns:w10="urn:schemas-microsoft-com:office:word" xmlns:w="http://schemas.openxmlformats.org/wordprocessingml/2006/main" xmlns:w14="http://schemas.microsoft.com/office/word/2010/wordml" xmlns:w15="http://schemas.microsoft.com/office/word/2012/wordml" xmlns:w16cex="http://schemas.microsoft.com/office/word/2018/wordml/cex" xmlns:w16cid="http://schemas.microsoft.com/office/word/2016/wordml/cid" xmlns:w16="http://schemas.microsoft.com/office/word/2018/wordml" xmlns:w16du="http://schemas.microsoft.com/office/word/2023/wordml/word16du" xmlns:w16sdtdh="http://schemas.microsoft.com/office/word/2020/wordml/sdtdatahash" xmlns:w16sdtfl="http://schemas.microsoft.com/office/word/2024/wordml/sdtformatlock" xmlns:w16se="http://schemas.microsoft.com/office/word/2015/wordml/symex" xmlns:wpg="http://schemas.microsoft.com/office/word/2010/wordprocessingGroup" xmlns:wpi="http://schemas.microsoft.com/office/word/2010/wordprocessingInk" xmlns:wne="http://schemas.microsoft.com/office/word/2006/wordml" xmlns:wps="http://schemas.microsoft.com/office/word/2010/wordprocessingShape" mc:Ignorable="w14 w15 w16se w16cid w16 w16cex w16sdtdh w16sdtfl w16du wp14">
   <w:body>
     <w:p>
       <w:pPr>
@@ -26,7 +26,18 @@
           <w:rtl/>
           <w:lang w:bidi="ar-EG"/>
         </w:rPr>
-        <w:t xml:space="preserve">تكتـــــــل البريكــــس </w:t>
+        <w:t xml:space="preserve"> </w:t>
+      </w:r>
+      <w:r>
+        <w:rPr>
+          <w:rFonts w:cs="SKR HEAD1" w:hint="cs"/>
+          <w:color w:val="auto"/>
+          <w:sz w:val="74"/>
+          <w:szCs w:val="74"/>
+          <w:rtl/>
+          <w:lang w:bidi="ar-EG"/>
+        </w:rPr>
+        <w:t>تكتـــــــل البريكــــس</w:t>
       </w:r>
     </w:p>
     <w:p>
@@ -53,7 +64,29 @@
           <w:rtl/>
           <w:lang w:bidi="ar-EG"/>
         </w:rPr>
-        <w:t xml:space="preserve">بين </w:t>
+        <w:t xml:space="preserve">بين الهيمنة </w:t>
+      </w:r>
+      <w:r>
+        <w:rPr>
+          <w:rFonts w:cs="SKR HEAD1" w:hint="cs"/>
+          <w:color w:val="auto"/>
+          <w:sz w:val="74"/>
+          <w:szCs w:val="74"/>
+          <w:rtl/>
+          <w:lang w:bidi="ar-EG"/>
+        </w:rPr>
+        <w:t>والتوازن</w:t>
+      </w:r>
+      <w:r>
+        <w:rPr>
+          <w:rFonts w:cs="SKR HEAD1" w:hint="cs"/>
+          <w:color w:val="auto"/>
+          <w:sz w:val="74"/>
+          <w:szCs w:val="74"/>
+          <w:rtl/>
+          <w:lang w:bidi="ar-EG"/>
+        </w:rPr>
+        <w:t xml:space="preserve"> </w:t>
       </w:r>
     </w:p>
     <w:p>
@@ -80,29 +113,99 @@
           <w:rtl/>
           <w:lang w:bidi="ar-EG"/>
         </w:rPr>
-        <w:t xml:space="preserve">الهيمنة </w:t>
-      </w:r>
+        <w:t xml:space="preserve">في العلاقات الاقتصادية الدولية </w:t>
+      </w:r>
+    </w:p>
+    <w:p>
+      <w:pPr>
+        <w:pStyle w:val="Heading6"/>
+        <w:spacing w:before="0" w:line="240" w:lineRule="auto"/>
+        <w:ind w:firstLine="0"/>
+        <w:jc w:val="center"/>
+        <w:rPr>
+          <w:rFonts w:cs="SKR HEAD1"/>
+          <w:color w:val="auto"/>
+          <w:sz w:val="48"/>
+          <w:szCs w:val="48"/>
+          <w:rtl/>
+          <w:lang w:bidi="ar-EG"/>
+        </w:rPr>
+      </w:pPr>
+    </w:p>
+    <w:p>
+      <w:pPr>
+        <w:pStyle w:val="Heading6"/>
+        <w:spacing w:before="0" w:line="240" w:lineRule="auto"/>
+        <w:ind w:firstLine="0"/>
+        <w:jc w:val="center"/>
+        <w:rPr>
+          <w:rFonts w:cs="SKR HEAD1"/>
+          <w:color w:val="auto"/>
+          <w:sz w:val="48"/>
+          <w:szCs w:val="48"/>
+          <w:rtl/>
+          <w:lang w:bidi="ar-EG"/>
+        </w:rPr>
+      </w:pPr>
       <w:r>
         <w:rPr>
           <w:rFonts w:cs="SKR HEAD1" w:hint="cs"/>
           <w:color w:val="auto"/>
-          <w:sz w:val="74"/>
-          <w:szCs w:val="74"/>
-          <w:rtl/>
-          <w:lang w:bidi="ar-EG"/>
-        </w:rPr>
-        <w:t>والتوازن</w:t>
-      </w:r>
-      <w:r>
-        <w:rPr>
-          <w:rFonts w:cs="SKR HEAD1" w:hint="cs"/>
+          <w:sz w:val="48"/>
+          <w:szCs w:val="48"/>
+          <w:rtl/>
+          <w:lang w:bidi="ar-EG"/>
+        </w:rPr>
+        <w:t>تأليـــــــــف</w:t>
+      </w:r>
+    </w:p>
+    <w:p>
+      <w:pPr>
+        <w:pStyle w:val="Heading6"/>
+        <w:spacing w:line="240" w:lineRule="auto"/>
+        <w:ind w:left="1134" w:right="1134" w:firstLine="0"/>
+        <w:jc w:val="center"/>
+        <w:rPr>
+          <w:rFonts w:cs="Mohammad Bold Normal"/>
           <w:color w:val="auto"/>
-          <w:sz w:val="74"/>
-          <w:szCs w:val="74"/>
-          <w:rtl/>
-          <w:lang w:bidi="ar-EG"/>
-        </w:rPr>
-        <w:t xml:space="preserve"> </w:t>
+          <w:sz w:val="38"/>
+          <w:szCs w:val="38"/>
+          <w:rtl/>
+          <w:lang w:bidi="ar-EG"/>
+        </w:rPr>
+      </w:pPr>
+      <w:r>
+        <w:rPr>
+          <w:rFonts w:cs="Mohammad Bold Normal" w:hint="cs"/>
+          <w:color w:val="auto"/>
+          <w:sz w:val="38"/>
+          <w:szCs w:val="38"/>
+          <w:rtl/>
+          <w:lang w:bidi="ar-EG"/>
+        </w:rPr>
+        <w:t>أ.د</w:t>
+      </w:r>
+      <w:r>
+        <w:rPr>
+          <w:rFonts w:cs="Mohammad Bold Normal" w:hint="cs"/>
+          <w:color w:val="auto"/>
+          <w:sz w:val="38"/>
+          <w:szCs w:val="38"/>
+          <w:rtl/>
+          <w:lang w:bidi="ar-EG"/>
+        </w:rPr>
+        <w:t>/</w:t>
+      </w:r>
+      <w:r>
+        <w:rPr>
+          <w:rFonts w:cs="Mohammad Bold Normal" w:hint="cs"/>
+          <w:color w:val="auto"/>
+          <w:sz w:val="38"/>
+          <w:szCs w:val="38"/>
+          <w:rtl/>
+          <w:lang w:bidi="ar-EG"/>
+        </w:rPr>
+        <w:t>عطية عبد الحليم صقر</w:t>
       </w:r>
     </w:p>
     <w:p>
@@ -112,100 +215,156 @@
         <w:ind w:firstLine="0"/>
         <w:jc w:val="center"/>
         <w:rPr>
-          <w:rFonts w:cs="SKR HEAD1"/>
+          <w:rFonts w:cs="ArbHasoob Bold"/>
           <w:color w:val="auto"/>
-          <w:sz w:val="74"/>
-          <w:szCs w:val="74"/>
-          <w:rtl/>
-          <w:lang w:bidi="ar-EG"/>
-        </w:rPr>
-      </w:pPr>
-      <w:r>
-        <w:rPr>
-          <w:rFonts w:cs="SKR HEAD1" w:hint="cs"/>
+          <w:sz w:val="36"/>
+          <w:szCs w:val="36"/>
+          <w:rtl/>
+          <w:lang w:bidi="ar-EG"/>
+        </w:rPr>
+      </w:pPr>
+      <w:r>
+        <w:rPr>
+          <w:rFonts w:cs="ArbHasoob Bold" w:hint="cs"/>
           <w:color w:val="auto"/>
-          <w:sz w:val="74"/>
-          <w:szCs w:val="74"/>
-          <w:rtl/>
-          <w:lang w:bidi="ar-EG"/>
-        </w:rPr>
-        <w:t xml:space="preserve">في العلاقات الاقتصادية الدولية </w:t>
-      </w:r>
-    </w:p>
-    <w:p>
-      <w:pPr>
-        <w:pStyle w:val="Heading6"/>
-        <w:spacing w:before="0" w:line="240" w:lineRule="auto"/>
-        <w:ind w:firstLine="0"/>
-        <w:jc w:val="center"/>
-        <w:rPr>
-          <w:rFonts w:cs="SKR HEAD1"/>
+          <w:sz w:val="36"/>
+          <w:szCs w:val="36"/>
+          <w:rtl/>
+          <w:lang w:bidi="ar-EG"/>
+        </w:rPr>
+        <w:t>أستاذ المالية العامة</w:t>
+      </w:r>
+      <w:r>
+        <w:rPr>
+          <w:rFonts w:cs="ArbHasoob Bold" w:hint="cs"/>
           <w:color w:val="auto"/>
-          <w:sz w:val="48"/>
-          <w:szCs w:val="48"/>
-          <w:rtl/>
-          <w:lang w:bidi="ar-EG"/>
-        </w:rPr>
-      </w:pPr>
-      <w:r>
-        <w:rPr>
-          <w:rFonts w:cs="SKR HEAD1" w:hint="cs"/>
+          <w:sz w:val="36"/>
+          <w:szCs w:val="36"/>
+          <w:rtl/>
+          <w:lang w:bidi="ar-EG"/>
+        </w:rPr>
+        <w:t>(سابق</w:t>
+      </w:r>
+      <w:r>
+        <w:rPr>
+          <w:rFonts w:cs="ArbHasoob Bold" w:hint="cs"/>
           <w:color w:val="auto"/>
-          <w:sz w:val="48"/>
-          <w:szCs w:val="48"/>
-          <w:rtl/>
-          <w:lang w:bidi="ar-EG"/>
-        </w:rPr>
-        <w:t>تأليـــــــــف</w:t>
-      </w:r>
-    </w:p>
-    <w:p>
-      <w:pPr>
-        <w:pStyle w:val="Heading6"/>
-        <w:spacing w:line="240" w:lineRule="auto"/>
-        <w:ind w:left="1134" w:right="1134" w:firstLine="0"/>
-        <w:jc w:val="center"/>
-        <w:rPr>
-          <w:rFonts w:cs="Mohammad Bold Normal"/>
+          <w:sz w:val="36"/>
+          <w:szCs w:val="36"/>
+          <w:rtl/>
+          <w:lang w:bidi="ar-EG"/>
+        </w:rPr>
+        <w:t>ً</w:t>
+      </w:r>
+      <w:r>
+        <w:rPr>
+          <w:rFonts w:cs="ArbHasoob Bold" w:hint="cs"/>
           <w:color w:val="auto"/>
-          <w:sz w:val="38"/>
-          <w:szCs w:val="38"/>
-          <w:rtl/>
-          <w:lang w:bidi="ar-EG"/>
-        </w:rPr>
-      </w:pPr>
-      <w:r>
-        <w:rPr>
-          <w:rFonts w:cs="Mohammad Bold Normal" w:hint="cs"/>
+          <w:sz w:val="36"/>
+          <w:szCs w:val="36"/>
+          <w:rtl/>
+          <w:lang w:bidi="ar-EG"/>
+        </w:rPr>
+        <w:t xml:space="preserve">ا) </w:t>
+      </w:r>
+      <w:r>
+        <w:rPr>
+          <w:rFonts w:cs="ArbHasoob Bold" w:hint="cs"/>
           <w:color w:val="auto"/>
-          <w:sz w:val="38"/>
-          <w:szCs w:val="38"/>
-          <w:rtl/>
-          <w:lang w:bidi="ar-EG"/>
-        </w:rPr>
-        <w:t>أ.د</w:t>
-      </w:r>
-      <w:r>
-        <w:rPr>
-          <w:rFonts w:cs="Mohammad Bold Normal" w:hint="cs"/>
+          <w:sz w:val="36"/>
+          <w:szCs w:val="36"/>
+          <w:rtl/>
+          <w:lang w:bidi="ar-EG"/>
+        </w:rPr>
+        <w:t xml:space="preserve">في جامعات </w:t>
+      </w:r>
+      <w:r>
+        <w:rPr>
+          <w:rFonts w:cs="ArbHasoob Bold"/>
           <w:color w:val="auto"/>
-          <w:sz w:val="38"/>
-          <w:szCs w:val="38"/>
-          <w:rtl/>
-          <w:lang w:bidi="ar-EG"/>
-        </w:rPr>
-        <w:t>/</w:t>
-      </w:r>
-      <w:r>
-        <w:rPr>
-          <w:rFonts w:cs="Mohammad Bold Normal" w:hint="cs"/>
+          <w:sz w:val="36"/>
+          <w:szCs w:val="36"/>
+          <w:rtl/>
+          <w:lang w:bidi="ar-EG"/>
+        </w:rPr>
+        <w:br/>
+      </w:r>
+      <w:r>
+        <w:rPr>
+          <w:rFonts w:cs="ArbHasoob Bold" w:hint="cs"/>
           <w:color w:val="auto"/>
-          <w:sz w:val="38"/>
-          <w:szCs w:val="38"/>
-          <w:rtl/>
-          <w:lang w:bidi="ar-EG"/>
-        </w:rPr>
-        <w:t>عطية عبد الحليم صقر</w:t>
+          <w:sz w:val="36"/>
+          <w:szCs w:val="36"/>
+          <w:rtl/>
+          <w:lang w:bidi="ar-EG"/>
+        </w:rPr>
+        <w:t>الأزهر</w:t>
+      </w:r>
+      <w:r>
+        <w:rPr>
+          <w:rFonts w:cs="ArbHasoob Bold" w:hint="cs"/>
+          <w:color w:val="auto"/>
+          <w:sz w:val="36"/>
+          <w:szCs w:val="36"/>
+          <w:rtl/>
+          <w:lang w:bidi="ar-EG"/>
+        </w:rPr>
+        <w:t xml:space="preserve">/ بالقاهرة </w:t>
+      </w:r>
+      <w:r>
+        <w:rPr>
+          <w:rFonts w:cs="ArbHasoob Bold"/>
+          <w:color w:val="auto"/>
+          <w:sz w:val="36"/>
+          <w:szCs w:val="36"/>
+          <w:rtl/>
+          <w:lang w:bidi="ar-EG"/>
+        </w:rPr>
+        <w:t>–</w:t>
+      </w:r>
+      <w:r>
+        <w:rPr>
+          <w:rFonts w:cs="ArbHasoob Bold" w:hint="cs"/>
+          <w:color w:val="auto"/>
+          <w:sz w:val="36"/>
+          <w:szCs w:val="36"/>
+          <w:rtl/>
+          <w:lang w:bidi="ar-EG"/>
+        </w:rPr>
+        <w:t xml:space="preserve"> </w:t>
+      </w:r>
+      <w:r>
+        <w:rPr>
+          <w:rFonts w:cs="ArbHasoob Bold" w:hint="cs"/>
+          <w:color w:val="auto"/>
+          <w:sz w:val="36"/>
+          <w:szCs w:val="36"/>
+          <w:rtl/>
+          <w:lang w:bidi="ar-EG"/>
+        </w:rPr>
+        <w:t xml:space="preserve">أم القرى/ </w:t>
+      </w:r>
+      <w:r>
+        <w:rPr>
+          <w:rFonts w:cs="ArbHasoob Bold" w:hint="cs"/>
+          <w:color w:val="auto"/>
+          <w:sz w:val="36"/>
+          <w:szCs w:val="36"/>
+          <w:rtl/>
+          <w:lang w:bidi="ar-EG"/>
+        </w:rPr>
+        <w:t>ب</w:t>
+      </w:r>
+      <w:r>
+        <w:rPr>
+          <w:rFonts w:cs="ArbHasoob Bold" w:hint="cs"/>
+          <w:color w:val="auto"/>
+          <w:sz w:val="36"/>
+          <w:szCs w:val="36"/>
+          <w:rtl/>
+          <w:lang w:bidi="ar-EG"/>
+        </w:rPr>
+        <w:t xml:space="preserve">مكة المكرمة </w:t>
       </w:r>
     </w:p>
     <w:p>
@@ -232,7 +391,7 @@
           <w:rtl/>
           <w:lang w:bidi="ar-EG"/>
         </w:rPr>
-        <w:t>أستاذ المالية العامة</w:t>
+        <w:t>و</w:t>
       </w:r>
       <w:r>
         <w:rPr>
@@ -243,7 +402,7 @@
           <w:rtl/>
           <w:lang w:bidi="ar-EG"/>
         </w:rPr>
-        <w:t>(سابق</w:t>
+        <w:t>الجامعة الإسلامية</w:t>
       </w:r>
       <w:r>
         <w:rPr>
@@ -254,7 +413,7 @@
           <w:rtl/>
           <w:lang w:bidi="ar-EG"/>
         </w:rPr>
-        <w:t>ً</w:t>
+        <w:t xml:space="preserve"> با</w:t>
       </w:r>
       <w:r>
         <w:rPr>
@@ -265,20 +424,18 @@
           <w:rtl/>
           <w:lang w:bidi="ar-EG"/>
         </w:rPr>
-        <w:t xml:space="preserve">ا) </w:t>
-      </w:r>
-      <w:r>
-        <w:rPr>
-          <w:rFonts w:cs="ArbHasoob Bold" w:hint="cs"/>
-          <w:color w:val="auto"/>
-          <w:sz w:val="36"/>
-          <w:szCs w:val="36"/>
-          <w:rtl/>
-          <w:lang w:bidi="ar-EG"/>
-        </w:rPr>
-        <w:t xml:space="preserve">في جامعات </w:t>
-      </w:r>
-      <w:r>
+        <w:t xml:space="preserve">لمدينة المنورة </w:t>
+      </w:r>
+    </w:p>
+    <w:p>
+      <w:pPr>
+        <w:pStyle w:val="Heading6"/>
+        <w:tabs>
+          <w:tab w:val="right" w:pos="6292"/>
+        </w:tabs>
+        <w:spacing w:line="240" w:lineRule="auto"/>
+        <w:ind w:firstLine="0"/>
+        <w:jc w:val="center"/>
         <w:rPr>
           <w:rFonts w:cs="ArbHasoob Bold"/>
           <w:color w:val="auto"/>
@@ -287,31 +444,17 @@
           <w:rtl/>
           <w:lang w:bidi="ar-EG"/>
         </w:rPr>
-        <w:br/>
-      </w:r>
-      <w:r>
-        <w:rPr>
-          <w:rFonts w:cs="ArbHasoob Bold" w:hint="cs"/>
-          <w:color w:val="auto"/>
-          <w:sz w:val="36"/>
-          <w:szCs w:val="36"/>
-          <w:rtl/>
-          <w:lang w:bidi="ar-EG"/>
-        </w:rPr>
-        <w:t>الأزهر</w:t>
-      </w:r>
-      <w:r>
-        <w:rPr>
-          <w:rFonts w:cs="ArbHasoob Bold" w:hint="cs"/>
-          <w:color w:val="auto"/>
-          <w:sz w:val="36"/>
-          <w:szCs w:val="36"/>
-          <w:rtl/>
-          <w:lang w:bidi="ar-EG"/>
-        </w:rPr>
-        <w:t xml:space="preserve">/ بالقاهرة </w:t>
-      </w:r>
-      <w:r>
+      </w:pPr>
+    </w:p>
+    <w:p>
+      <w:pPr>
+        <w:pStyle w:val="Heading6"/>
+        <w:tabs>
+          <w:tab w:val="right" w:pos="6292"/>
+        </w:tabs>
+        <w:spacing w:line="240" w:lineRule="auto"/>
+        <w:ind w:firstLine="0"/>
+        <w:jc w:val="center"/>
         <w:rPr>
           <w:rFonts w:cs="ArbHasoob Bold"/>
           <w:color w:val="auto"/>
@@ -320,56 +463,14 @@
           <w:rtl/>
           <w:lang w:bidi="ar-EG"/>
         </w:rPr>
-        <w:t>–</w:t>
-      </w:r>
-      <w:r>
-        <w:rPr>
-          <w:rFonts w:cs="ArbHasoob Bold" w:hint="cs"/>
-          <w:color w:val="auto"/>
-          <w:sz w:val="36"/>
-          <w:szCs w:val="36"/>
-          <w:rtl/>
-          <w:lang w:bidi="ar-EG"/>
-        </w:rPr>
-        <w:t xml:space="preserve"> </w:t>
-      </w:r>
-      <w:r>
-        <w:rPr>
-          <w:rFonts w:cs="ArbHasoob Bold" w:hint="cs"/>
-          <w:color w:val="auto"/>
-          <w:sz w:val="36"/>
-          <w:szCs w:val="36"/>
-          <w:rtl/>
-          <w:lang w:bidi="ar-EG"/>
-        </w:rPr>
-        <w:t xml:space="preserve">أم القرى/ </w:t>
-      </w:r>
-      <w:r>
-        <w:rPr>
-          <w:rFonts w:cs="ArbHasoob Bold" w:hint="cs"/>
-          <w:color w:val="auto"/>
-          <w:sz w:val="36"/>
-          <w:szCs w:val="36"/>
-          <w:rtl/>
-          <w:lang w:bidi="ar-EG"/>
-        </w:rPr>
-        <w:t>ب</w:t>
-      </w:r>
-      <w:r>
-        <w:rPr>
-          <w:rFonts w:cs="ArbHasoob Bold" w:hint="cs"/>
-          <w:color w:val="auto"/>
-          <w:sz w:val="36"/>
-          <w:szCs w:val="36"/>
-          <w:rtl/>
-          <w:lang w:bidi="ar-EG"/>
-        </w:rPr>
-        <w:t xml:space="preserve">مكة المكرمة </w:t>
-      </w:r>
+      </w:pPr>
     </w:p>
     <w:p>
       <w:pPr>
         <w:pStyle w:val="Heading6"/>
+        <w:tabs>
+          <w:tab w:val="right" w:pos="6292"/>
+        </w:tabs>
         <w:spacing w:line="240" w:lineRule="auto"/>
         <w:ind w:firstLine="0"/>
         <w:jc w:val="center"/>
@@ -382,50 +483,6 @@
           <w:lang w:bidi="ar-EG"/>
         </w:rPr>
       </w:pPr>
-      <w:r>
-        <w:rPr>
-          <w:rFonts w:cs="ArbHasoob Bold" w:hint="cs"/>
-          <w:color w:val="auto"/>
-          <w:sz w:val="36"/>
-          <w:szCs w:val="36"/>
-          <w:rtl/>
-          <w:lang w:bidi="ar-EG"/>
-        </w:rPr>
-        <w:t>و</w:t>
-      </w:r>
-      <w:r>
-        <w:rPr>
-          <w:rFonts w:cs="ArbHasoob Bold" w:hint="cs"/>
-          <w:color w:val="auto"/>
-          <w:sz w:val="36"/>
-          <w:szCs w:val="36"/>
-          <w:rtl/>
-          <w:lang w:bidi="ar-EG"/>
-        </w:rPr>
-        <w:t>الجامعة الإسلامية</w:t>
-      </w:r>
-      <w:r>
-        <w:rPr>
-          <w:rFonts w:cs="ArbHasoob Bold" w:hint="cs"/>
-          <w:color w:val="auto"/>
-          <w:sz w:val="36"/>
-          <w:szCs w:val="36"/>
-          <w:rtl/>
-          <w:lang w:bidi="ar-EG"/>
-        </w:rPr>
-        <w:t xml:space="preserve"> با</w:t>
-      </w:r>
-      <w:r>
-        <w:rPr>
-          <w:rFonts w:cs="ArbHasoob Bold" w:hint="cs"/>
-          <w:color w:val="auto"/>
-          <w:sz w:val="36"/>
-          <w:szCs w:val="36"/>
-          <w:rtl/>
-          <w:lang w:bidi="ar-EG"/>
-        </w:rPr>
-        <w:t xml:space="preserve">لمدينة المنورة </w:t>
-      </w:r>
     </w:p>
     <w:p>
       <w:pPr>
@@ -566,6 +623,410 @@
           <w:lang w:bidi="ar-EG"/>
         </w:rPr>
         <w:lastRenderedPageBreak/>
+        <w:t xml:space="preserve">المقدمة </w:t>
+      </w:r>
+    </w:p>
+    <w:p>
+      <w:pPr>
+        <w:ind w:firstLine="0"/>
+        <w:jc w:val="both"/>
+        <w:rPr>
+          <w:rFonts w:eastAsia="Calibri"/>
+          <w:rtl/>
+        </w:rPr>
+      </w:pPr>
+      <w:r>
+        <w:rPr>
+          <w:rFonts w:eastAsia="Calibri"/>
+          <w:rtl/>
+        </w:rPr>
+        <w:t xml:space="preserve">البريكس: تجمع دولي ولد من رحم عدة تحديات جيوسياسية متزايدة، ومشهر اقتصادي عالمي معقد، بدأ بأربع دول، ثم اتسعت عضويته إلى خمس ثم إلى تسع دول من بينها مصر، مع وجود دول أخرى تسعى إلى عضويته. </w:t>
+      </w:r>
+    </w:p>
+    <w:p>
+      <w:pPr>
+        <w:ind w:firstLine="0"/>
+        <w:jc w:val="both"/>
+        <w:rPr>
+          <w:rFonts w:eastAsia="Calibri"/>
+          <w:rtl/>
+        </w:rPr>
+      </w:pPr>
+      <w:r>
+        <w:rPr>
+          <w:rFonts w:eastAsia="Calibri"/>
+          <w:rtl/>
+        </w:rPr>
+        <w:t xml:space="preserve">ويمثل البريكس نموذجًا جيوسياسيا واقتصاديا وجغرافيًا فريدًا ومتطورًا في مجالات الاستثمار والتمويل والتجارة الدولية، كما ينتظر منه أن يكون لاعبا أساسيا في صنع قرارات دولية أكثر عدالة وإنصافًا وشفافية داخل المنظمات النقدية والمالية والسياسية الدولية، وأن يكون صوتًا أكثر نفوذًا وتأثيرًا للاقتصادات الناشئة والنامية وقد نشأ هذا التجمع لتحقيق عدة أهداف من أهمها: </w:t>
+      </w:r>
+    </w:p>
+    <w:p>
+      <w:pPr>
+        <w:numPr>
+          <w:ilvl w:val="0"/>
+          <w:numId w:val="49"/>
+        </w:numPr>
+        <w:ind w:left="567" w:hanging="567"/>
+        <w:contextualSpacing/>
+        <w:jc w:val="both"/>
+        <w:rPr>
+          <w:rFonts w:eastAsia="Calibri"/>
+        </w:rPr>
+      </w:pPr>
+      <w:r>
+        <w:rPr>
+          <w:rFonts w:eastAsia="Calibri"/>
+          <w:rtl/>
+        </w:rPr>
+        <w:t xml:space="preserve">إعادة التوازن إلى النظام الاقتصادي العالمي القائم حاليًا وإصلاح نظاميه النقدي والمالي. </w:t>
+      </w:r>
+    </w:p>
+    <w:p>
+      <w:pPr>
+        <w:numPr>
+          <w:ilvl w:val="0"/>
+          <w:numId w:val="49"/>
+        </w:numPr>
+        <w:ind w:left="567" w:hanging="567"/>
+        <w:contextualSpacing/>
+        <w:jc w:val="both"/>
+        <w:rPr>
+          <w:rFonts w:eastAsia="Calibri"/>
+        </w:rPr>
+      </w:pPr>
+      <w:r>
+        <w:rPr>
+          <w:rFonts w:eastAsia="Calibri"/>
+          <w:rtl/>
+        </w:rPr>
+        <w:t xml:space="preserve">خلق آليات عمل لنظام اقتصادي عالمي جديد متعدد الأقطاب. </w:t>
+      </w:r>
+    </w:p>
+    <w:p>
+      <w:pPr>
+        <w:numPr>
+          <w:ilvl w:val="0"/>
+          <w:numId w:val="49"/>
+        </w:numPr>
+        <w:ind w:left="567" w:hanging="567"/>
+        <w:contextualSpacing/>
+        <w:jc w:val="both"/>
+        <w:rPr>
+          <w:rFonts w:eastAsia="Calibri"/>
+        </w:rPr>
+      </w:pPr>
+      <w:r>
+        <w:rPr>
+          <w:rFonts w:eastAsia="Calibri"/>
+          <w:rtl/>
+        </w:rPr>
+        <w:t>الحد من حدة التقلبات الاقتصادية العالمية المفاجئة التي أدخلت العالم الناجي في خضّم أزمة اقتصادية حادة أبطأت معدلات نموه وفاقمت ديونه الخارجية.</w:t>
+      </w:r>
+    </w:p>
+    <w:p>
+      <w:pPr>
+        <w:numPr>
+          <w:ilvl w:val="0"/>
+          <w:numId w:val="49"/>
+        </w:numPr>
+        <w:ind w:left="567" w:hanging="567"/>
+        <w:contextualSpacing/>
+        <w:jc w:val="both"/>
+        <w:rPr>
+          <w:rFonts w:eastAsia="Calibri"/>
+        </w:rPr>
+      </w:pPr>
+      <w:r>
+        <w:rPr>
+          <w:rFonts w:eastAsia="Calibri"/>
+          <w:rtl/>
+        </w:rPr>
+        <w:t xml:space="preserve">إعادة تشكيل الهيكل الاقتصادي العالمي لصالح البلدان الناشئة والنامية وإعطاء دور أكبر وتمثيل أقوى لاقتصاداتها. </w:t>
+      </w:r>
+    </w:p>
+    <w:p>
+      <w:pPr>
+        <w:numPr>
+          <w:ilvl w:val="0"/>
+          <w:numId w:val="49"/>
+        </w:numPr>
+        <w:ind w:left="567" w:hanging="567"/>
+        <w:contextualSpacing/>
+        <w:jc w:val="both"/>
+        <w:rPr>
+          <w:rFonts w:eastAsia="Calibri"/>
+        </w:rPr>
+      </w:pPr>
+      <w:r>
+        <w:rPr>
+          <w:rFonts w:eastAsia="Calibri"/>
+          <w:rtl/>
+        </w:rPr>
+        <w:t xml:space="preserve">إجراء التسويات الاستثمارية والتجارية بين أعضائه بالعملات المحلية، بما يمكنها من خفض الاعتماد على الدولار والعملات الأجنبية الأخرى. </w:t>
+      </w:r>
+    </w:p>
+    <w:p>
+      <w:pPr>
+        <w:numPr>
+          <w:ilvl w:val="0"/>
+          <w:numId w:val="49"/>
+        </w:numPr>
+        <w:ind w:left="567" w:hanging="567"/>
+        <w:contextualSpacing/>
+        <w:jc w:val="both"/>
+        <w:rPr>
+          <w:rFonts w:eastAsia="Calibri"/>
+        </w:rPr>
+      </w:pPr>
+      <w:r>
+        <w:rPr>
+          <w:rFonts w:eastAsia="Calibri"/>
+          <w:rtl/>
+        </w:rPr>
+        <w:t xml:space="preserve">الحد من الحواجز التجارية وتبسيط الإجراءات الجمركية والاستثمارية وزيادة المشروعات المشتركة في المجالات التنموية ذات الأولوية فيما بين أعضائه. </w:t>
+      </w:r>
+    </w:p>
+    <w:p>
+      <w:pPr>
+        <w:numPr>
+          <w:ilvl w:val="0"/>
+          <w:numId w:val="49"/>
+        </w:numPr>
+        <w:ind w:left="567" w:hanging="567"/>
+        <w:contextualSpacing/>
+        <w:jc w:val="both"/>
+        <w:rPr>
+          <w:rFonts w:eastAsia="Calibri"/>
+        </w:rPr>
+      </w:pPr>
+      <w:r>
+        <w:rPr>
+          <w:rFonts w:eastAsia="Calibri"/>
+          <w:rtl/>
+        </w:rPr>
+        <w:t xml:space="preserve">تحقيق التعاون والتكامل الاقتصادي فيما بين أعضاء التجمع. </w:t>
+      </w:r>
+    </w:p>
+    <w:p>
+      <w:pPr>
+        <w:spacing w:before="0" w:after="120" w:line="240" w:lineRule="auto"/>
+        <w:ind w:firstLine="0"/>
+        <w:jc w:val="left"/>
+        <w:rPr>
+          <w:rFonts w:eastAsia="Calibri"/>
+          <w:b/>
+          <w:bCs/>
+          <w:rtl/>
+        </w:rPr>
+      </w:pPr>
+      <w:r>
+        <w:rPr>
+          <w:rFonts w:eastAsia="Calibri"/>
+          <w:b/>
+          <w:bCs/>
+          <w:rtl/>
+        </w:rPr>
+        <w:br w:type="page"/>
+      </w:r>
+    </w:p>
+    <w:p>
+      <w:pPr>
+        <w:ind w:firstLine="0"/>
+        <w:jc w:val="both"/>
+        <w:rPr>
+          <w:rFonts w:eastAsia="Calibri" w:cs="SKR HEAD1"/>
+          <w:rtl/>
+        </w:rPr>
+      </w:pPr>
+      <w:r>
+        <w:rPr>
+          <w:rFonts w:eastAsia="Calibri" w:cs="SKR HEAD1"/>
+          <w:rtl/>
+        </w:rPr>
+        <w:lastRenderedPageBreak/>
+        <w:t xml:space="preserve">وتسعى هذه الدراسة إلى التحليل العلمي للقضايا التالية: </w:t>
+      </w:r>
+    </w:p>
+    <w:p>
+      <w:pPr>
+        <w:numPr>
+          <w:ilvl w:val="0"/>
+          <w:numId w:val="50"/>
+        </w:numPr>
+        <w:ind w:left="284" w:hanging="284"/>
+        <w:contextualSpacing/>
+        <w:jc w:val="both"/>
+        <w:rPr>
+          <w:rFonts w:eastAsia="Calibri"/>
+        </w:rPr>
+      </w:pPr>
+      <w:r>
+        <w:rPr>
+          <w:rFonts w:eastAsia="Calibri"/>
+          <w:rtl/>
+        </w:rPr>
+        <w:t xml:space="preserve">التعريف بالتجمع وبيان موقعه من التكتلات الاقتصادية الدولية. </w:t>
+      </w:r>
+    </w:p>
+    <w:p>
+      <w:pPr>
+        <w:numPr>
+          <w:ilvl w:val="0"/>
+          <w:numId w:val="50"/>
+        </w:numPr>
+        <w:ind w:left="284" w:hanging="284"/>
+        <w:contextualSpacing/>
+        <w:jc w:val="both"/>
+        <w:rPr>
+          <w:rFonts w:eastAsia="Calibri"/>
+        </w:rPr>
+      </w:pPr>
+      <w:r>
+        <w:rPr>
+          <w:rFonts w:eastAsia="Calibri"/>
+          <w:rtl/>
+        </w:rPr>
+        <w:t xml:space="preserve">دور البريكس في إصلاح الاقتصاد العالمي الحالي وتحقيق طموحات استقرار الاقتصاد العالمي. </w:t>
+      </w:r>
+    </w:p>
+    <w:p>
+      <w:pPr>
+        <w:numPr>
+          <w:ilvl w:val="0"/>
+          <w:numId w:val="50"/>
+        </w:numPr>
+        <w:ind w:left="284" w:hanging="284"/>
+        <w:contextualSpacing/>
+        <w:jc w:val="both"/>
+        <w:rPr>
+          <w:rFonts w:eastAsia="Calibri"/>
+        </w:rPr>
+      </w:pPr>
+      <w:r>
+        <w:rPr>
+          <w:rFonts w:eastAsia="Calibri"/>
+          <w:rtl/>
+        </w:rPr>
+        <w:t xml:space="preserve">دور البريكس في إقامة نظام عالمي متعدد الأقطاب. </w:t>
+      </w:r>
+    </w:p>
+    <w:p>
+      <w:pPr>
+        <w:numPr>
+          <w:ilvl w:val="0"/>
+          <w:numId w:val="50"/>
+        </w:numPr>
+        <w:ind w:left="284" w:hanging="284"/>
+        <w:contextualSpacing/>
+        <w:jc w:val="both"/>
+        <w:rPr>
+          <w:rFonts w:eastAsia="Calibri"/>
+        </w:rPr>
+      </w:pPr>
+      <w:r>
+        <w:rPr>
+          <w:rFonts w:eastAsia="Calibri"/>
+          <w:rtl/>
+        </w:rPr>
+        <w:t xml:space="preserve">دور البريكس في خلق فرص التنمية المستدامة في الدول النامية </w:t>
+      </w:r>
+    </w:p>
+    <w:p>
+      <w:pPr>
+        <w:ind w:firstLine="0"/>
+        <w:jc w:val="both"/>
+        <w:rPr>
+          <w:rFonts w:eastAsia="Calibri"/>
+          <w:rtl/>
+        </w:rPr>
+      </w:pPr>
+      <w:r>
+        <w:rPr>
+          <w:rFonts w:eastAsia="Calibri"/>
+          <w:rtl/>
+        </w:rPr>
+        <w:t xml:space="preserve">وسوف يتم تحليل هذه القضايا من خلال الفهم الدقيق لجوانبها والوقوف على التجاذبات العلمية لأبعادها ثم التأسيس لطائفة من الاستنتاجات. </w:t>
+      </w:r>
+    </w:p>
+    <w:p>
+      <w:pPr>
+        <w:ind w:firstLine="0"/>
+        <w:jc w:val="center"/>
+        <w:rPr>
+          <w:rFonts w:eastAsia="Calibri" w:cs="SKR HEAD1"/>
+          <w:rtl/>
+        </w:rPr>
+      </w:pPr>
+      <w:r>
+        <w:rPr>
+          <w:rFonts w:eastAsia="Calibri" w:cs="SKR HEAD1"/>
+          <w:rtl/>
+        </w:rPr>
+        <w:t>والله المستعان</w:t>
+      </w:r>
+    </w:p>
+    <w:p>
+      <w:pPr>
+        <w:ind w:firstLine="0"/>
+        <w:jc w:val="right"/>
+        <w:rPr>
+          <w:rFonts w:eastAsia="Calibri" w:cs="SKR HEAD1"/>
+          <w:rtl/>
+        </w:rPr>
+      </w:pPr>
+      <w:r>
+        <w:rPr>
+          <w:rFonts w:eastAsia="Calibri" w:cs="SKR HEAD1"/>
+          <w:rtl/>
+        </w:rPr>
+        <w:t xml:space="preserve">المؤلف     </w:t>
+      </w:r>
+    </w:p>
+    <w:p>
+      <w:pPr>
+        <w:pStyle w:val="Heading1"/>
+        <w:rPr>
+          <w:rtl/>
+          <w:lang w:bidi="ar-EG"/>
+        </w:rPr>
+      </w:pPr>
+    </w:p>
+    <w:p>
+      <w:pPr>
+        <w:spacing w:before="0" w:after="120" w:line="240" w:lineRule="auto"/>
+        <w:ind w:firstLine="0"/>
+        <w:jc w:val="left"/>
+        <w:rPr>
+          <w:rFonts w:ascii="SKR HEAD1" w:eastAsia="SKR HEAD1" w:hAnsi="SKR HEAD1" w:cs="SKR HEAD1"/>
+          <w:sz w:val="32"/>
+          <w:szCs w:val="32"/>
+          <w:rtl/>
+          <w:lang w:bidi="ar-EG"/>
+        </w:rPr>
+      </w:pPr>
+      <w:r>
+        <w:rPr>
+          <w:rtl/>
+          <w:lang w:bidi="ar-EG"/>
+        </w:rPr>
+        <w:br w:type="page"/>
+      </w:r>
+    </w:p>
+    <w:p>
+      <w:pPr>
+        <w:pStyle w:val="Heading1"/>
+        <w:rPr>
+          <w:rtl/>
+          <w:lang w:bidi="ar-EG"/>
+        </w:rPr>
+      </w:pPr>
+      <w:r>
+        <w:rPr>
+          <w:rFonts w:hint="cs"/>
+          <w:rtl/>
+          <w:lang w:bidi="ar-EG"/>
+        </w:rPr>
+        <w:lastRenderedPageBreak/>
         <w:t>المبحث الأول</w:t>
       </w:r>
       <w:bookmarkEnd w:id="0"/>
@@ -4738,6 +5199,7 @@
         </w:rPr>
         <w:t>(</w:t>
       </w:r>
+      <w:proofErr w:type="spellStart"/>
       <w:r>
         <w:rPr>
           <w:rFonts w:ascii="Cambria" w:hAnsi="Cambria"/>
@@ -4745,6 +5207,7 @@
         </w:rPr>
         <w:t>sco</w:t>
       </w:r>
+      <w:proofErr w:type="spellEnd"/>
       <w:r>
         <w:rPr>
           <w:rFonts w:ascii="Cambria" w:hAnsi="Cambria" w:hint="cs"/>
@@ -4817,6 +5280,7 @@
         <w:lastRenderedPageBreak/>
         <w:t>وقد تأسست منظمة شنغهاي للتعاون (</w:t>
       </w:r>
+      <w:proofErr w:type="spellStart"/>
       <w:r>
         <w:rPr>
           <w:rFonts w:ascii="Cambria" w:hAnsi="Cambria"/>
@@ -4824,6 +5288,7 @@
         </w:rPr>
         <w:t>sco</w:t>
       </w:r>
+      <w:proofErr w:type="spellEnd"/>
       <w:r>
         <w:rPr>
           <w:rFonts w:hint="cs"/>
@@ -18269,6 +18734,1869 @@
         </w:rPr>
         <w:t xml:space="preserve">ية متعددة تعيد التوازن للنظام النقدي والمالي والعالمي بدلًا من النظام الأحادي القطبية الذي يسرف في استخدام الدولار سلاحًا اقتصاديًا لا يقل خطرًا عن السلاح النووي. </w:t>
       </w:r>
+    </w:p>
+    <w:p>
+      <w:pPr>
+        <w:spacing w:before="0" w:after="120" w:line="240" w:lineRule="auto"/>
+        <w:ind w:firstLine="0"/>
+        <w:jc w:val="left"/>
+        <w:rPr>
+          <w:rtl/>
+          <w:lang w:val="en-GB" w:bidi="ar-EG"/>
+        </w:rPr>
+      </w:pPr>
+      <w:r>
+        <w:rPr>
+          <w:rtl/>
+          <w:lang w:val="en-GB" w:bidi="ar-EG"/>
+        </w:rPr>
+        <w:br w:type="page"/>
+      </w:r>
+    </w:p>
+    <w:p>
+      <w:pPr>
+        <w:pStyle w:val="Style2"/>
+        <w:rPr>
+          <w:rtl/>
+        </w:rPr>
+      </w:pPr>
+      <w:r>
+        <w:rPr>
+          <w:rtl/>
+        </w:rPr>
+        <w:lastRenderedPageBreak/>
+        <w:t xml:space="preserve">المبحث الخامس: فرص وتحديات التنمية في الدول النامية </w:t>
+      </w:r>
+    </w:p>
+    <w:p>
+      <w:pPr>
+        <w:ind w:firstLine="0"/>
+        <w:jc w:val="both"/>
+        <w:rPr>
+          <w:rFonts w:eastAsia="Calibri"/>
+          <w:rtl/>
+        </w:rPr>
+      </w:pPr>
+      <w:r>
+        <w:rPr>
+          <w:rFonts w:eastAsia="Calibri"/>
+          <w:rtl/>
+        </w:rPr>
+        <w:t xml:space="preserve">لقد فرضت اتفاقات التجارة الدولية المعروفة باسم الجات والهادفة إلى تحرير التجارة الدولية على الدول النامية، التكيف مع نظام تحرير التجارة الدولية، والدخول بأساليب المنافسة الحرة في الأسواق العالمية، وكسب أسواق جديدة لصادراتها، وكسر الاحتكارات الدولية لوارداتها من السلع والخدمات الأساسية والاستراتيجية، وذلك مع الحفاظ على أسعار صادراتها في الأسواق الدولية سعيا وراء استقرار مواردها من النقد الأجنبي واستقرار ميزان مدفوعاتها الدولية سعيًا وراء استقرار مواردها من النقد الأجنبي واستقرار ميزان مدفوعاتها. </w:t>
+      </w:r>
+    </w:p>
+    <w:p>
+      <w:pPr>
+        <w:ind w:firstLine="0"/>
+        <w:jc w:val="both"/>
+        <w:rPr>
+          <w:rFonts w:eastAsia="Calibri"/>
+          <w:rtl/>
+        </w:rPr>
+      </w:pPr>
+      <w:r>
+        <w:rPr>
+          <w:rFonts w:eastAsia="Calibri"/>
+          <w:rtl/>
+        </w:rPr>
+        <w:t xml:space="preserve">غير أن الشركات دولية النشاط وهي في سبيل تعظيم أرباحها، تقف حائلًا أمام الدول النامية في تحقيق أهدافها فيما فرضته عليها اتفاقات تحرير التجارة الدولية، فيما تمارسه من احتكار للاستثمار الأجنبي المباشر الذي يستلزم التقنيات المتقدمة، بما يعدم الدول النامية القدرة على الاستغلال الأمثل لمواردها وثرواتها الطبيعية، وبما يحول بينها وبين امتلاك مؤسسات مالية واقتصادية وإنتاجية قادرة على العمل باستقلالية بعيدًا عن التأثر بالمتغيرات العالمية. </w:t>
+      </w:r>
+    </w:p>
+    <w:p>
+      <w:pPr>
+        <w:pStyle w:val="Style3"/>
+        <w:rPr>
+          <w:rtl/>
+        </w:rPr>
+      </w:pPr>
+      <w:r>
+        <w:rPr>
+          <w:rtl/>
+        </w:rPr>
+        <w:t xml:space="preserve">ماهية الشركات دولية النشاط (متعددة القوميات) </w:t>
+      </w:r>
+    </w:p>
+    <w:p>
+      <w:pPr>
+        <w:ind w:firstLine="0"/>
+        <w:jc w:val="both"/>
+        <w:rPr>
+          <w:rFonts w:eastAsia="Calibri"/>
+          <w:rtl/>
+        </w:rPr>
+      </w:pPr>
+      <w:r>
+        <w:rPr>
+          <w:rFonts w:eastAsia="Calibri"/>
+          <w:rtl/>
+        </w:rPr>
+        <w:t xml:space="preserve">يمكن تعريف هذه الشركات بعدة تعريفات جميعها صحيحة، حيث يمكن تعريفها بأنها: الشركات التي تعمل وتتحكم في أنشطة مولّدة للدخل في أكثر من دولة واحدة، كما يمكن تعريفها بأنها الشركات التي تعمل وتمتلك أصولًا في أكثر من دولة، كما يمكن تعريفها بأنها: الشركات ذات المراكز الإنتاجية والفروع الإنتاجية المتوطنة في أكثر من دولة، كما يمكن تعريفها بأنها: الشركات ذات الفروع الإنتاجية المتعددة المملوكة لشركة أم واحدة تتحكم في جميع عملياتها ويقع مركزها الرئيسي في الدولة المالكة لها. </w:t>
+      </w:r>
+    </w:p>
+    <w:p>
+      <w:pPr>
+        <w:pStyle w:val="Style3"/>
+        <w:rPr>
+          <w:rtl/>
+        </w:rPr>
+      </w:pPr>
+      <w:r>
+        <w:rPr>
+          <w:rtl/>
+        </w:rPr>
+        <w:t xml:space="preserve">أشهر الشركات الكبرى المتعددة القوميات والدول المالكة لها: </w:t>
+      </w:r>
+    </w:p>
+    <w:p>
+      <w:pPr>
+        <w:numPr>
+          <w:ilvl w:val="0"/>
+          <w:numId w:val="51"/>
+        </w:numPr>
+        <w:ind w:left="567" w:hanging="567"/>
+        <w:contextualSpacing/>
+        <w:jc w:val="both"/>
+        <w:rPr>
+          <w:rFonts w:eastAsia="Calibri"/>
+        </w:rPr>
+      </w:pPr>
+      <w:r>
+        <w:rPr>
+          <w:rFonts w:eastAsia="Calibri"/>
+          <w:rtl/>
+        </w:rPr>
+        <w:t xml:space="preserve">ايكسون / الولايات المتحدة. </w:t>
+      </w:r>
+    </w:p>
+    <w:p>
+      <w:pPr>
+        <w:numPr>
+          <w:ilvl w:val="0"/>
+          <w:numId w:val="51"/>
+        </w:numPr>
+        <w:ind w:left="567" w:hanging="567"/>
+        <w:contextualSpacing/>
+        <w:jc w:val="both"/>
+        <w:rPr>
+          <w:rFonts w:eastAsia="Calibri"/>
+        </w:rPr>
+      </w:pPr>
+      <w:r>
+        <w:rPr>
+          <w:rFonts w:eastAsia="Calibri"/>
+          <w:rtl/>
+        </w:rPr>
+        <w:t xml:space="preserve">رويال دوتسن مجموعة شل/ بريطانيا وهولندا </w:t>
+      </w:r>
+    </w:p>
+    <w:p>
+      <w:pPr>
+        <w:numPr>
+          <w:ilvl w:val="0"/>
+          <w:numId w:val="51"/>
+        </w:numPr>
+        <w:ind w:left="567" w:hanging="567"/>
+        <w:contextualSpacing/>
+        <w:jc w:val="both"/>
+        <w:rPr>
+          <w:rFonts w:eastAsia="Calibri"/>
+        </w:rPr>
+      </w:pPr>
+      <w:r>
+        <w:rPr>
+          <w:rFonts w:eastAsia="Calibri"/>
+          <w:rtl/>
+        </w:rPr>
+        <w:lastRenderedPageBreak/>
+        <w:t xml:space="preserve">بريتس بتروليوم / بريطانيا </w:t>
+      </w:r>
+    </w:p>
+    <w:p>
+      <w:pPr>
+        <w:numPr>
+          <w:ilvl w:val="0"/>
+          <w:numId w:val="51"/>
+        </w:numPr>
+        <w:ind w:left="567" w:hanging="567"/>
+        <w:contextualSpacing/>
+        <w:jc w:val="both"/>
+        <w:rPr>
+          <w:rFonts w:eastAsia="Calibri"/>
+        </w:rPr>
+      </w:pPr>
+      <w:r>
+        <w:rPr>
+          <w:rFonts w:eastAsia="Calibri"/>
+          <w:rtl/>
+        </w:rPr>
+        <w:t xml:space="preserve">موبيل / الولايات المتحدة </w:t>
+      </w:r>
+    </w:p>
+    <w:p>
+      <w:pPr>
+        <w:numPr>
+          <w:ilvl w:val="0"/>
+          <w:numId w:val="51"/>
+        </w:numPr>
+        <w:ind w:left="567" w:hanging="567"/>
+        <w:contextualSpacing/>
+        <w:jc w:val="both"/>
+        <w:rPr>
+          <w:rFonts w:eastAsia="Calibri"/>
+        </w:rPr>
+      </w:pPr>
+      <w:r>
+        <w:rPr>
+          <w:rFonts w:eastAsia="Calibri"/>
+          <w:rtl/>
+        </w:rPr>
+        <w:t xml:space="preserve">تكساكو / الولايات المتحدة </w:t>
+      </w:r>
+    </w:p>
+    <w:p>
+      <w:pPr>
+        <w:numPr>
+          <w:ilvl w:val="0"/>
+          <w:numId w:val="51"/>
+        </w:numPr>
+        <w:ind w:left="567" w:hanging="567"/>
+        <w:contextualSpacing/>
+        <w:jc w:val="both"/>
+        <w:rPr>
+          <w:rFonts w:eastAsia="Calibri"/>
+        </w:rPr>
+      </w:pPr>
+      <w:r>
+        <w:rPr>
+          <w:rFonts w:eastAsia="Calibri"/>
+          <w:rtl/>
+        </w:rPr>
+        <w:t xml:space="preserve">فورد / الولايات المتحدة </w:t>
+      </w:r>
+    </w:p>
+    <w:p>
+      <w:pPr>
+        <w:numPr>
+          <w:ilvl w:val="0"/>
+          <w:numId w:val="51"/>
+        </w:numPr>
+        <w:ind w:left="567" w:hanging="567"/>
+        <w:contextualSpacing/>
+        <w:jc w:val="both"/>
+        <w:rPr>
+          <w:rFonts w:eastAsia="Calibri"/>
+        </w:rPr>
+      </w:pPr>
+      <w:r>
+        <w:rPr>
+          <w:rFonts w:eastAsia="Calibri"/>
+          <w:rtl/>
+        </w:rPr>
+        <w:t xml:space="preserve">جنرال موتورز / الولايات المتحدة </w:t>
+      </w:r>
+    </w:p>
+    <w:p>
+      <w:pPr>
+        <w:numPr>
+          <w:ilvl w:val="0"/>
+          <w:numId w:val="51"/>
+        </w:numPr>
+        <w:ind w:left="567" w:hanging="567"/>
+        <w:contextualSpacing/>
+        <w:jc w:val="both"/>
+        <w:rPr>
+          <w:rFonts w:eastAsia="Calibri"/>
+        </w:rPr>
+      </w:pPr>
+      <w:r>
+        <w:rPr>
+          <w:rFonts w:eastAsia="Calibri"/>
+          <w:rtl/>
+        </w:rPr>
+        <w:t xml:space="preserve">استاندارد أويل أوف جلف / الولايات المتحدة </w:t>
+      </w:r>
+    </w:p>
+    <w:p>
+      <w:pPr>
+        <w:numPr>
+          <w:ilvl w:val="0"/>
+          <w:numId w:val="51"/>
+        </w:numPr>
+        <w:ind w:left="567" w:hanging="567"/>
+        <w:contextualSpacing/>
+        <w:jc w:val="both"/>
+        <w:rPr>
+          <w:rFonts w:eastAsia="Calibri"/>
+        </w:rPr>
+      </w:pPr>
+      <w:r>
+        <w:rPr>
+          <w:rFonts w:eastAsia="Calibri"/>
+          <w:rtl/>
+        </w:rPr>
+        <w:t xml:space="preserve">فيلبس / هولندا </w:t>
+      </w:r>
+    </w:p>
+    <w:p>
+      <w:pPr>
+        <w:numPr>
+          <w:ilvl w:val="0"/>
+          <w:numId w:val="51"/>
+        </w:numPr>
+        <w:ind w:left="567" w:hanging="567"/>
+        <w:contextualSpacing/>
+        <w:jc w:val="both"/>
+        <w:rPr>
+          <w:rFonts w:eastAsia="Calibri"/>
+        </w:rPr>
+      </w:pPr>
+      <w:r>
+        <w:rPr>
+          <w:rFonts w:eastAsia="Calibri"/>
+          <w:rtl/>
+        </w:rPr>
+        <w:t xml:space="preserve">انترناشونا بيزنس ماشين / الولايات المتحدة </w:t>
+      </w:r>
+    </w:p>
+    <w:p>
+      <w:pPr>
+        <w:numPr>
+          <w:ilvl w:val="0"/>
+          <w:numId w:val="51"/>
+        </w:numPr>
+        <w:ind w:left="567" w:hanging="567"/>
+        <w:contextualSpacing/>
+        <w:jc w:val="both"/>
+        <w:rPr>
+          <w:rFonts w:eastAsia="Calibri"/>
+        </w:rPr>
+      </w:pPr>
+      <w:r>
+        <w:rPr>
+          <w:rFonts w:eastAsia="Calibri"/>
+          <w:rtl/>
+        </w:rPr>
+        <w:t xml:space="preserve">جلف أويل / الولايات المتحدة </w:t>
+      </w:r>
+    </w:p>
+    <w:p>
+      <w:pPr>
+        <w:numPr>
+          <w:ilvl w:val="0"/>
+          <w:numId w:val="51"/>
+        </w:numPr>
+        <w:ind w:left="567" w:hanging="567"/>
+        <w:contextualSpacing/>
+        <w:jc w:val="both"/>
+        <w:rPr>
+          <w:rFonts w:eastAsia="Calibri"/>
+        </w:rPr>
+      </w:pPr>
+      <w:r>
+        <w:rPr>
+          <w:rFonts w:eastAsia="Calibri"/>
+          <w:rtl/>
+        </w:rPr>
+        <w:t xml:space="preserve">يونيلفر / بريطانيا، هولندا </w:t>
+      </w:r>
+    </w:p>
+    <w:p>
+      <w:pPr>
+        <w:numPr>
+          <w:ilvl w:val="0"/>
+          <w:numId w:val="51"/>
+        </w:numPr>
+        <w:ind w:left="567" w:hanging="567"/>
+        <w:contextualSpacing/>
+        <w:jc w:val="both"/>
+        <w:rPr>
+          <w:rFonts w:eastAsia="Calibri"/>
+        </w:rPr>
+      </w:pPr>
+      <w:r>
+        <w:rPr>
+          <w:rFonts w:eastAsia="Calibri"/>
+          <w:rtl/>
+        </w:rPr>
+        <w:t xml:space="preserve">نستلة / سويسرا </w:t>
+      </w:r>
+    </w:p>
+    <w:p>
+      <w:pPr>
+        <w:numPr>
+          <w:ilvl w:val="0"/>
+          <w:numId w:val="51"/>
+        </w:numPr>
+        <w:ind w:left="567" w:hanging="567"/>
+        <w:contextualSpacing/>
+        <w:jc w:val="both"/>
+        <w:rPr>
+          <w:rFonts w:eastAsia="Calibri"/>
+        </w:rPr>
+      </w:pPr>
+      <w:r>
+        <w:rPr>
+          <w:rFonts w:eastAsia="Calibri"/>
+          <w:rtl/>
+        </w:rPr>
+        <w:t xml:space="preserve">باير / ألمانيا </w:t>
+      </w:r>
+    </w:p>
+    <w:p>
+      <w:pPr>
+        <w:numPr>
+          <w:ilvl w:val="0"/>
+          <w:numId w:val="51"/>
+        </w:numPr>
+        <w:ind w:left="567" w:hanging="567"/>
+        <w:contextualSpacing/>
+        <w:jc w:val="both"/>
+        <w:rPr>
+          <w:rFonts w:eastAsia="Calibri"/>
+        </w:rPr>
+      </w:pPr>
+      <w:r>
+        <w:rPr>
+          <w:rFonts w:eastAsia="Calibri"/>
+          <w:rtl/>
+        </w:rPr>
+        <w:t xml:space="preserve">فولكس فاجن / ألمانيا </w:t>
+      </w:r>
+    </w:p>
+    <w:p>
+      <w:pPr>
+        <w:numPr>
+          <w:ilvl w:val="0"/>
+          <w:numId w:val="51"/>
+        </w:numPr>
+        <w:ind w:left="567" w:hanging="567"/>
+        <w:contextualSpacing/>
+        <w:jc w:val="both"/>
+        <w:rPr>
+          <w:rFonts w:eastAsia="Calibri"/>
+        </w:rPr>
+      </w:pPr>
+      <w:r>
+        <w:rPr>
+          <w:rFonts w:eastAsia="Calibri"/>
+          <w:rtl/>
+        </w:rPr>
+        <w:t xml:space="preserve">سايمز / ألمانيا </w:t>
+      </w:r>
+    </w:p>
+    <w:p>
+      <w:pPr>
+        <w:numPr>
+          <w:ilvl w:val="0"/>
+          <w:numId w:val="51"/>
+        </w:numPr>
+        <w:ind w:left="567" w:hanging="567"/>
+        <w:contextualSpacing/>
+        <w:jc w:val="both"/>
+        <w:rPr>
+          <w:rFonts w:eastAsia="Calibri"/>
+        </w:rPr>
+      </w:pPr>
+      <w:r>
+        <w:rPr>
+          <w:rFonts w:eastAsia="Calibri"/>
+          <w:rtl/>
+        </w:rPr>
+        <w:t xml:space="preserve">كومباين فرانسيز دي بترول / فرنسا </w:t>
+      </w:r>
+    </w:p>
+    <w:p>
+      <w:pPr>
+        <w:numPr>
+          <w:ilvl w:val="0"/>
+          <w:numId w:val="51"/>
+        </w:numPr>
+        <w:ind w:left="567" w:hanging="567"/>
+        <w:contextualSpacing/>
+        <w:jc w:val="both"/>
+        <w:rPr>
+          <w:rFonts w:eastAsia="Calibri"/>
+        </w:rPr>
+      </w:pPr>
+      <w:r>
+        <w:rPr>
+          <w:rFonts w:eastAsia="Calibri"/>
+          <w:rtl/>
+        </w:rPr>
+        <w:t xml:space="preserve">دايملر بنز / ألمانيا </w:t>
+      </w:r>
+    </w:p>
+    <w:p>
+      <w:pPr>
+        <w:numPr>
+          <w:ilvl w:val="0"/>
+          <w:numId w:val="51"/>
+        </w:numPr>
+        <w:ind w:left="567" w:hanging="567"/>
+        <w:contextualSpacing/>
+        <w:jc w:val="both"/>
+        <w:rPr>
+          <w:rFonts w:eastAsia="Calibri"/>
+        </w:rPr>
+      </w:pPr>
+      <w:r>
+        <w:rPr>
+          <w:rFonts w:eastAsia="Calibri"/>
+          <w:rtl/>
+        </w:rPr>
+        <w:t xml:space="preserve">تويوتا / اليابان </w:t>
+      </w:r>
+    </w:p>
+    <w:p>
+      <w:pPr>
+        <w:numPr>
+          <w:ilvl w:val="0"/>
+          <w:numId w:val="51"/>
+        </w:numPr>
+        <w:ind w:left="567" w:hanging="567"/>
+        <w:contextualSpacing/>
+        <w:jc w:val="both"/>
+        <w:rPr>
+          <w:rFonts w:eastAsia="Calibri"/>
+        </w:rPr>
+      </w:pPr>
+      <w:r>
+        <w:rPr>
+          <w:rFonts w:eastAsia="Calibri"/>
+          <w:rtl/>
+        </w:rPr>
+        <w:t xml:space="preserve">نيت أب / أمريكا </w:t>
+      </w:r>
+    </w:p>
+    <w:p>
+      <w:pPr>
+        <w:numPr>
+          <w:ilvl w:val="0"/>
+          <w:numId w:val="51"/>
+        </w:numPr>
+        <w:ind w:left="567" w:hanging="567"/>
+        <w:contextualSpacing/>
+        <w:jc w:val="both"/>
+        <w:rPr>
+          <w:rFonts w:eastAsia="Calibri"/>
+        </w:rPr>
+      </w:pPr>
+      <w:r>
+        <w:rPr>
+          <w:rFonts w:eastAsia="Calibri"/>
+          <w:rtl/>
+        </w:rPr>
+        <w:t xml:space="preserve">دول مارت / أمريكا </w:t>
+      </w:r>
+    </w:p>
+    <w:p>
+      <w:pPr>
+        <w:numPr>
+          <w:ilvl w:val="0"/>
+          <w:numId w:val="51"/>
+        </w:numPr>
+        <w:ind w:left="567" w:hanging="567"/>
+        <w:contextualSpacing/>
+        <w:jc w:val="both"/>
+        <w:rPr>
+          <w:rFonts w:eastAsia="Calibri"/>
+        </w:rPr>
+      </w:pPr>
+      <w:r>
+        <w:rPr>
+          <w:rFonts w:eastAsia="Calibri"/>
+          <w:rtl/>
+        </w:rPr>
+        <w:t xml:space="preserve">ميكروسوفت / أمريكا </w:t>
+      </w:r>
+    </w:p>
+    <w:p>
+      <w:pPr>
+        <w:numPr>
+          <w:ilvl w:val="0"/>
+          <w:numId w:val="51"/>
+        </w:numPr>
+        <w:ind w:left="567" w:hanging="567"/>
+        <w:contextualSpacing/>
+        <w:jc w:val="both"/>
+        <w:rPr>
+          <w:rFonts w:eastAsia="Calibri"/>
+        </w:rPr>
+      </w:pPr>
+      <w:r>
+        <w:rPr>
+          <w:rFonts w:eastAsia="Calibri"/>
+          <w:rtl/>
+        </w:rPr>
+        <w:t xml:space="preserve">شركة جوجل / أمريكا </w:t>
+      </w:r>
+    </w:p>
+    <w:p>
+      <w:pPr>
+        <w:numPr>
+          <w:ilvl w:val="0"/>
+          <w:numId w:val="51"/>
+        </w:numPr>
+        <w:ind w:left="567" w:hanging="567"/>
+        <w:contextualSpacing/>
+        <w:jc w:val="both"/>
+        <w:rPr>
+          <w:rFonts w:eastAsia="Calibri"/>
+        </w:rPr>
+      </w:pPr>
+      <w:r>
+        <w:rPr>
+          <w:rFonts w:eastAsia="Calibri"/>
+          <w:rtl/>
+        </w:rPr>
+        <w:t xml:space="preserve">شركة فيديكس / أمريكا </w:t>
+      </w:r>
+    </w:p>
+    <w:p>
+      <w:pPr>
+        <w:ind w:firstLine="0"/>
+        <w:jc w:val="both"/>
+        <w:rPr>
+          <w:rFonts w:eastAsia="Calibri"/>
+          <w:rtl/>
+        </w:rPr>
+      </w:pPr>
+      <w:r>
+        <w:rPr>
+          <w:rFonts w:eastAsia="Calibri"/>
+          <w:rtl/>
+        </w:rPr>
+        <w:t xml:space="preserve">وهناك العشرات من الشركات متعددة القوميات تدرج ضمن 145 تصنيفًا إما بحسب البلد أو بحسب الصناعة أو بحسب النوع أو بحسب البلد     </w:t>
+      </w:r>
+    </w:p>
+    <w:p>
+      <w:pPr>
+        <w:ind w:firstLine="0"/>
+        <w:jc w:val="both"/>
+        <w:rPr>
+          <w:rFonts w:eastAsia="Calibri"/>
+          <w:rtl/>
+        </w:rPr>
+      </w:pPr>
+      <w:r>
+        <w:rPr>
+          <w:rFonts w:eastAsia="Calibri"/>
+          <w:rtl/>
+        </w:rPr>
+        <w:lastRenderedPageBreak/>
+        <w:t xml:space="preserve">أن استثمارابت الشركات المتعددة القوميات في غالبية الدول النامية استثمارات قسّيسة واستخباراتية وهامشية، فهي من ناحية لإنتاج أو لتسويق منتجات استهلاحكية وهي من ناحية أخرى تهدف إلى تعظيم أرباحها، وهي من ناحية ثالثة لا تجسّد سوى درجة ضئيلة من المعرفة التكنولوجية في عملياتها، ولا تهدف إلى توطين التكنولوجيا في البلدان النامية ولا إلى نقلها أو توليدها فيها، وهي من ناحية رابعة تهدف إلى ترسيخ وتوطين التخلف والفقر والتبعيّة للدول المضيفة لها إلى دولتها الأم، وهي من ناحية خامسة استخباراتية، فشركة جوجل تعرف كل شبر في جميع بقاع العالم، وشبكات التواصل الاجتماعي وتبادل المعلومات والمنصات الرقمية مثل فيسبوك وتوتير وانستغرام ويوتيوب وسناب شات ولينكد إن وبينزست وريديت وغيرها لم تعد منصات تتيح التفاعل بين الأشخاص الذين يتبادلون المعلومات والأفكار في مجتمعات افتراضية أو إرسال واستقبال الرسائل، بل تحولت إلى جواسيس متنقلة تنتهك الخصوصية وتبيع المعلومات وتتبع مواقع المستخدمين وتستنزف الوقت. </w:t>
+      </w:r>
+    </w:p>
+    <w:p>
+      <w:pPr>
+        <w:ind w:firstLine="0"/>
+        <w:jc w:val="both"/>
+        <w:rPr>
+          <w:rFonts w:eastAsia="Calibri"/>
+          <w:rtl/>
+        </w:rPr>
+      </w:pPr>
+      <w:r>
+        <w:rPr>
+          <w:rFonts w:eastAsia="Calibri"/>
+          <w:rtl/>
+        </w:rPr>
+        <w:t xml:space="preserve">وفي مقالة له بعنوان: الانترنت والأمن القومي منشورة بالعدد 5036 بجريدة الاهرام كتب الاستاذ/ والي دولاني يقول: لم يعد الأمن القومي في عصرنا الراهن مقتصرا على الحدود البرية، أو منظومات الدفاع الجوي، بل أصبحت منظومات الاتصالات الرقمية، بداية من كابلات الألياف الضوئية، غلى مراكز البيانات، أحد أبرز مقومات الأمن القومي، وربما أكثرها هشاشة وخطورة. </w:t>
+      </w:r>
+    </w:p>
+    <w:p>
+      <w:pPr>
+        <w:ind w:firstLine="0"/>
+        <w:jc w:val="both"/>
+        <w:rPr>
+          <w:rFonts w:eastAsia="Calibri"/>
+          <w:rtl/>
+        </w:rPr>
+      </w:pPr>
+      <w:r>
+        <w:rPr>
+          <w:rFonts w:eastAsia="Calibri"/>
+          <w:rtl/>
+        </w:rPr>
+        <w:t xml:space="preserve">ففي عالم تدار فيه الجيوش بالذكاء الاصطناعي، وتتأثر الاسواق الاقتصادية بتغريدة وتغير نتائج الانتخابات عبر لجان خفية في شبكات التواصل، أصبح اختراق الأنترنت أو تعطيل، شبكات الاتصال أداة فتاكة قد تتفوق في تأثيرها على القنابل الذكية. </w:t>
+      </w:r>
+    </w:p>
+    <w:p>
+      <w:pPr>
+        <w:ind w:firstLine="0"/>
+        <w:jc w:val="both"/>
+        <w:rPr>
+          <w:rFonts w:eastAsia="Calibri"/>
+          <w:rtl/>
+        </w:rPr>
+      </w:pPr>
+      <w:r>
+        <w:rPr>
+          <w:rFonts w:eastAsia="Calibri"/>
+          <w:rtl/>
+        </w:rPr>
+        <w:t xml:space="preserve">ويضيف الأستاذ والي دولاتي قوله: وليس هذا حديثًا نظريًا أو تخوفًا مستقبليًا، بل هو واقع تشهده ونرصده، فقد رأينا مؤخرًا، تورّط إسرائيل، وفق تقارير إعلامية منشورة، في تنفيذ عمليات تخريب دقيقة، استهدفت البنية التحتية للاتصالات في إيران، شملت أعطالا ي مراكز اتصالات رئيسية، وهجمات أربكت النظام المصرفي، بل تسببت مؤقتًا في تعطيل </w:t>
+      </w:r>
+      <w:r>
+        <w:rPr>
+          <w:rFonts w:eastAsia="Calibri"/>
+          <w:rtl/>
+        </w:rPr>
+        <w:lastRenderedPageBreak/>
+        <w:t xml:space="preserve">مراكز حساسة للطاقة وقد بدا واضحًا أن اسرائيل لا تستخدم التكنولوجيا فقط للدفاع، بل لإعادة تشكيل معادلات الردع والاختراق. </w:t>
+      </w:r>
+    </w:p>
+    <w:p>
+      <w:pPr>
+        <w:ind w:firstLine="0"/>
+        <w:jc w:val="both"/>
+        <w:rPr>
+          <w:rFonts w:eastAsia="Calibri"/>
+          <w:rtl/>
+        </w:rPr>
+      </w:pPr>
+      <w:r>
+        <w:rPr>
+          <w:rFonts w:eastAsia="Calibri"/>
+          <w:rtl/>
+        </w:rPr>
+        <w:t xml:space="preserve">وهنا يصبح من الضروري أن نعيد تعريف الأمن القومي، بحيث لا يقتصر على التصدي للأخطار من الخارج، بل يشمل القدرة على مواصلة العمل داخليًا تحت أي ظرف. </w:t>
+      </w:r>
+    </w:p>
+    <w:p>
+      <w:pPr>
+        <w:ind w:firstLine="0"/>
+        <w:jc w:val="both"/>
+        <w:rPr>
+          <w:rFonts w:eastAsia="Calibri"/>
+          <w:rtl/>
+        </w:rPr>
+      </w:pPr>
+      <w:r>
+        <w:rPr>
+          <w:rFonts w:eastAsia="Calibri"/>
+          <w:rtl/>
+        </w:rPr>
+        <w:t>كما تبرز الحاجة إلى تأسيس هيئة وطنية مستقلة للأمن المعلوماتي، تتكامل وظيفيًا مع المؤسسات الأمنية والاقتصادية، فإن الأمن القومي في القرن الحادي والعشرين كما يقاس بقدرات الدولة العسكرية، يقاس كذلك بمدى قدرتها على حماية شبكاتها الرقمية، فقد أصبحت الكابلات أشد خطرًا من المدافع، وخطوط البيانات أكثر حساسية من خطوط النار وإذا كانت الشركات المتعددة القوميات المنتجة لشبكات الاتصالات والتواصل كانت في وقت طفرة علمية هائلة في التقدم العلمي واستخدام التكنولوجيا في مختلف مجالات الحياة، فإن التقدم التكنولوجي المتسارع الذي حققه استخدام الذكاء الاصطناعي أصبح بتطبيقاته في التعليم والصحة والتجارة والتنمية والحروب والطب ومئات التطبيقات التي أضحت تظهر كل يوم على المتاجر الإلكترونية، أصبح ميادين وساحات للحرب العلمية التكنولوجية بين الشركات العالمية والقوى العالمية الكبرى.</w:t>
+      </w:r>
+    </w:p>
+    <w:p>
+      <w:pPr>
+        <w:ind w:firstLine="0"/>
+        <w:jc w:val="both"/>
+        <w:rPr>
+          <w:rFonts w:eastAsia="Calibri"/>
+          <w:rtl/>
+        </w:rPr>
+      </w:pPr>
+      <w:r>
+        <w:rPr>
+          <w:rFonts w:eastAsia="Calibri"/>
+          <w:rtl/>
+        </w:rPr>
+        <w:t xml:space="preserve">ومن أكبر الشركات العالمية المتنافسة في مجال الذكاء الاصطناعي شركة (أوبن إي آي) التي أسسها عدد من أكبر خبراء التكنولوجيا من أمثال (ايلون ماسك) (وسام التمان) والتي أصبحت تنتج ما يعرف بالذكاء الاصطناعي التنبؤي الذي يمكنه افتراض أو توقع المستقبل وفقا للبيانات التراكمية السابقة، لكي يتم الاعتماد عليه في مجالات متعددة مثل سوق المال والبورصة وحالة الجو والتجارة الإلكترونية، ودعم متخذ القرار، هذا بالإضافة إلى تطبيقات الذكاء الاصطناعي التوليدي القادرة على إنتاج محتويات جديدة وغير مسبوقة اعتمادا على المخزون التراكمي من النصوص والصور، ولعل خير مثال على هذه التطبيقات تطبيق: (شات جي بي تي) القادر على إنتاج الأبحاث العلمية المسروقة وتحليل نتائج التجارب المعملية في دقائق معدودات بناء على طلب المستخدم له. </w:t>
+      </w:r>
+    </w:p>
+    <w:p>
+      <w:pPr>
+        <w:ind w:firstLine="0"/>
+        <w:jc w:val="both"/>
+        <w:rPr>
+          <w:rFonts w:eastAsia="Calibri"/>
+          <w:rtl/>
+        </w:rPr>
+      </w:pPr>
+      <w:r>
+        <w:rPr>
+          <w:rFonts w:eastAsia="Calibri"/>
+          <w:rtl/>
+        </w:rPr>
+        <w:lastRenderedPageBreak/>
+        <w:t xml:space="preserve">وعلى مستوى المستقبل القريب تتوقع الشركات العالمية المنتجة لتطبيقات الذكاء الاصطناعي إنتاج وطرح تطبيقات أكثر كفاءة في جميع مجالات الحياة. </w:t>
+      </w:r>
+    </w:p>
+    <w:p>
+      <w:pPr>
+        <w:ind w:firstLine="0"/>
+        <w:jc w:val="both"/>
+        <w:rPr>
+          <w:rFonts w:eastAsia="Calibri"/>
+          <w:rtl/>
+        </w:rPr>
+      </w:pPr>
+      <w:r>
+        <w:rPr>
+          <w:rFonts w:eastAsia="Calibri"/>
+          <w:rtl/>
+        </w:rPr>
+        <w:t xml:space="preserve">وهو الأمر الذي يفرض على جميع الدول وضع الأطر التنظيمية للاستخدام الأخلاقي والمشروع والمسئول لتقنيات وتطبيقات الذكاء الاصطناعي في المجتمعات الإنسانية، وذلك من أجل خلق إطار قانوني وتنظيمي يحمي خصوصيات وبيانات الأفراد، ويضمن للدولة سلامة أمنها القومي. </w:t>
+      </w:r>
+    </w:p>
+    <w:p>
+      <w:pPr>
+        <w:pStyle w:val="Style3"/>
+        <w:rPr>
+          <w:rtl/>
+        </w:rPr>
+      </w:pPr>
+      <w:r>
+        <w:rPr>
+          <w:rtl/>
+        </w:rPr>
+        <w:t xml:space="preserve">الشركات المتعددة القوميات في علاقتها باحتكار القلة: </w:t>
+      </w:r>
+    </w:p>
+    <w:p>
+      <w:pPr>
+        <w:ind w:firstLine="0"/>
+        <w:jc w:val="both"/>
+        <w:rPr>
+          <w:rFonts w:eastAsia="Calibri"/>
+          <w:rtl/>
+        </w:rPr>
+      </w:pPr>
+      <w:r>
+        <w:rPr>
+          <w:rFonts w:eastAsia="Calibri"/>
+          <w:rtl/>
+        </w:rPr>
+        <w:t xml:space="preserve">هناك عددًا من التساؤلات حول علاقة هذه الشكرات بنظرية احتكار القلة ويقف وراء هذه التساؤلات مجموعة من الاعتبارات من أهمها: </w:t>
+      </w:r>
+    </w:p>
+    <w:p>
+      <w:pPr>
+        <w:numPr>
+          <w:ilvl w:val="0"/>
+          <w:numId w:val="52"/>
+        </w:numPr>
+        <w:ind w:left="567" w:hanging="567"/>
+        <w:contextualSpacing/>
+        <w:jc w:val="both"/>
+        <w:rPr>
+          <w:rFonts w:eastAsia="Calibri"/>
+        </w:rPr>
+      </w:pPr>
+      <w:r>
+        <w:rPr>
+          <w:rFonts w:eastAsia="Calibri"/>
+          <w:rtl/>
+        </w:rPr>
+        <w:t xml:space="preserve">ندرة أو قلة الوجود. </w:t>
+      </w:r>
+    </w:p>
+    <w:p>
+      <w:pPr>
+        <w:numPr>
+          <w:ilvl w:val="0"/>
+          <w:numId w:val="52"/>
+        </w:numPr>
+        <w:ind w:left="567" w:hanging="567"/>
+        <w:contextualSpacing/>
+        <w:jc w:val="both"/>
+        <w:rPr>
+          <w:rFonts w:eastAsia="Calibri"/>
+        </w:rPr>
+      </w:pPr>
+      <w:r>
+        <w:rPr>
+          <w:rFonts w:eastAsia="Calibri"/>
+          <w:rtl/>
+        </w:rPr>
+        <w:t xml:space="preserve">كبر الحجم وقوة السيطرة وحجم الاستثمارات. </w:t>
+      </w:r>
+    </w:p>
+    <w:p>
+      <w:pPr>
+        <w:numPr>
+          <w:ilvl w:val="0"/>
+          <w:numId w:val="52"/>
+        </w:numPr>
+        <w:ind w:left="567" w:hanging="567"/>
+        <w:contextualSpacing/>
+        <w:jc w:val="both"/>
+        <w:rPr>
+          <w:rFonts w:eastAsia="Calibri"/>
+        </w:rPr>
+      </w:pPr>
+      <w:r>
+        <w:rPr>
+          <w:rFonts w:eastAsia="Calibri"/>
+          <w:rtl/>
+        </w:rPr>
+        <w:t xml:space="preserve">دولة التأسيس والدعم اللوجستي. </w:t>
+      </w:r>
+    </w:p>
+    <w:p>
+      <w:pPr>
+        <w:numPr>
+          <w:ilvl w:val="0"/>
+          <w:numId w:val="52"/>
+        </w:numPr>
+        <w:ind w:left="567" w:hanging="567"/>
+        <w:contextualSpacing/>
+        <w:jc w:val="both"/>
+        <w:rPr>
+          <w:rFonts w:eastAsia="Calibri"/>
+        </w:rPr>
+      </w:pPr>
+      <w:r>
+        <w:rPr>
+          <w:rFonts w:eastAsia="Calibri"/>
+          <w:rtl/>
+        </w:rPr>
+        <w:t xml:space="preserve">نوعية النشاط وأهمية المنتجات. </w:t>
+      </w:r>
+    </w:p>
+    <w:p>
+      <w:pPr>
+        <w:numPr>
+          <w:ilvl w:val="0"/>
+          <w:numId w:val="52"/>
+        </w:numPr>
+        <w:ind w:left="567" w:hanging="567"/>
+        <w:contextualSpacing/>
+        <w:jc w:val="both"/>
+        <w:rPr>
+          <w:rFonts w:eastAsia="Calibri"/>
+        </w:rPr>
+      </w:pPr>
+      <w:r>
+        <w:rPr>
+          <w:rFonts w:eastAsia="Calibri"/>
+          <w:rtl/>
+        </w:rPr>
+        <w:t xml:space="preserve">قدرة الشركات الناشئة على المنافسة. </w:t>
+      </w:r>
+    </w:p>
+    <w:p>
+      <w:pPr>
+        <w:numPr>
+          <w:ilvl w:val="0"/>
+          <w:numId w:val="52"/>
+        </w:numPr>
+        <w:ind w:left="567" w:hanging="567"/>
+        <w:contextualSpacing/>
+        <w:jc w:val="both"/>
+        <w:rPr>
+          <w:rFonts w:eastAsia="Calibri"/>
+        </w:rPr>
+      </w:pPr>
+      <w:r>
+        <w:rPr>
+          <w:rFonts w:eastAsia="Calibri"/>
+          <w:rtl/>
+        </w:rPr>
+        <w:t xml:space="preserve">نوعية الدول المضيفة لاستثماراتها. </w:t>
+      </w:r>
+    </w:p>
+    <w:p>
+      <w:pPr>
+        <w:numPr>
+          <w:ilvl w:val="0"/>
+          <w:numId w:val="52"/>
+        </w:numPr>
+        <w:ind w:left="567" w:hanging="567"/>
+        <w:contextualSpacing/>
+        <w:jc w:val="both"/>
+        <w:rPr>
+          <w:rFonts w:eastAsia="Calibri"/>
+        </w:rPr>
+      </w:pPr>
+      <w:r>
+        <w:rPr>
+          <w:rFonts w:eastAsia="Calibri"/>
+          <w:rtl/>
+        </w:rPr>
+        <w:t xml:space="preserve">مجالات استثماراتها الحقيقية والمباشرة. </w:t>
+      </w:r>
+    </w:p>
+    <w:p>
+      <w:pPr>
+        <w:numPr>
+          <w:ilvl w:val="0"/>
+          <w:numId w:val="52"/>
+        </w:numPr>
+        <w:ind w:left="567" w:hanging="567"/>
+        <w:contextualSpacing/>
+        <w:jc w:val="both"/>
+        <w:rPr>
+          <w:rFonts w:eastAsia="Calibri"/>
+        </w:rPr>
+      </w:pPr>
+      <w:r>
+        <w:rPr>
+          <w:rFonts w:eastAsia="Calibri"/>
+          <w:rtl/>
+        </w:rPr>
+        <w:t xml:space="preserve">تخصصها في إنتاج تطبيقات الذكاء الاصطناعي التوليدي والتنبؤي وفي تقييمنا الموضوعي لنشاط هذه الشركات نقول: </w:t>
+      </w:r>
+    </w:p>
+    <w:p>
+      <w:pPr>
+        <w:ind w:firstLine="0"/>
+        <w:jc w:val="both"/>
+        <w:rPr>
+          <w:rFonts w:eastAsia="Calibri"/>
+          <w:rtl/>
+        </w:rPr>
+      </w:pPr>
+      <w:r>
+        <w:rPr>
+          <w:rFonts w:eastAsia="Calibri"/>
+          <w:rtl/>
+        </w:rPr>
+        <w:t xml:space="preserve">إن سوق إنتاج تطبيقات الذكاء الاصطناعي لا يمكن وصفه بأنه سوق منافسة كاملة نظرًا لعدم توفر شوط هذه السوق، حيث أن نصيب كل شركة بائعة لهذه المنتجات ليس ضئيلًا بل هي تنتج التطبيق كاملًا وتبيعه كاملًا لكل دولة مشترية، كما أن الشركات المنتجة لهذه التطبيقات تنتج تطبيقات غير متماثلة أو متطابقة في المواصفات والامتيازات والتوصيف الذي يمكننا القول به لأسواق انتاج تطبيقات الذكاء الاصطناعي أنها أسواق احتكارية الإنتاج واحتكار البيع حيث أنها سوق تقول فيه كل شركة منتجة على حدة انتاج وبيع </w:t>
+      </w:r>
+      <w:r>
+        <w:rPr>
+          <w:rFonts w:eastAsia="Calibri"/>
+          <w:rtl/>
+        </w:rPr>
+        <w:lastRenderedPageBreak/>
+        <w:t xml:space="preserve">تطبيق بكامله لا يوجد له مثيل في الأسواق العالمية يمكن أن تؤثر ظروف عرضه وبيعه على الكميات المباعة من هذا التطبيق بدرجة يعتد بها في ثمن أو في كمية التطبيقات المباعة. </w:t>
+      </w:r>
+    </w:p>
+    <w:p>
+      <w:pPr>
+        <w:ind w:firstLine="0"/>
+        <w:jc w:val="both"/>
+        <w:rPr>
+          <w:rFonts w:eastAsia="Calibri"/>
+          <w:rtl/>
+        </w:rPr>
+      </w:pPr>
+      <w:r>
+        <w:rPr>
+          <w:rFonts w:eastAsia="Calibri"/>
+          <w:rtl/>
+        </w:rPr>
+        <w:t xml:space="preserve">ويتميز هذا الاحتكار بأنه احتكار كامل أو مطلق نظرًا لتولي شركة واحدة عرض وبيع كل التطبيق الذي لا يوجد له مثيل في الأسواق. </w:t>
+      </w:r>
+    </w:p>
+    <w:p>
+      <w:pPr>
+        <w:ind w:firstLine="0"/>
+        <w:jc w:val="both"/>
+        <w:rPr>
+          <w:rFonts w:eastAsia="Calibri"/>
+          <w:rtl/>
+        </w:rPr>
+      </w:pPr>
+      <w:r>
+        <w:rPr>
+          <w:rFonts w:eastAsia="Calibri"/>
+          <w:rtl/>
+        </w:rPr>
+        <w:t xml:space="preserve">وذلك فضلًا عن وجود الكثير من العقبات التيتقف في وجه غالبية شركات التكنولوجيا المتقدمة والتي تمنعها من إنتاج تطبيق مماثل، وذلك مع قدرة الشركة المنتجة على منع لادخول هذه الشركات في إنتج التطبيق حتى تظل محتكرة لإنتاجه. كما يمكن وصف سوق انتاج تطبيقات الذكاء الاصطناعي بأنه سوق احتكار القلة المتنوع الذي تتولى فيه عدة شركات قليلة جدًا انتاج وبيع هذه التطبيقات حيث تتمتع كل شركة منتجة بمركز انتاجي خاص يجعلها تعتقد أن أية شركة أخرى لا تستطيع انتاج تطبيق مماثل لمنتجاتها في درجة الجودة أو الاتقان. </w:t>
+      </w:r>
+    </w:p>
+    <w:p>
+      <w:pPr>
+        <w:ind w:firstLine="0"/>
+        <w:jc w:val="both"/>
+        <w:rPr>
+          <w:rFonts w:eastAsia="Calibri"/>
+          <w:rtl/>
+        </w:rPr>
+      </w:pPr>
+      <w:r>
+        <w:rPr>
+          <w:rFonts w:eastAsia="Calibri"/>
+          <w:rtl/>
+        </w:rPr>
+        <w:t xml:space="preserve">وإنما كان هذا السوق سوقًا متنوعًا لوجود شركات انتاج أخرى يمكنها انتاج تطبيقات بديلة متنوعة بينها بعض الاختلافات. </w:t>
+      </w:r>
+    </w:p>
+    <w:p>
+      <w:pPr>
+        <w:ind w:firstLine="0"/>
+        <w:jc w:val="both"/>
+        <w:rPr>
+          <w:rFonts w:eastAsia="Calibri"/>
+          <w:rtl/>
+        </w:rPr>
+      </w:pPr>
+      <w:r>
+        <w:rPr>
+          <w:rFonts w:eastAsia="Calibri"/>
+          <w:rtl/>
+        </w:rPr>
+        <w:t xml:space="preserve">خصائص الشركات المتعددة القوميات المحتكرة لإنتاج تطبيقات الذكاء الاصطناعي: </w:t>
+      </w:r>
+    </w:p>
+    <w:p>
+      <w:pPr>
+        <w:numPr>
+          <w:ilvl w:val="0"/>
+          <w:numId w:val="53"/>
+        </w:numPr>
+        <w:ind w:left="567" w:hanging="567"/>
+        <w:contextualSpacing/>
+        <w:jc w:val="both"/>
+        <w:rPr>
+          <w:rFonts w:eastAsia="Calibri"/>
+        </w:rPr>
+      </w:pPr>
+      <w:r>
+        <w:rPr>
+          <w:rFonts w:eastAsia="Calibri"/>
+          <w:rtl/>
+        </w:rPr>
+        <w:t xml:space="preserve">أنها شركات تعتمد على الأموال الأجنبية للقيام باستثماراتها وعلى استقطاب الخبراء الأجانب في القيام بنشاطها وتطوير منتجاتها التكنولوجية، حيث تتكون أصول هذه الشركات من الخبرات الإدارية الفائقة، والخدمات التسويقية الماهرة، والمعلومات والبيانات الكبيرة المتراكمة، والاختراعات والابتكارات التكنولوجية المتقدمة والعلامات التجارية الشهيرة، والعمليات الفنية المتقنة. </w:t>
+      </w:r>
+    </w:p>
+    <w:p>
+      <w:pPr>
+        <w:numPr>
+          <w:ilvl w:val="0"/>
+          <w:numId w:val="53"/>
+        </w:numPr>
+        <w:ind w:left="567" w:hanging="567"/>
+        <w:contextualSpacing/>
+        <w:jc w:val="both"/>
+        <w:rPr>
+          <w:rFonts w:eastAsia="Calibri"/>
+        </w:rPr>
+      </w:pPr>
+      <w:r>
+        <w:rPr>
+          <w:rFonts w:eastAsia="Calibri"/>
+          <w:rtl/>
+        </w:rPr>
+        <w:t>أنها شركات تعتمد في استثماراتها الأجنبية على الاقتراض من البنوك المحلية لدول الموطن لهذه الاستثمارات، وبذلك فهي تأخذ بالشمال ما تعطيه باليمين وتبيع منتجات مصنوعة بأموال الأجانب.</w:t>
+      </w:r>
+    </w:p>
+    <w:p>
+      <w:pPr>
+        <w:numPr>
+          <w:ilvl w:val="0"/>
+          <w:numId w:val="53"/>
+        </w:numPr>
+        <w:ind w:left="567" w:hanging="567"/>
+        <w:contextualSpacing/>
+        <w:jc w:val="both"/>
+        <w:rPr>
+          <w:rFonts w:eastAsia="Calibri"/>
+        </w:rPr>
+      </w:pPr>
+      <w:r>
+        <w:rPr>
+          <w:rFonts w:eastAsia="Calibri"/>
+          <w:rtl/>
+        </w:rPr>
+        <w:t xml:space="preserve">أنها شركات تعتمد في هيكلها الإداري على اللامركزية الإدارية. </w:t>
+      </w:r>
+    </w:p>
+    <w:p>
+      <w:pPr>
+        <w:numPr>
+          <w:ilvl w:val="0"/>
+          <w:numId w:val="53"/>
+        </w:numPr>
+        <w:ind w:left="567" w:hanging="567"/>
+        <w:contextualSpacing/>
+        <w:jc w:val="both"/>
+        <w:rPr>
+          <w:rFonts w:eastAsia="Calibri"/>
+        </w:rPr>
+      </w:pPr>
+      <w:r>
+        <w:rPr>
+          <w:rFonts w:eastAsia="Calibri"/>
+          <w:rtl/>
+        </w:rPr>
+        <w:lastRenderedPageBreak/>
+        <w:t>أنها شركات تحرص على عدم حصول المنافس أو سبقة لها في الحصول على ميزات تكنولوجية تفوق ما لديها، أو وصوله إلى أسواق عالمية أوسع أو أهم قبلها، أو فقد مصادر من مواردها الاحتمالية.</w:t>
+      </w:r>
+    </w:p>
+    <w:p>
+      <w:pPr>
+        <w:numPr>
+          <w:ilvl w:val="0"/>
+          <w:numId w:val="53"/>
+        </w:numPr>
+        <w:ind w:left="567" w:hanging="567"/>
+        <w:contextualSpacing/>
+        <w:jc w:val="both"/>
+        <w:rPr>
+          <w:rFonts w:eastAsia="Calibri"/>
+        </w:rPr>
+      </w:pPr>
+      <w:r>
+        <w:rPr>
+          <w:rFonts w:eastAsia="Calibri"/>
+          <w:rtl/>
+        </w:rPr>
+        <w:t xml:space="preserve">أنها شركات تركز على انتاج متنجات على درجة كبيرة من الحساسية تجاه منتجات المنافسين وتدخل إلى الأسواق الأجنبية لمجرد دخول المنافسين لها، وتقيس درجة نجاحها بنسبة نصيبها من السوق العالمي، ويروعها أي تفوق تكنولوجي للمنافسين لها. </w:t>
+      </w:r>
+    </w:p>
+    <w:p>
+      <w:pPr>
+        <w:numPr>
+          <w:ilvl w:val="0"/>
+          <w:numId w:val="53"/>
+        </w:numPr>
+        <w:ind w:left="567" w:hanging="567"/>
+        <w:contextualSpacing/>
+        <w:jc w:val="both"/>
+        <w:rPr>
+          <w:rFonts w:eastAsia="Calibri"/>
+        </w:rPr>
+      </w:pPr>
+      <w:r>
+        <w:rPr>
+          <w:rFonts w:eastAsia="Calibri"/>
+          <w:rtl/>
+        </w:rPr>
+        <w:t xml:space="preserve">أنها شركات تعتمد ف يجانب كبير من نشاطها على بيع العلامات التجارية وبراءات الاختراع والخدمات التسويقية الماهرة، وتمنع منعًا مطلقًا منح مزاياها الاحتكارية لغيرها وتغالي في أسعار التكنولوجيا الجديدة، ولا يحصل المتعامل معها إلا على ما يوازي ما دفعه فقط. </w:t>
+      </w:r>
+    </w:p>
+    <w:p>
+      <w:pPr>
+        <w:numPr>
+          <w:ilvl w:val="0"/>
+          <w:numId w:val="53"/>
+        </w:numPr>
+        <w:ind w:left="567" w:hanging="567"/>
+        <w:contextualSpacing/>
+        <w:jc w:val="both"/>
+        <w:rPr>
+          <w:rFonts w:eastAsia="Calibri"/>
+        </w:rPr>
+      </w:pPr>
+      <w:r>
+        <w:rPr>
+          <w:rFonts w:eastAsia="Calibri"/>
+          <w:rtl/>
+        </w:rPr>
+        <w:t xml:space="preserve">أن تكلفة التعاقد على تطبيقات الذكاء الاصطناعي مع هذه الشركات باهظة القيمة ومتعددة البنود لاشتمالها على تكلفة السمسرة وتكلفة صياغة وإبرام العقد وأتعاب المحامين الدوليين فضلًا عن أثمان التطبيقات التي من الصعب تقديرها، حيث يصعب تحديد أسعار التكنولوجيا الجديدة بالنسبة للمشتري خاصة وأن صلاحية العقود ليست مؤبدة وإنما هي في الغالب الأعم محددة بعدد من السنوات، وهي سنوات تكتنفها مخاطر استحداث ابتكار تكنولوجيات جديدة أكثر تقدما وهو الأمر الذي لا يشجع على الحصول على تراخيص مستدامة لاستخدام التطبيقات محل التعاقد حيث لا تتسم الأسواق الدولية بالكفاءة المطلوبة في تقدير أسعار التكنولوجيا الجديدة. </w:t>
+      </w:r>
+    </w:p>
+    <w:p>
+      <w:pPr>
+        <w:pStyle w:val="Style3"/>
+        <w:rPr>
+          <w:rtl/>
+        </w:rPr>
+      </w:pPr>
+      <w:r>
+        <w:rPr>
+          <w:rtl/>
+        </w:rPr>
+        <w:t xml:space="preserve">أبرز القضايا التي يثيرها نشاط الشركات المتعددة الجنسيات في إنتاج تطبيقات الذكاء الاصطناعي: </w:t>
+      </w:r>
+    </w:p>
+    <w:p>
+      <w:pPr>
+        <w:numPr>
+          <w:ilvl w:val="0"/>
+          <w:numId w:val="54"/>
+        </w:numPr>
+        <w:ind w:left="567" w:hanging="567"/>
+        <w:contextualSpacing/>
+        <w:jc w:val="both"/>
+        <w:rPr>
+          <w:rFonts w:eastAsia="Calibri"/>
+        </w:rPr>
+      </w:pPr>
+      <w:r>
+        <w:rPr>
+          <w:rFonts w:eastAsia="Calibri"/>
+          <w:rtl/>
+        </w:rPr>
+        <w:t xml:space="preserve">استئثار واستحواذ هذه الشركات على مزايا وأثمان تطبيقات الذكاء الاصطناعي والتي يتم اقتضاؤها من العمليات التي تقوم بها، وتكنّها بموجب العقود المبرمة </w:t>
+      </w:r>
+      <w:r>
+        <w:rPr>
+          <w:rFonts w:eastAsia="Calibri"/>
+          <w:rtl/>
+        </w:rPr>
+        <w:lastRenderedPageBreak/>
+        <w:t xml:space="preserve">بينها وبين الدول المضيفة لها تحويل مبالغ الأثمان  إلى الدولة الأم المالكة للشركةن بما يؤدي إلى مزيد من تراكم الثراء لها وإلى مزيد من الاختلال في موازين مدفوعات الدول المضيفة. </w:t>
+      </w:r>
+    </w:p>
+    <w:p>
+      <w:pPr>
+        <w:numPr>
+          <w:ilvl w:val="0"/>
+          <w:numId w:val="54"/>
+        </w:numPr>
+        <w:ind w:left="567" w:hanging="567"/>
+        <w:contextualSpacing/>
+        <w:jc w:val="both"/>
+        <w:rPr>
+          <w:rFonts w:eastAsia="Calibri"/>
+        </w:rPr>
+      </w:pPr>
+      <w:r>
+        <w:rPr>
+          <w:rFonts w:eastAsia="Calibri"/>
+          <w:rtl/>
+        </w:rPr>
+        <w:t xml:space="preserve">حرص هذه الشركات على بيع المنتج النهائي القابل للاستهلاك النهائي له، دون نقل خبرات ومعارف انتاجه، بما يؤدي إلى استمرار حاجة الدول المستوردة له إلى استيراده دون قدرتها على انتاجه. </w:t>
+      </w:r>
+    </w:p>
+    <w:p>
+      <w:pPr>
+        <w:numPr>
+          <w:ilvl w:val="0"/>
+          <w:numId w:val="54"/>
+        </w:numPr>
+        <w:ind w:left="567" w:hanging="567"/>
+        <w:contextualSpacing/>
+        <w:jc w:val="both"/>
+        <w:rPr>
+          <w:rFonts w:eastAsia="Calibri"/>
+        </w:rPr>
+      </w:pPr>
+      <w:r>
+        <w:rPr>
+          <w:rFonts w:eastAsia="Calibri"/>
+          <w:rtl/>
+        </w:rPr>
+        <w:t xml:space="preserve">يؤدي نشاط الشركات المتعددة القوميات واستثمارها في الدول النامية إلى إعاقة نمو وازدهار الاستثمارات الوطنية ليس في مجال انتاج تطبيقات الذكاء الاصطناعي فقط بل في كافة مجالات الاستثمار للاعتبارات التالية: </w:t>
+      </w:r>
+    </w:p>
+    <w:p>
+      <w:pPr>
+        <w:numPr>
+          <w:ilvl w:val="0"/>
+          <w:numId w:val="55"/>
+        </w:numPr>
+        <w:ind w:left="1134" w:hanging="567"/>
+        <w:contextualSpacing/>
+        <w:jc w:val="both"/>
+        <w:rPr>
+          <w:rFonts w:eastAsia="Calibri"/>
+        </w:rPr>
+      </w:pPr>
+      <w:r>
+        <w:rPr>
+          <w:rFonts w:eastAsia="Calibri"/>
+          <w:rtl/>
+        </w:rPr>
+        <w:t xml:space="preserve">قيام الشركات متعددة القوميات بتعبئة رءوس الأموال المحلية لما تتمتع به من قدرة على زيادة أرباح المدخرين لها، وهذا يؤدي بدوره إلى إضعاف قدرة المستثمرين المحليين على إقامة المشاريع الاستثمارية الوطنية لعدم قدرتهم على منافسة هذه الشركات في حشد وتعبئة رؤوس الأموال الوطنية لصالح الاستثمار الوطني. </w:t>
+      </w:r>
+    </w:p>
+    <w:p>
+      <w:pPr>
+        <w:numPr>
+          <w:ilvl w:val="0"/>
+          <w:numId w:val="55"/>
+        </w:numPr>
+        <w:ind w:left="1134" w:hanging="567"/>
+        <w:contextualSpacing/>
+        <w:jc w:val="both"/>
+        <w:rPr>
+          <w:rFonts w:eastAsia="Calibri"/>
+        </w:rPr>
+      </w:pPr>
+      <w:r>
+        <w:rPr>
+          <w:rFonts w:eastAsia="Calibri"/>
+          <w:rtl/>
+        </w:rPr>
+        <w:t xml:space="preserve">قيام الشركات متعددة القوميات باستخدام رأس المال والعمالة بكفاءة تفوق المنافسون المحليون، ومن ثم فإنها تمنح أرباحًا تفوق ما تمنحه شركات الاستثمار المحلية للمساهمين منها ولهذا يفضل المدخرون المحليون المساهمة في الشركات متعددة الجنسيات على المساهمة في شركات الاستثمار الوطنية، لأن نفس مبلغ رأس المال المستثمر يفلَّ عائدًا أكبر في الشركات متعددة القوميات عن الشركات الوطنية. وصفوة القول فيما تقدم: </w:t>
+      </w:r>
+    </w:p>
+    <w:p>
+      <w:pPr>
+        <w:spacing w:before="0" w:after="120" w:line="240" w:lineRule="auto"/>
+        <w:ind w:firstLine="0"/>
+        <w:jc w:val="left"/>
+        <w:rPr>
+          <w:rFonts w:eastAsia="Calibri"/>
+          <w:rtl/>
+        </w:rPr>
+      </w:pPr>
+      <w:r>
+        <w:rPr>
+          <w:rFonts w:eastAsia="Calibri"/>
+          <w:rtl/>
+        </w:rPr>
+        <w:br w:type="page"/>
+      </w:r>
+    </w:p>
+    <w:p>
+      <w:pPr>
+        <w:ind w:firstLine="0"/>
+        <w:jc w:val="both"/>
+        <w:rPr>
+          <w:rFonts w:eastAsia="Calibri"/>
+          <w:rtl/>
+        </w:rPr>
+      </w:pPr>
+      <w:r>
+        <w:rPr>
+          <w:rFonts w:eastAsia="Calibri"/>
+          <w:rtl/>
+        </w:rPr>
+        <w:lastRenderedPageBreak/>
+        <w:t xml:space="preserve">أن النظرة الفاحصة للشركات متعددة القوميات تضيف إلى الاقتصاد الدولي الجديد أبعادًا مثيرة للاهتمام من أهمها: </w:t>
+      </w:r>
+    </w:p>
+    <w:p>
+      <w:pPr>
+        <w:numPr>
+          <w:ilvl w:val="0"/>
+          <w:numId w:val="56"/>
+        </w:numPr>
+        <w:ind w:left="567" w:hanging="567"/>
+        <w:contextualSpacing/>
+        <w:jc w:val="both"/>
+        <w:rPr>
+          <w:rFonts w:eastAsia="Calibri"/>
+        </w:rPr>
+      </w:pPr>
+      <w:r>
+        <w:rPr>
+          <w:rFonts w:eastAsia="Calibri"/>
+          <w:rtl/>
+        </w:rPr>
+        <w:t xml:space="preserve">أن الشركات متعددة القوميات تعد الأداة الرابعة بعد صندوق النقد الدولي والبنك الدولي ومنظمة التجارة العالمية، لفرض هيمنة الدول السبع الكبرى على الاقتصاد العالمي. </w:t>
+      </w:r>
+    </w:p>
+    <w:p>
+      <w:pPr>
+        <w:numPr>
+          <w:ilvl w:val="0"/>
+          <w:numId w:val="56"/>
+        </w:numPr>
+        <w:ind w:left="567" w:hanging="567"/>
+        <w:contextualSpacing/>
+        <w:jc w:val="both"/>
+        <w:rPr>
+          <w:rFonts w:eastAsia="Calibri"/>
+        </w:rPr>
+      </w:pPr>
+      <w:r>
+        <w:rPr>
+          <w:rFonts w:eastAsia="Calibri"/>
+          <w:rtl/>
+        </w:rPr>
+        <w:t xml:space="preserve">أن الشركات متعددة القوميات لا ترغب ولا تهتم بمنح الدول النامية فرص التنمية الحقيقية والعادلة، لأن معظم استثماراتها في الدول النامية هامشية واستهلاكية تعمق لدى مواطني هذه الدول ثقافة الاستهلاك والترف، ولا تتيح لهذه الدول توليد وإنتاج وتوطين التكنولوجيا المتقدمة. </w:t>
+      </w:r>
+    </w:p>
+    <w:p>
+      <w:pPr>
+        <w:numPr>
+          <w:ilvl w:val="0"/>
+          <w:numId w:val="56"/>
+        </w:numPr>
+        <w:ind w:left="567" w:hanging="567"/>
+        <w:contextualSpacing/>
+        <w:jc w:val="both"/>
+        <w:rPr>
+          <w:rFonts w:eastAsia="Calibri"/>
+        </w:rPr>
+      </w:pPr>
+      <w:r>
+        <w:rPr>
+          <w:rFonts w:eastAsia="Calibri"/>
+          <w:rtl/>
+        </w:rPr>
+        <w:t xml:space="preserve">وأد فكرة الاعتماد على الذات وما تملكه كل دولة من موارد اقتصادية وقدرات علمية وثروات طبيعية، يمكن أن تحقق لها الاكتفاء الذاتي من المنتجات الزراعية والصناعية والدفاعية، وتخفيض فاتورة الاستيراد المفرقة لها في الديون الخارجية، وهي الديون التي سعت هذه الشركات بمختلف الأسباب إلى زيادتها، والتي عمّقت تبعية اقتصادات الدول النامية للدول المتقدمة. </w:t>
+      </w:r>
+    </w:p>
+    <w:p>
+      <w:pPr>
+        <w:pStyle w:val="Style3"/>
+        <w:rPr>
+          <w:rtl/>
+        </w:rPr>
+      </w:pPr>
+      <w:r>
+        <w:rPr>
+          <w:rtl/>
+        </w:rPr>
+        <w:t>موازنة بين مكتسبات الدول النامية من النظام الاقتصادي العالمي الحالي وتطلعاتها وطموحاتها للفرص الاستثمارية والتنموية الواعدة من تكتل البريكس</w:t>
+      </w:r>
+    </w:p>
+    <w:p>
+      <w:pPr>
+        <w:ind w:firstLine="0"/>
+        <w:jc w:val="both"/>
+        <w:rPr>
+          <w:rFonts w:eastAsia="Calibri"/>
+          <w:rtl/>
+        </w:rPr>
+      </w:pPr>
+      <w:r>
+        <w:rPr>
+          <w:rFonts w:eastAsia="Calibri"/>
+          <w:rtl/>
+        </w:rPr>
+        <w:t xml:space="preserve">منذ أن نشأ النظام الاقتصادي العالمي الجديد في أعقاب الحرب العالمية الثانية والتوقيع على اتفاقية بريتون وودز، وهو يعمل جاهدًا على ترسيخ القطبية الأحادية وفرض هيمنة الولايات المتحدة والدول السبع الكبرى على اقتصادات الدول النامية وترسيخ تبعيتها وتخلفها الانتاجي وديمومة حاجتها للدول المتقدمة، ولعل من أهم مكتسبات الدول النامية من النظام الاقتصادي العالمي ما يأتي: </w:t>
+      </w:r>
+    </w:p>
+    <w:p>
+      <w:pPr>
+        <w:numPr>
+          <w:ilvl w:val="0"/>
+          <w:numId w:val="57"/>
+        </w:numPr>
+        <w:ind w:left="567" w:hanging="567"/>
+        <w:contextualSpacing/>
+        <w:jc w:val="both"/>
+        <w:rPr>
+          <w:rFonts w:eastAsia="Calibri"/>
+        </w:rPr>
+      </w:pPr>
+      <w:r>
+        <w:rPr>
+          <w:rFonts w:eastAsia="Calibri"/>
+          <w:rtl/>
+        </w:rPr>
+        <w:t xml:space="preserve">زيادة نسبة الديون الخارجية والداخلية إلى الناتج القومي لكل دولة نامية. </w:t>
+      </w:r>
+    </w:p>
+    <w:p>
+      <w:pPr>
+        <w:numPr>
+          <w:ilvl w:val="0"/>
+          <w:numId w:val="57"/>
+        </w:numPr>
+        <w:ind w:left="567" w:hanging="567"/>
+        <w:contextualSpacing/>
+        <w:jc w:val="both"/>
+        <w:rPr>
+          <w:rFonts w:eastAsia="Calibri"/>
+        </w:rPr>
+      </w:pPr>
+      <w:r>
+        <w:rPr>
+          <w:rFonts w:eastAsia="Calibri"/>
+          <w:rtl/>
+        </w:rPr>
+        <w:lastRenderedPageBreak/>
+        <w:t xml:space="preserve">الانشغال الدائم بالصراعات والحروب الأهلية والإقليمية والخلافات الطائفية والمذهبية، والانصراف بهذه الصراعات عن التنمية الاقتصادية الحقيقية والمستدامة.       </w:t>
+      </w:r>
+    </w:p>
+    <w:p>
+      <w:pPr>
+        <w:numPr>
+          <w:ilvl w:val="0"/>
+          <w:numId w:val="57"/>
+        </w:numPr>
+        <w:ind w:left="567" w:hanging="567"/>
+        <w:contextualSpacing/>
+        <w:jc w:val="both"/>
+        <w:rPr>
+          <w:rFonts w:eastAsia="Calibri"/>
+        </w:rPr>
+      </w:pPr>
+      <w:r>
+        <w:rPr>
+          <w:rFonts w:eastAsia="Calibri"/>
+          <w:rtl/>
+        </w:rPr>
+        <w:t xml:space="preserve">انهيار أسعار صرف عملاتها الوطنية المرتبطة بالدولار الأمريكي نتيجة لما يحدث للدولار من متغيرات عالمية. </w:t>
+      </w:r>
+    </w:p>
+    <w:p>
+      <w:pPr>
+        <w:numPr>
+          <w:ilvl w:val="0"/>
+          <w:numId w:val="57"/>
+        </w:numPr>
+        <w:ind w:left="567" w:hanging="567"/>
+        <w:contextualSpacing/>
+        <w:jc w:val="both"/>
+        <w:rPr>
+          <w:rFonts w:eastAsia="Calibri"/>
+        </w:rPr>
+      </w:pPr>
+      <w:r>
+        <w:rPr>
+          <w:rFonts w:eastAsia="Calibri"/>
+          <w:rtl/>
+        </w:rPr>
+        <w:t>الحياة في عالم تكتنف أحداثه درجة كبيرة من عدم اليقين ومستويات عالية من التقلبات الاقتصادية.</w:t>
+      </w:r>
+    </w:p>
+    <w:p>
+      <w:pPr>
+        <w:numPr>
+          <w:ilvl w:val="0"/>
+          <w:numId w:val="57"/>
+        </w:numPr>
+        <w:ind w:left="567" w:hanging="567"/>
+        <w:contextualSpacing/>
+        <w:jc w:val="both"/>
+        <w:rPr>
+          <w:rFonts w:eastAsia="Calibri"/>
+        </w:rPr>
+      </w:pPr>
+      <w:r>
+        <w:rPr>
+          <w:rFonts w:eastAsia="Calibri"/>
+          <w:rtl/>
+        </w:rPr>
+        <w:t xml:space="preserve">المعاناة من أزمات اقتصادية حادة ومتكررة، نتيجة لاختلال العلاقة بين عملاتها الوطنية وأسعار السلع والخدمات في الأسواق العاملية، واختلال العلاقة بين العملات الوطنية والعملات الدولية. </w:t>
+      </w:r>
+    </w:p>
+    <w:p>
+      <w:pPr>
+        <w:numPr>
+          <w:ilvl w:val="0"/>
+          <w:numId w:val="57"/>
+        </w:numPr>
+        <w:ind w:left="567" w:hanging="567"/>
+        <w:contextualSpacing/>
+        <w:jc w:val="both"/>
+        <w:rPr>
+          <w:rFonts w:eastAsia="Calibri"/>
+        </w:rPr>
+      </w:pPr>
+      <w:r>
+        <w:rPr>
+          <w:rFonts w:eastAsia="Calibri"/>
+          <w:rtl/>
+        </w:rPr>
+        <w:t xml:space="preserve">انعدام اليقين من عدم فرض الحصار والعقوبات الاقتصادية على أي دولة لأسباب سياسية. </w:t>
+      </w:r>
+    </w:p>
+    <w:p>
+      <w:pPr>
+        <w:numPr>
+          <w:ilvl w:val="0"/>
+          <w:numId w:val="57"/>
+        </w:numPr>
+        <w:ind w:left="567" w:hanging="567"/>
+        <w:contextualSpacing/>
+        <w:jc w:val="both"/>
+        <w:rPr>
+          <w:rFonts w:eastAsia="Calibri"/>
+        </w:rPr>
+      </w:pPr>
+      <w:r>
+        <w:rPr>
+          <w:rFonts w:eastAsia="Calibri"/>
+          <w:rtl/>
+        </w:rPr>
+        <w:t xml:space="preserve">تأثر الاستثمار الأجنبي الحقيقي والمباشر في غالبية الدول النامية بالمتغيرات والتحديات الجيوسياسية. </w:t>
+      </w:r>
+    </w:p>
+    <w:p>
+      <w:pPr>
+        <w:pStyle w:val="Style3"/>
+        <w:rPr>
+          <w:rtl/>
+        </w:rPr>
+      </w:pPr>
+      <w:r>
+        <w:rPr>
+          <w:rtl/>
+        </w:rPr>
+        <w:t xml:space="preserve">تطلعات وطموحات الدول النامية التنموية من تكتل بريكس </w:t>
+      </w:r>
+    </w:p>
+    <w:p>
+      <w:pPr>
+        <w:numPr>
+          <w:ilvl w:val="0"/>
+          <w:numId w:val="58"/>
+        </w:numPr>
+        <w:ind w:left="567" w:hanging="567"/>
+        <w:contextualSpacing/>
+        <w:jc w:val="both"/>
+        <w:rPr>
+          <w:rFonts w:eastAsia="Calibri"/>
+        </w:rPr>
+      </w:pPr>
+      <w:r>
+        <w:rPr>
+          <w:rFonts w:eastAsia="Calibri"/>
+          <w:rtl/>
+        </w:rPr>
+        <w:t xml:space="preserve">إعادة تشكيل هيكل الاقتصاد العاملي بما يحقق مصالح الدول النامية ويقلل من هيمنة الدول المتقدمة عليه. </w:t>
+      </w:r>
+    </w:p>
+    <w:p>
+      <w:pPr>
+        <w:numPr>
+          <w:ilvl w:val="0"/>
+          <w:numId w:val="58"/>
+        </w:numPr>
+        <w:ind w:left="567" w:hanging="567"/>
+        <w:contextualSpacing/>
+        <w:jc w:val="both"/>
+        <w:rPr>
+          <w:rFonts w:eastAsia="Calibri"/>
+        </w:rPr>
+      </w:pPr>
+      <w:r>
+        <w:rPr>
+          <w:rFonts w:eastAsia="Calibri"/>
+          <w:rtl/>
+        </w:rPr>
+        <w:t xml:space="preserve">إجراء تسويات التجارة الدولية والاستثمار الأجنبي المباشر بالعملات المحلية للدول النامية، بما يمكن من تقليل الاعتماد عل الدولار الأمريكي والعملات الأجنبية العالمية الأخرى. </w:t>
+      </w:r>
+    </w:p>
+    <w:p>
+      <w:pPr>
+        <w:numPr>
+          <w:ilvl w:val="0"/>
+          <w:numId w:val="58"/>
+        </w:numPr>
+        <w:ind w:left="567" w:hanging="567"/>
+        <w:contextualSpacing/>
+        <w:jc w:val="both"/>
+        <w:rPr>
+          <w:rFonts w:eastAsia="Calibri"/>
+        </w:rPr>
+      </w:pPr>
+      <w:r>
+        <w:rPr>
+          <w:rFonts w:eastAsia="Calibri"/>
+          <w:rtl/>
+        </w:rPr>
+        <w:t xml:space="preserve">الإفادة من التقدم العلمي والتقني للصين وكبريات دول التكتل في تزويد دوله النامية بالبنية التحتية الرقمية، وتطوير قطاع الخدمات الرقمية وبخاصة قطاعات التجارة الالكترونية والصحة الرقمية والحدسية وتطبيقات الذكاء الاصطناعي والاستفادة من التقدم الصيني في مجال التنمية الرقمية وفي مد شبكات كالبات </w:t>
+      </w:r>
+      <w:r>
+        <w:rPr>
+          <w:rFonts w:eastAsia="Calibri"/>
+          <w:rtl/>
+        </w:rPr>
+        <w:lastRenderedPageBreak/>
+        <w:t>الألياف الضوئية والكابلات البحرية للاتصالات والصناعات التقنية والصناعاة البرمجيات.</w:t>
+      </w:r>
+    </w:p>
+    <w:p>
+      <w:pPr>
+        <w:numPr>
+          <w:ilvl w:val="0"/>
+          <w:numId w:val="58"/>
+        </w:numPr>
+        <w:ind w:left="567" w:hanging="567"/>
+        <w:contextualSpacing/>
+        <w:jc w:val="both"/>
+        <w:rPr>
+          <w:rFonts w:eastAsia="Calibri"/>
+        </w:rPr>
+      </w:pPr>
+      <w:r>
+        <w:rPr>
+          <w:rFonts w:eastAsia="Calibri"/>
+          <w:rtl/>
+        </w:rPr>
+        <w:t xml:space="preserve">تحقيق الشراكات الاقتصادية الفعلية والمستدامة بين دول التكتل، وتعميق التعاون الاقتصادي في بالات الحد من الحواجز التجارية، وتبسيط الإجراءات الجمركية وزيادة المشروعات المشتركة في مجالات الاستثمار ذات الأولوية. </w:t>
+      </w:r>
+    </w:p>
+    <w:p>
+      <w:pPr>
+        <w:numPr>
+          <w:ilvl w:val="0"/>
+          <w:numId w:val="58"/>
+        </w:numPr>
+        <w:ind w:left="567" w:hanging="567"/>
+        <w:contextualSpacing/>
+        <w:jc w:val="both"/>
+        <w:rPr>
+          <w:rFonts w:eastAsia="Calibri"/>
+        </w:rPr>
+      </w:pPr>
+      <w:r>
+        <w:rPr>
+          <w:rFonts w:eastAsia="Calibri"/>
+          <w:rtl/>
+        </w:rPr>
+        <w:t xml:space="preserve">تكوين تكتل اقتصادي قادر على تغيير طبيعة النظامين النقدي والمالي العالميين اللذين يهيمن الدولار على تعاملاتها، وتهيمن المؤسسات الدولية التي يقودها الغرب الأمريكي على سياساتهما التمويلية، وتفرض السيطرة على قراراتها. </w:t>
+      </w:r>
+    </w:p>
+    <w:p>
+      <w:pPr>
+        <w:numPr>
+          <w:ilvl w:val="0"/>
+          <w:numId w:val="58"/>
+        </w:numPr>
+        <w:ind w:left="567" w:hanging="567"/>
+        <w:contextualSpacing/>
+        <w:jc w:val="both"/>
+        <w:rPr>
+          <w:rFonts w:eastAsia="Calibri"/>
+          <w:rtl/>
+        </w:rPr>
+      </w:pPr>
+      <w:r>
+        <w:rPr>
+          <w:rFonts w:eastAsia="Calibri"/>
+          <w:rtl/>
+        </w:rPr>
+        <w:t xml:space="preserve">الإفادة من اشروط الميسّرة لتمويل بنك التنمية الجديد التابع لتجمع البريكس في تأسيس مشروعات البنية التحتية والطاقة النظيفة والتنمية المستدامة وباقي القطاعات الاقتصادية الخدمية الصحية والتعليمية.     </w:t>
+      </w:r>
+    </w:p>
+    <w:p>
+      <w:pPr>
+        <w:ind w:firstLine="0"/>
+        <w:rPr>
+          <w:lang w:val="en-GB"/>
+        </w:rPr>
+      </w:pPr>
+    </w:p>
+    <w:p>
+      <w:pPr>
+        <w:pStyle w:val="ListParagraph"/>
+        <w:ind w:left="567"/>
+        <w:jc w:val="center"/>
+        <w:rPr>
+          <w:rFonts w:ascii="Sakkal Majalla" w:hAnsi="Sakkal Majalla" w:cs="Sakkal Majalla"/>
+          <w:b/>
+          <w:bCs/>
+          <w:sz w:val="34"/>
+          <w:szCs w:val="34"/>
+          <w:rtl/>
+          <w:lang w:val="en-GB" w:bidi="ar-EG"/>
+        </w:rPr>
+      </w:pPr>
+    </w:p>
+    <w:p>
+      <w:pPr>
+        <w:pStyle w:val="ListParagraph"/>
+        <w:ind w:left="567"/>
+        <w:jc w:val="center"/>
+        <w:rPr>
+          <w:rFonts w:ascii="Sakkal Majalla" w:hAnsi="Sakkal Majalla" w:cs="Sakkal Majalla"/>
+          <w:b/>
+          <w:bCs/>
+          <w:sz w:val="34"/>
+          <w:szCs w:val="34"/>
+          <w:rtl/>
+          <w:lang w:val="en-GB" w:bidi="ar-EG"/>
+        </w:rPr>
+      </w:pPr>
+    </w:p>
+    <w:p>
+      <w:pPr>
+        <w:pStyle w:val="ListParagraph"/>
+        <w:ind w:left="567"/>
+        <w:jc w:val="center"/>
+        <w:rPr>
+          <w:rFonts w:ascii="Sakkal Majalla" w:hAnsi="Sakkal Majalla" w:cs="Sakkal Majalla"/>
+          <w:b/>
+          <w:bCs/>
+          <w:sz w:val="34"/>
+          <w:szCs w:val="34"/>
+          <w:rtl/>
+          <w:lang w:val="en-GB" w:bidi="ar-EG"/>
+        </w:rPr>
+      </w:pPr>
+    </w:p>
+    <w:p>
+      <w:pPr>
+        <w:pStyle w:val="ListParagraph"/>
+        <w:ind w:left="567"/>
+        <w:jc w:val="center"/>
+        <w:rPr>
+          <w:rFonts w:ascii="Sakkal Majalla" w:hAnsi="Sakkal Majalla" w:cs="Sakkal Majalla"/>
+          <w:b/>
+          <w:bCs/>
+          <w:sz w:val="34"/>
+          <w:szCs w:val="34"/>
+          <w:rtl/>
+          <w:lang w:val="en-GB" w:bidi="ar-EG"/>
+        </w:rPr>
+      </w:pPr>
     </w:p>
     <w:p>
       <w:pPr>
@@ -18353,6 +20681,28 @@
           <w:lang w:val="en-GB" w:bidi="ar-EG"/>
         </w:rPr>
         <w:br w:type="page"/>
+      </w:r>
+    </w:p>
+    <w:p>
+      <w:pPr>
+        <w:jc w:val="center"/>
+        <w:rPr>
+          <w:sz w:val="32"/>
+          <w:szCs w:val="32"/>
+        </w:rPr>
+      </w:pPr>
+      <w:r>
+        <w:rPr>
+          <w:rFonts w:cs="SKR HEAD1" w:hint="cs"/>
+          <w:b/>
+          <w:bCs/>
+          <w:sz w:val="32"/>
+          <w:szCs w:val="32"/>
+          <w:rtl/>
+          <w:lang w:val="en-GB"/>
+        </w:rPr>
+        <w:lastRenderedPageBreak/>
+        <w:t>فهــــــــرس المـــــوضـــــوعـــات</w:t>
       </w:r>
     </w:p>
     <w:tbl>
@@ -18367,46 +20717,13 @@
         <w:gridCol w:w="1189"/>
       </w:tblGrid>
       <w:tr>
-        <w:tc>
-          <w:tcPr>
-            <w:tcW w:w="7133" w:type="dxa"/>
-            <w:gridSpan w:val="2"/>
-          </w:tcPr>
-          <w:p>
-            <w:pPr>
-              <w:spacing w:before="0"/>
-              <w:ind w:firstLine="0"/>
-              <w:jc w:val="center"/>
-              <w:rPr>
-                <w:rFonts w:cs="SKR HEAD1"/>
-                <w:b/>
-                <w:bCs/>
-                <w:sz w:val="38"/>
-                <w:szCs w:val="38"/>
-                <w:rtl/>
-                <w:lang w:val="en-GB"/>
-              </w:rPr>
-            </w:pPr>
-            <w:r>
-              <w:rPr>
-                <w:rFonts w:cs="SKR HEAD1" w:hint="cs"/>
-                <w:b/>
-                <w:bCs/>
-                <w:sz w:val="38"/>
-                <w:szCs w:val="38"/>
-                <w:rtl/>
-                <w:lang w:val="en-GB"/>
-              </w:rPr>
-              <w:lastRenderedPageBreak/>
-              <w:t xml:space="preserve">فهــــــــرس المـــــوضـــــوعـــات </w:t>
-            </w:r>
-          </w:p>
-        </w:tc>
-      </w:tr>
-      <w:tr>
+        <w:trPr>
+          <w:tblHeader/>
+        </w:trPr>
         <w:tc>
           <w:tcPr>
             <w:tcW w:w="5944" w:type="dxa"/>
+            <w:shd w:val="clear" w:color="auto" w:fill="BFBFBF" w:themeFill="background1" w:themeFillShade="BF"/>
             <w:vAlign w:val="center"/>
           </w:tcPr>
           <w:p>
@@ -18425,21 +20742,20 @@
             </w:pPr>
             <w:r>
               <w:rPr>
-                <w:rFonts w:cs="SKR HEAD1" w:hint="cs"/>
+                <w:rFonts w:ascii="Cambria" w:hAnsi="Cambria" w:cs="Mohammad Bold Normal" w:hint="cs"/>
                 <w:b/>
                 <w:bCs/>
-                <w:sz w:val="34"/>
-                <w:szCs w:val="34"/>
                 <w:rtl/>
-                <w:lang w:val="en-GB"/>
+                <w:lang w:bidi="ar-EG"/>
               </w:rPr>
-              <w:t>المــــــــوضـــــــوع</w:t>
+              <w:t>الموضـــــــــــــــــــــــــــــــــــــوع</w:t>
             </w:r>
           </w:p>
         </w:tc>
         <w:tc>
           <w:tcPr>
             <w:tcW w:w="1189" w:type="dxa"/>
+            <w:shd w:val="clear" w:color="auto" w:fill="BFBFBF" w:themeFill="background1" w:themeFillShade="BF"/>
             <w:vAlign w:val="center"/>
           </w:tcPr>
           <w:p>
@@ -18459,15 +20775,12 @@
             </w:pPr>
             <w:r>
               <w:rPr>
-                <w:rFonts w:cs="SKR HEAD1" w:hint="cs"/>
+                <w:rFonts w:cs="Mohammad Bold Normal" w:hint="cs"/>
                 <w:b/>
                 <w:bCs/>
-                <w:sz w:val="34"/>
-                <w:szCs w:val="34"/>
                 <w:rtl/>
-                <w:lang w:val="en-GB"/>
               </w:rPr>
-              <w:t>الصـفــحـة</w:t>
+              <w:t>الصفحة</w:t>
             </w:r>
           </w:p>
         </w:tc>
@@ -18479,6 +20792,7 @@
           </w:tcPr>
           <w:p>
             <w:pPr>
+              <w:spacing w:before="0"/>
               <w:ind w:firstLine="0"/>
               <w:rPr>
                 <w:rtl/>
@@ -18511,6 +20825,7 @@
           </w:tcPr>
           <w:p>
             <w:pPr>
+              <w:spacing w:before="0"/>
               <w:ind w:firstLine="0"/>
               <w:jc w:val="center"/>
               <w:rPr>
@@ -18534,6 +20849,7 @@
           </w:tcPr>
           <w:p>
             <w:pPr>
+              <w:spacing w:before="0"/>
               <w:ind w:firstLine="0"/>
               <w:rPr>
                 <w:rtl/>
@@ -18553,6 +20869,7 @@
           </w:tcPr>
           <w:p>
             <w:pPr>
+              <w:spacing w:before="0"/>
               <w:ind w:firstLine="0"/>
               <w:jc w:val="center"/>
               <w:rPr>
@@ -18576,6 +20893,7 @@
           </w:tcPr>
           <w:p>
             <w:pPr>
+              <w:spacing w:before="0"/>
               <w:ind w:firstLine="0"/>
               <w:rPr>
                 <w:rtl/>
@@ -18595,6 +20913,7 @@
           </w:tcPr>
           <w:p>
             <w:pPr>
+              <w:spacing w:before="0"/>
               <w:ind w:firstLine="0"/>
               <w:jc w:val="center"/>
               <w:rPr>
@@ -18618,6 +20937,7 @@
           </w:tcPr>
           <w:p>
             <w:pPr>
+              <w:spacing w:before="0"/>
               <w:ind w:firstLine="0"/>
               <w:rPr>
                 <w:rtl/>
@@ -18637,6 +20957,7 @@
           </w:tcPr>
           <w:p>
             <w:pPr>
+              <w:spacing w:before="0"/>
               <w:ind w:firstLine="0"/>
               <w:jc w:val="center"/>
               <w:rPr>
@@ -18660,6 +20981,7 @@
           </w:tcPr>
           <w:p>
             <w:pPr>
+              <w:spacing w:before="0"/>
               <w:ind w:firstLine="0"/>
               <w:rPr>
                 <w:rtl/>
@@ -18679,6 +21001,7 @@
           </w:tcPr>
           <w:p>
             <w:pPr>
+              <w:spacing w:before="0"/>
               <w:ind w:firstLine="0"/>
               <w:jc w:val="center"/>
               <w:rPr>
@@ -18702,6 +21025,7 @@
           </w:tcPr>
           <w:p>
             <w:pPr>
+              <w:spacing w:before="0"/>
               <w:ind w:firstLine="0"/>
               <w:rPr>
                 <w:rtl/>
@@ -18721,6 +21045,7 @@
           </w:tcPr>
           <w:p>
             <w:pPr>
+              <w:spacing w:before="0"/>
               <w:ind w:firstLine="0"/>
               <w:jc w:val="center"/>
               <w:rPr>
@@ -18744,6 +21069,7 @@
           </w:tcPr>
           <w:p>
             <w:pPr>
+              <w:spacing w:before="0"/>
               <w:ind w:firstLine="0"/>
               <w:rPr>
                 <w:rtl/>
@@ -18763,6 +21089,7 @@
           </w:tcPr>
           <w:p>
             <w:pPr>
+              <w:spacing w:before="0"/>
               <w:ind w:firstLine="0"/>
               <w:jc w:val="center"/>
               <w:rPr>
@@ -18786,6 +21113,7 @@
           </w:tcPr>
           <w:p>
             <w:pPr>
+              <w:spacing w:before="0"/>
               <w:ind w:firstLine="0"/>
               <w:rPr>
                 <w:rtl/>
@@ -18818,6 +21146,7 @@
           </w:tcPr>
           <w:p>
             <w:pPr>
+              <w:spacing w:before="0"/>
               <w:ind w:firstLine="0"/>
               <w:jc w:val="center"/>
               <w:rPr>
@@ -18841,6 +21170,7 @@
           </w:tcPr>
           <w:p>
             <w:pPr>
+              <w:spacing w:before="0"/>
               <w:ind w:firstLine="0"/>
               <w:rPr>
                 <w:rtl/>
@@ -18860,6 +21190,7 @@
           </w:tcPr>
           <w:p>
             <w:pPr>
+              <w:spacing w:before="0"/>
               <w:ind w:firstLine="0"/>
               <w:jc w:val="center"/>
               <w:rPr>
@@ -18883,6 +21214,7 @@
           </w:tcPr>
           <w:p>
             <w:pPr>
+              <w:spacing w:before="0"/>
               <w:ind w:firstLine="0"/>
               <w:rPr>
                 <w:rtl/>
@@ -18902,6 +21234,7 @@
           </w:tcPr>
           <w:p>
             <w:pPr>
+              <w:spacing w:before="0"/>
               <w:ind w:firstLine="0"/>
               <w:jc w:val="center"/>
               <w:rPr>
@@ -18925,6 +21258,7 @@
           </w:tcPr>
           <w:p>
             <w:pPr>
+              <w:spacing w:before="0"/>
               <w:ind w:firstLine="0"/>
               <w:rPr>
                 <w:rtl/>
@@ -18944,6 +21278,7 @@
           </w:tcPr>
           <w:p>
             <w:pPr>
+              <w:spacing w:before="0"/>
               <w:ind w:firstLine="0"/>
               <w:jc w:val="center"/>
               <w:rPr>
@@ -18967,6 +21302,7 @@
           </w:tcPr>
           <w:p>
             <w:pPr>
+              <w:spacing w:before="0"/>
               <w:ind w:firstLine="0"/>
               <w:rPr>
                 <w:rtl/>
@@ -18999,6 +21335,7 @@
           </w:tcPr>
           <w:p>
             <w:pPr>
+              <w:spacing w:before="0"/>
               <w:ind w:firstLine="0"/>
               <w:jc w:val="center"/>
               <w:rPr>
@@ -19022,6 +21359,7 @@
           </w:tcPr>
           <w:p>
             <w:pPr>
+              <w:spacing w:before="0"/>
               <w:ind w:firstLine="0"/>
               <w:rPr>
                 <w:rtl/>
@@ -19041,6 +21379,7 @@
           </w:tcPr>
           <w:p>
             <w:pPr>
+              <w:spacing w:before="0"/>
               <w:ind w:firstLine="0"/>
               <w:jc w:val="center"/>
               <w:rPr>
@@ -19064,6 +21403,7 @@
           </w:tcPr>
           <w:p>
             <w:pPr>
+              <w:spacing w:before="0"/>
               <w:ind w:firstLine="0"/>
               <w:rPr>
                 <w:rtl/>
@@ -19083,6 +21423,7 @@
           </w:tcPr>
           <w:p>
             <w:pPr>
+              <w:spacing w:before="0"/>
               <w:ind w:firstLine="0"/>
               <w:jc w:val="center"/>
               <w:rPr>
@@ -19106,6 +21447,7 @@
           </w:tcPr>
           <w:p>
             <w:pPr>
+              <w:spacing w:before="0"/>
               <w:ind w:firstLine="0"/>
               <w:rPr>
                 <w:rtl/>
@@ -19138,6 +21480,7 @@
           </w:tcPr>
           <w:p>
             <w:pPr>
+              <w:spacing w:before="0"/>
               <w:ind w:firstLine="0"/>
               <w:jc w:val="center"/>
               <w:rPr>
@@ -19161,6 +21504,7 @@
           </w:tcPr>
           <w:p>
             <w:pPr>
+              <w:spacing w:before="0"/>
               <w:ind w:firstLine="0"/>
               <w:rPr>
                 <w:rtl/>
@@ -19180,6 +21524,7 @@
           </w:tcPr>
           <w:p>
             <w:pPr>
+              <w:spacing w:before="0"/>
               <w:ind w:firstLine="0"/>
               <w:jc w:val="center"/>
               <w:rPr>
@@ -19203,6 +21548,7 @@
           </w:tcPr>
           <w:p>
             <w:pPr>
+              <w:spacing w:before="0"/>
               <w:ind w:firstLine="0"/>
               <w:rPr>
                 <w:rtl/>
@@ -19222,6 +21568,7 @@
           </w:tcPr>
           <w:p>
             <w:pPr>
+              <w:spacing w:before="0"/>
               <w:ind w:firstLine="0"/>
               <w:jc w:val="center"/>
               <w:rPr>
@@ -19245,6 +21592,7 @@
           </w:tcPr>
           <w:p>
             <w:pPr>
+              <w:spacing w:before="0"/>
               <w:ind w:firstLine="0"/>
               <w:rPr>
                 <w:rtl/>
@@ -19264,6 +21612,7 @@
           </w:tcPr>
           <w:p>
             <w:pPr>
+              <w:spacing w:before="0"/>
               <w:ind w:firstLine="0"/>
               <w:jc w:val="center"/>
               <w:rPr>
@@ -19287,6 +21636,7 @@
           </w:tcPr>
           <w:p>
             <w:pPr>
+              <w:spacing w:before="0"/>
               <w:ind w:firstLine="0"/>
               <w:rPr>
                 <w:rtl/>
@@ -19306,105 +21656,7 @@
           </w:tcPr>
           <w:p>
             <w:pPr>
-              <w:ind w:firstLine="0"/>
-              <w:jc w:val="center"/>
-              <w:rPr>
-                <w:rtl/>
-              </w:rPr>
-            </w:pPr>
-            <w:r>
-              <w:rPr>
-                <w:rFonts w:hint="cs"/>
-                <w:rtl/>
-              </w:rPr>
-              <w:t>20</w:t>
-            </w:r>
-          </w:p>
-        </w:tc>
-      </w:tr>
-      <w:tr>
-        <w:tc>
-          <w:tcPr>
-            <w:tcW w:w="5944" w:type="dxa"/>
-            <w:vAlign w:val="center"/>
-          </w:tcPr>
-          <w:p>
-            <w:pPr>
-              <w:ind w:firstLine="0"/>
-              <w:jc w:val="center"/>
-              <w:rPr>
-                <w:rtl/>
-              </w:rPr>
-            </w:pPr>
-            <w:r>
-              <w:rPr>
-                <w:rFonts w:cs="SKR HEAD1" w:hint="cs"/>
-                <w:b/>
-                <w:bCs/>
-                <w:sz w:val="34"/>
-                <w:szCs w:val="34"/>
-                <w:rtl/>
-                <w:lang w:val="en-GB"/>
-              </w:rPr>
-              <w:lastRenderedPageBreak/>
-              <w:t>المــــــــوضـــــــوع</w:t>
-            </w:r>
-          </w:p>
-        </w:tc>
-        <w:tc>
-          <w:tcPr>
-            <w:tcW w:w="1189" w:type="dxa"/>
-            <w:vAlign w:val="center"/>
-          </w:tcPr>
-          <w:p>
-            <w:pPr>
-              <w:ind w:firstLine="0"/>
-              <w:jc w:val="center"/>
-              <w:rPr>
-                <w:rtl/>
-              </w:rPr>
-            </w:pPr>
-            <w:r>
-              <w:rPr>
-                <w:rFonts w:cs="SKR HEAD1" w:hint="cs"/>
-                <w:b/>
-                <w:bCs/>
-                <w:sz w:val="34"/>
-                <w:szCs w:val="34"/>
-                <w:rtl/>
-                <w:lang w:val="en-GB"/>
-              </w:rPr>
-              <w:t>الصـفــحـة</w:t>
-            </w:r>
-          </w:p>
-        </w:tc>
-      </w:tr>
-      <w:tr>
-        <w:tc>
-          <w:tcPr>
-            <w:tcW w:w="5944" w:type="dxa"/>
-          </w:tcPr>
-          <w:p>
-            <w:pPr>
-              <w:ind w:firstLine="0"/>
-              <w:rPr>
-                <w:rtl/>
-              </w:rPr>
-            </w:pPr>
-            <w:r>
-              <w:rPr>
-                <w:rtl/>
-              </w:rPr>
-              <w:t>المبادئ الرئيسية في قاعدة الذهب</w:t>
-            </w:r>
-          </w:p>
-        </w:tc>
-        <w:tc>
-          <w:tcPr>
-            <w:tcW w:w="1189" w:type="dxa"/>
-          </w:tcPr>
-          <w:p>
-            <w:pPr>
+              <w:spacing w:before="0"/>
               <w:ind w:firstLine="0"/>
               <w:jc w:val="center"/>
               <w:rPr>
@@ -19428,6 +21680,7 @@
           </w:tcPr>
           <w:p>
             <w:pPr>
+              <w:spacing w:before="0"/>
               <w:ind w:firstLine="0"/>
               <w:rPr>
                 <w:rtl/>
@@ -19437,7 +21690,7 @@
               <w:rPr>
                 <w:rtl/>
               </w:rPr>
-              <w:t>مفهوم سعر الصرف</w:t>
+              <w:t>المبادئ الرئيسية في قاعدة الذهب</w:t>
             </w:r>
           </w:p>
         </w:tc>
@@ -19447,6 +21700,7 @@
           </w:tcPr>
           <w:p>
             <w:pPr>
+              <w:spacing w:before="0"/>
               <w:ind w:firstLine="0"/>
               <w:jc w:val="center"/>
               <w:rPr>
@@ -19470,6 +21724,51 @@
           </w:tcPr>
           <w:p>
             <w:pPr>
+              <w:spacing w:before="0"/>
+              <w:ind w:firstLine="0"/>
+              <w:rPr>
+                <w:rtl/>
+              </w:rPr>
+            </w:pPr>
+            <w:r>
+              <w:rPr>
+                <w:rtl/>
+              </w:rPr>
+              <w:t>مفهوم سعر الصرف</w:t>
+            </w:r>
+          </w:p>
+        </w:tc>
+        <w:tc>
+          <w:tcPr>
+            <w:tcW w:w="1189" w:type="dxa"/>
+          </w:tcPr>
+          <w:p>
+            <w:pPr>
+              <w:spacing w:before="0"/>
+              <w:ind w:firstLine="0"/>
+              <w:jc w:val="center"/>
+              <w:rPr>
+                <w:rtl/>
+              </w:rPr>
+            </w:pPr>
+            <w:r>
+              <w:rPr>
+                <w:rFonts w:hint="cs"/>
+                <w:rtl/>
+              </w:rPr>
+              <w:t>20</w:t>
+            </w:r>
+          </w:p>
+        </w:tc>
+      </w:tr>
+      <w:tr>
+        <w:tc>
+          <w:tcPr>
+            <w:tcW w:w="5944" w:type="dxa"/>
+          </w:tcPr>
+          <w:p>
+            <w:pPr>
+              <w:spacing w:before="0"/>
               <w:ind w:firstLine="0"/>
               <w:rPr>
                 <w:rtl/>
@@ -19489,6 +21788,7 @@
           </w:tcPr>
           <w:p>
             <w:pPr>
+              <w:spacing w:before="0"/>
               <w:ind w:firstLine="0"/>
               <w:jc w:val="center"/>
               <w:rPr>
@@ -19512,6 +21812,7 @@
           </w:tcPr>
           <w:p>
             <w:pPr>
+              <w:spacing w:before="0"/>
               <w:ind w:firstLine="0"/>
               <w:rPr>
                 <w:rtl/>
@@ -19521,6 +21822,7 @@
               <w:rPr>
                 <w:rtl/>
               </w:rPr>
+              <w:lastRenderedPageBreak/>
               <w:t>المطلب الثاني</w:t>
             </w:r>
             <w:r>
@@ -19544,6 +21846,7 @@
           </w:tcPr>
           <w:p>
             <w:pPr>
+              <w:spacing w:before="0"/>
               <w:ind w:firstLine="0"/>
               <w:jc w:val="center"/>
               <w:rPr>
@@ -19567,6 +21870,7 @@
           </w:tcPr>
           <w:p>
             <w:pPr>
+              <w:spacing w:before="0"/>
               <w:ind w:firstLine="0"/>
               <w:rPr>
                 <w:rtl/>
@@ -19593,6 +21897,7 @@
           </w:tcPr>
           <w:p>
             <w:pPr>
+              <w:spacing w:before="0"/>
               <w:ind w:firstLine="0"/>
               <w:jc w:val="center"/>
               <w:rPr>
@@ -19616,7 +21921,8 @@
           </w:tcPr>
           <w:p>
             <w:pPr>
-              <w:ind w:firstLine="0"/>
+              <w:spacing w:before="0"/>
+              <w:ind w:left="397" w:hanging="397"/>
               <w:rPr>
                 <w:rtl/>
               </w:rPr>
@@ -19655,6 +21961,7 @@
           </w:tcPr>
           <w:p>
             <w:pPr>
+              <w:spacing w:before="0"/>
               <w:ind w:firstLine="0"/>
               <w:jc w:val="center"/>
               <w:rPr>
@@ -19678,7 +21985,8 @@
           </w:tcPr>
           <w:p>
             <w:pPr>
-              <w:ind w:firstLine="0"/>
+              <w:spacing w:before="0"/>
+              <w:ind w:left="397" w:hanging="397"/>
               <w:rPr>
                 <w:rtl/>
               </w:rPr>
@@ -19704,6 +22012,7 @@
           </w:tcPr>
           <w:p>
             <w:pPr>
+              <w:spacing w:before="0"/>
               <w:ind w:firstLine="0"/>
               <w:jc w:val="center"/>
               <w:rPr>
@@ -19727,6 +22036,7 @@
           </w:tcPr>
           <w:p>
             <w:pPr>
+              <w:spacing w:before="0"/>
               <w:ind w:firstLine="0"/>
               <w:rPr>
                 <w:rtl/>
@@ -19746,6 +22056,7 @@
           </w:tcPr>
           <w:p>
             <w:pPr>
+              <w:spacing w:before="0"/>
               <w:ind w:firstLine="0"/>
               <w:jc w:val="center"/>
               <w:rPr>
@@ -19769,6 +22080,7 @@
           </w:tcPr>
           <w:p>
             <w:pPr>
+              <w:spacing w:before="0"/>
               <w:ind w:firstLine="0"/>
               <w:rPr>
                 <w:rtl/>
@@ -19788,6 +22100,7 @@
           </w:tcPr>
           <w:p>
             <w:pPr>
+              <w:spacing w:before="0"/>
               <w:ind w:firstLine="0"/>
               <w:jc w:val="center"/>
               <w:rPr>
@@ -19811,6 +22124,7 @@
           </w:tcPr>
           <w:p>
             <w:pPr>
+              <w:spacing w:before="0"/>
               <w:ind w:firstLine="0"/>
               <w:rPr>
                 <w:rtl/>
@@ -19837,6 +22151,7 @@
           </w:tcPr>
           <w:p>
             <w:pPr>
+              <w:spacing w:before="0"/>
               <w:ind w:firstLine="0"/>
               <w:jc w:val="center"/>
               <w:rPr>
@@ -19860,6 +22175,7 @@
           </w:tcPr>
           <w:p>
             <w:pPr>
+              <w:spacing w:before="0"/>
               <w:ind w:firstLine="0"/>
               <w:rPr>
                 <w:rtl/>
@@ -19879,6 +22195,7 @@
           </w:tcPr>
           <w:p>
             <w:pPr>
+              <w:spacing w:before="0"/>
               <w:ind w:firstLine="0"/>
               <w:jc w:val="center"/>
               <w:rPr>
@@ -19902,6 +22219,7 @@
           </w:tcPr>
           <w:p>
             <w:pPr>
+              <w:spacing w:before="0"/>
               <w:ind w:firstLine="0"/>
               <w:rPr>
                 <w:rtl/>
@@ -19921,6 +22239,7 @@
           </w:tcPr>
           <w:p>
             <w:pPr>
+              <w:spacing w:before="0"/>
               <w:ind w:firstLine="0"/>
               <w:jc w:val="center"/>
               <w:rPr>
@@ -19944,6 +22263,7 @@
           </w:tcPr>
           <w:p>
             <w:pPr>
+              <w:spacing w:before="0"/>
               <w:ind w:firstLine="0"/>
               <w:rPr>
                 <w:rtl/>
@@ -19963,6 +22283,7 @@
           </w:tcPr>
           <w:p>
             <w:pPr>
+              <w:spacing w:before="0"/>
               <w:ind w:firstLine="0"/>
               <w:jc w:val="center"/>
               <w:rPr>
@@ -19986,6 +22307,7 @@
           </w:tcPr>
           <w:p>
             <w:pPr>
+              <w:spacing w:before="0"/>
               <w:ind w:firstLine="0"/>
               <w:rPr>
                 <w:rtl/>
@@ -20025,6 +22347,7 @@
           </w:tcPr>
           <w:p>
             <w:pPr>
+              <w:spacing w:before="0"/>
               <w:ind w:firstLine="0"/>
               <w:jc w:val="center"/>
               <w:rPr>
@@ -20048,6 +22371,7 @@
           </w:tcPr>
           <w:p>
             <w:pPr>
+              <w:spacing w:before="0"/>
               <w:ind w:firstLine="0"/>
               <w:rPr>
                 <w:rtl/>
@@ -20067,6 +22391,7 @@
           </w:tcPr>
           <w:p>
             <w:pPr>
+              <w:spacing w:before="0"/>
               <w:ind w:firstLine="0"/>
               <w:jc w:val="center"/>
               <w:rPr>
@@ -20090,6 +22415,7 @@
           </w:tcPr>
           <w:p>
             <w:pPr>
+              <w:spacing w:before="0"/>
               <w:ind w:firstLine="0"/>
               <w:rPr>
                 <w:rtl/>
@@ -20109,6 +22435,7 @@
           </w:tcPr>
           <w:p>
             <w:pPr>
+              <w:spacing w:before="0"/>
               <w:ind w:firstLine="0"/>
               <w:jc w:val="center"/>
               <w:rPr>
@@ -20132,6 +22459,7 @@
           </w:tcPr>
           <w:p>
             <w:pPr>
+              <w:spacing w:before="0"/>
               <w:ind w:firstLine="0"/>
               <w:rPr>
                 <w:rtl/>
@@ -20151,6 +22479,7 @@
           </w:tcPr>
           <w:p>
             <w:pPr>
+              <w:spacing w:before="0"/>
               <w:ind w:firstLine="0"/>
               <w:jc w:val="center"/>
               <w:rPr>
@@ -20174,6 +22503,7 @@
           </w:tcPr>
           <w:p>
             <w:pPr>
+              <w:spacing w:before="0"/>
               <w:ind w:firstLine="0"/>
               <w:rPr>
                 <w:rtl/>
@@ -20193,105 +22523,7 @@
           </w:tcPr>
           <w:p>
             <w:pPr>
-              <w:ind w:firstLine="0"/>
-              <w:jc w:val="center"/>
-              <w:rPr>
-                <w:rtl/>
-              </w:rPr>
-            </w:pPr>
-            <w:r>
-              <w:rPr>
-                <w:rFonts w:hint="cs"/>
-                <w:rtl/>
-              </w:rPr>
-              <w:t>34</w:t>
-            </w:r>
-          </w:p>
-        </w:tc>
-      </w:tr>
-      <w:tr>
-        <w:tc>
-          <w:tcPr>
-            <w:tcW w:w="5944" w:type="dxa"/>
-            <w:vAlign w:val="center"/>
-          </w:tcPr>
-          <w:p>
-            <w:pPr>
-              <w:ind w:firstLine="0"/>
-              <w:jc w:val="center"/>
-              <w:rPr>
-                <w:rtl/>
-              </w:rPr>
-            </w:pPr>
-            <w:r>
-              <w:rPr>
-                <w:rFonts w:cs="SKR HEAD1" w:hint="cs"/>
-                <w:b/>
-                <w:bCs/>
-                <w:sz w:val="34"/>
-                <w:szCs w:val="34"/>
-                <w:rtl/>
-                <w:lang w:val="en-GB"/>
-              </w:rPr>
-              <w:lastRenderedPageBreak/>
-              <w:t>المــــــــوضـــــــوع</w:t>
-            </w:r>
-          </w:p>
-        </w:tc>
-        <w:tc>
-          <w:tcPr>
-            <w:tcW w:w="1189" w:type="dxa"/>
-            <w:vAlign w:val="center"/>
-          </w:tcPr>
-          <w:p>
-            <w:pPr>
-              <w:ind w:firstLine="0"/>
-              <w:jc w:val="center"/>
-              <w:rPr>
-                <w:rtl/>
-              </w:rPr>
-            </w:pPr>
-            <w:r>
-              <w:rPr>
-                <w:rFonts w:cs="SKR HEAD1" w:hint="cs"/>
-                <w:b/>
-                <w:bCs/>
-                <w:sz w:val="34"/>
-                <w:szCs w:val="34"/>
-                <w:rtl/>
-                <w:lang w:val="en-GB"/>
-              </w:rPr>
-              <w:t>الصـفــحـة</w:t>
-            </w:r>
-          </w:p>
-        </w:tc>
-      </w:tr>
-      <w:tr>
-        <w:tc>
-          <w:tcPr>
-            <w:tcW w:w="5944" w:type="dxa"/>
-          </w:tcPr>
-          <w:p>
-            <w:pPr>
-              <w:ind w:firstLine="0"/>
-              <w:rPr>
-                <w:rtl/>
-              </w:rPr>
-            </w:pPr>
-            <w:r>
-              <w:rPr>
-                <w:rtl/>
-              </w:rPr>
-              <w:t>تعديل سعر الوحدة</w:t>
-            </w:r>
-          </w:p>
-        </w:tc>
-        <w:tc>
-          <w:tcPr>
-            <w:tcW w:w="1189" w:type="dxa"/>
-          </w:tcPr>
-          <w:p>
-            <w:pPr>
+              <w:spacing w:before="0"/>
               <w:ind w:firstLine="0"/>
               <w:jc w:val="center"/>
               <w:rPr>
@@ -20315,6 +22547,51 @@
           </w:tcPr>
           <w:p>
             <w:pPr>
+              <w:spacing w:before="0"/>
+              <w:ind w:firstLine="0"/>
+              <w:rPr>
+                <w:rtl/>
+              </w:rPr>
+            </w:pPr>
+            <w:r>
+              <w:rPr>
+                <w:rtl/>
+              </w:rPr>
+              <w:t>تعديل سعر الوحدة</w:t>
+            </w:r>
+          </w:p>
+        </w:tc>
+        <w:tc>
+          <w:tcPr>
+            <w:tcW w:w="1189" w:type="dxa"/>
+          </w:tcPr>
+          <w:p>
+            <w:pPr>
+              <w:spacing w:before="0"/>
+              <w:ind w:firstLine="0"/>
+              <w:jc w:val="center"/>
+              <w:rPr>
+                <w:rtl/>
+              </w:rPr>
+            </w:pPr>
+            <w:r>
+              <w:rPr>
+                <w:rFonts w:hint="cs"/>
+                <w:rtl/>
+              </w:rPr>
+              <w:t>34</w:t>
+            </w:r>
+          </w:p>
+        </w:tc>
+      </w:tr>
+      <w:tr>
+        <w:tc>
+          <w:tcPr>
+            <w:tcW w:w="5944" w:type="dxa"/>
+          </w:tcPr>
+          <w:p>
+            <w:pPr>
+              <w:spacing w:before="0"/>
               <w:ind w:firstLine="0"/>
               <w:rPr>
                 <w:rtl/>
@@ -20341,6 +22618,7 @@
           </w:tcPr>
           <w:p>
             <w:pPr>
+              <w:spacing w:before="0"/>
               <w:ind w:firstLine="0"/>
               <w:jc w:val="center"/>
               <w:rPr>
@@ -20364,6 +22642,7 @@
           </w:tcPr>
           <w:p>
             <w:pPr>
+              <w:spacing w:before="0"/>
               <w:ind w:firstLine="0"/>
               <w:rPr>
                 <w:rtl/>
@@ -20383,6 +22662,7 @@
           </w:tcPr>
           <w:p>
             <w:pPr>
+              <w:spacing w:before="0"/>
               <w:ind w:firstLine="0"/>
               <w:jc w:val="center"/>
               <w:rPr>
@@ -20406,6 +22686,7 @@
           </w:tcPr>
           <w:p>
             <w:pPr>
+              <w:spacing w:before="0"/>
               <w:ind w:firstLine="0"/>
               <w:rPr>
                 <w:rtl/>
@@ -20425,6 +22706,7 @@
           </w:tcPr>
           <w:p>
             <w:pPr>
+              <w:spacing w:before="0"/>
               <w:ind w:firstLine="0"/>
               <w:jc w:val="center"/>
               <w:rPr>
@@ -20448,6 +22730,7 @@
           </w:tcPr>
           <w:p>
             <w:pPr>
+              <w:spacing w:before="0"/>
               <w:ind w:firstLine="0"/>
               <w:rPr>
                 <w:rtl/>
@@ -20467,6 +22750,7 @@
           </w:tcPr>
           <w:p>
             <w:pPr>
+              <w:spacing w:before="0"/>
               <w:ind w:firstLine="0"/>
               <w:jc w:val="center"/>
               <w:rPr>
@@ -20490,6 +22774,7 @@
           </w:tcPr>
           <w:p>
             <w:pPr>
+              <w:spacing w:before="0"/>
               <w:ind w:firstLine="0"/>
               <w:rPr>
                 <w:rtl/>
@@ -20499,6 +22784,7 @@
               <w:rPr>
                 <w:rtl/>
               </w:rPr>
+              <w:lastRenderedPageBreak/>
               <w:t>الجوانب (التداعيات) السلبية لحقوق السحب الخاصة على النظام النقدي الدولي</w:t>
             </w:r>
           </w:p>
@@ -20509,6 +22795,7 @@
           </w:tcPr>
           <w:p>
             <w:pPr>
+              <w:spacing w:before="0"/>
               <w:ind w:firstLine="0"/>
               <w:jc w:val="center"/>
               <w:rPr>
@@ -20532,6 +22819,7 @@
           </w:tcPr>
           <w:p>
             <w:pPr>
+              <w:spacing w:before="0"/>
               <w:ind w:firstLine="0"/>
               <w:rPr>
                 <w:rtl/>
@@ -20564,6 +22852,7 @@
           </w:tcPr>
           <w:p>
             <w:pPr>
+              <w:spacing w:before="0"/>
               <w:ind w:firstLine="0"/>
               <w:jc w:val="center"/>
               <w:rPr>
@@ -20587,6 +22876,7 @@
           </w:tcPr>
           <w:p>
             <w:pPr>
+              <w:spacing w:before="0"/>
               <w:ind w:firstLine="0"/>
               <w:rPr>
                 <w:rtl/>
@@ -20619,6 +22909,7 @@
           </w:tcPr>
           <w:p>
             <w:pPr>
+              <w:spacing w:before="0"/>
               <w:ind w:firstLine="0"/>
               <w:jc w:val="center"/>
               <w:rPr>
@@ -20642,6 +22933,7 @@
           </w:tcPr>
           <w:p>
             <w:pPr>
+              <w:spacing w:before="0"/>
               <w:ind w:firstLine="0"/>
               <w:rPr>
                 <w:rtl/>
@@ -20661,6 +22953,7 @@
           </w:tcPr>
           <w:p>
             <w:pPr>
+              <w:spacing w:before="0"/>
               <w:ind w:firstLine="0"/>
               <w:jc w:val="center"/>
               <w:rPr>
@@ -20684,6 +22977,7 @@
           </w:tcPr>
           <w:p>
             <w:pPr>
+              <w:spacing w:before="0"/>
               <w:ind w:firstLine="0"/>
               <w:rPr>
                 <w:rtl/>
@@ -20703,6 +22997,7 @@
           </w:tcPr>
           <w:p>
             <w:pPr>
+              <w:spacing w:before="0"/>
               <w:ind w:firstLine="0"/>
               <w:jc w:val="center"/>
               <w:rPr>
@@ -20726,6 +23021,7 @@
           </w:tcPr>
           <w:p>
             <w:pPr>
+              <w:spacing w:before="0"/>
               <w:ind w:firstLine="0"/>
               <w:rPr>
                 <w:rtl/>
@@ -20745,6 +23041,7 @@
           </w:tcPr>
           <w:p>
             <w:pPr>
+              <w:spacing w:before="0"/>
               <w:ind w:firstLine="0"/>
               <w:jc w:val="center"/>
               <w:rPr>
@@ -20768,6 +23065,7 @@
           </w:tcPr>
           <w:p>
             <w:pPr>
+              <w:spacing w:before="0"/>
               <w:ind w:firstLine="0"/>
               <w:rPr>
                 <w:rtl/>
@@ -20787,6 +23085,7 @@
           </w:tcPr>
           <w:p>
             <w:pPr>
+              <w:spacing w:before="0"/>
               <w:ind w:firstLine="0"/>
               <w:jc w:val="center"/>
               <w:rPr>
@@ -20810,6 +23109,7 @@
           </w:tcPr>
           <w:p>
             <w:pPr>
+              <w:spacing w:before="0"/>
               <w:ind w:firstLine="0"/>
               <w:rPr>
                 <w:rtl/>
@@ -20836,6 +23136,7 @@
           </w:tcPr>
           <w:p>
             <w:pPr>
+              <w:spacing w:before="0"/>
               <w:ind w:firstLine="0"/>
               <w:jc w:val="center"/>
               <w:rPr>
@@ -20859,6 +23160,7 @@
           </w:tcPr>
           <w:p>
             <w:pPr>
+              <w:spacing w:before="0"/>
               <w:ind w:firstLine="0"/>
               <w:rPr>
                 <w:rtl/>
@@ -20878,10 +23180,10 @@
           </w:tcPr>
           <w:p>
             <w:pPr>
+              <w:spacing w:before="0"/>
               <w:ind w:firstLine="0"/>
               <w:jc w:val="center"/>
               <w:rPr>
-                <w:rFonts w:hint="cs"/>
                 <w:rtl/>
               </w:rPr>
             </w:pPr>
@@ -20902,6 +23204,7 @@
           </w:tcPr>
           <w:p>
             <w:pPr>
+              <w:spacing w:before="0"/>
               <w:ind w:firstLine="0"/>
               <w:rPr>
                 <w:rtl/>
@@ -20921,6 +23224,7 @@
           </w:tcPr>
           <w:p>
             <w:pPr>
+              <w:spacing w:before="0"/>
               <w:ind w:firstLine="0"/>
               <w:jc w:val="center"/>
               <w:rPr>
@@ -20944,6 +23248,7 @@
           </w:tcPr>
           <w:p>
             <w:pPr>
+              <w:spacing w:before="0"/>
               <w:ind w:firstLine="0"/>
               <w:rPr>
                 <w:rtl/>
@@ -20963,6 +23268,7 @@
           </w:tcPr>
           <w:p>
             <w:pPr>
+              <w:spacing w:before="0"/>
               <w:ind w:firstLine="0"/>
               <w:jc w:val="center"/>
               <w:rPr>
@@ -20986,6 +23292,7 @@
           </w:tcPr>
           <w:p>
             <w:pPr>
+              <w:spacing w:before="0"/>
               <w:ind w:firstLine="0"/>
               <w:rPr>
                 <w:rtl/>
@@ -21005,6 +23312,7 @@
           </w:tcPr>
           <w:p>
             <w:pPr>
+              <w:spacing w:before="0"/>
               <w:ind w:firstLine="0"/>
               <w:jc w:val="center"/>
               <w:rPr>
@@ -21025,71 +23333,10 @@
         <w:tc>
           <w:tcPr>
             <w:tcW w:w="5944" w:type="dxa"/>
-            <w:vAlign w:val="center"/>
           </w:tcPr>
           <w:p>
             <w:pPr>
-              <w:ind w:firstLine="0"/>
-              <w:jc w:val="center"/>
-              <w:rPr>
-                <w:b/>
-                <w:bCs/>
-                <w:rtl/>
-              </w:rPr>
-            </w:pPr>
-            <w:r>
-              <w:rPr>
-                <w:rFonts w:cs="SKR HEAD1" w:hint="cs"/>
-                <w:b/>
-                <w:bCs/>
-                <w:sz w:val="34"/>
-                <w:szCs w:val="34"/>
-                <w:rtl/>
-                <w:lang w:val="en-GB"/>
-              </w:rPr>
-              <w:lastRenderedPageBreak/>
-              <w:t>المــــــــوضـــــــوع</w:t>
-            </w:r>
-          </w:p>
-        </w:tc>
-        <w:tc>
-          <w:tcPr>
-            <w:tcW w:w="1189" w:type="dxa"/>
-            <w:vAlign w:val="center"/>
-          </w:tcPr>
-          <w:p>
-            <w:pPr>
-              <w:ind w:firstLine="0"/>
-              <w:jc w:val="center"/>
-              <w:rPr>
-                <w:rFonts w:hint="cs"/>
-                <w:b/>
-                <w:bCs/>
-                <w:rtl/>
-              </w:rPr>
-            </w:pPr>
-            <w:r>
-              <w:rPr>
-                <w:rFonts w:cs="SKR HEAD1" w:hint="cs"/>
-                <w:b/>
-                <w:bCs/>
-                <w:sz w:val="34"/>
-                <w:szCs w:val="34"/>
-                <w:rtl/>
-                <w:lang w:val="en-GB"/>
-              </w:rPr>
-              <w:t>الصـفــحـة</w:t>
-            </w:r>
-          </w:p>
-        </w:tc>
-      </w:tr>
-      <w:tr>
-        <w:tc>
-          <w:tcPr>
-            <w:tcW w:w="5944" w:type="dxa"/>
-          </w:tcPr>
-          <w:p>
-            <w:pPr>
+              <w:spacing w:before="0"/>
               <w:ind w:firstLine="0"/>
               <w:rPr>
                 <w:rtl/>
@@ -21109,6 +23356,7 @@
           </w:tcPr>
           <w:p>
             <w:pPr>
+              <w:spacing w:before="0"/>
               <w:ind w:firstLine="0"/>
               <w:jc w:val="center"/>
               <w:rPr>
@@ -21132,6 +23380,7 @@
           </w:tcPr>
           <w:p>
             <w:pPr>
+              <w:spacing w:before="0"/>
               <w:ind w:firstLine="0"/>
               <w:rPr>
                 <w:rtl/>
@@ -21151,6 +23400,7 @@
           </w:tcPr>
           <w:p>
             <w:pPr>
+              <w:spacing w:before="0"/>
               <w:ind w:firstLine="0"/>
               <w:jc w:val="center"/>
               <w:rPr>
@@ -21174,6 +23424,7 @@
           </w:tcPr>
           <w:p>
             <w:pPr>
+              <w:spacing w:before="0"/>
               <w:ind w:firstLine="0"/>
               <w:rPr>
                 <w:rtl/>
@@ -21193,6 +23444,7 @@
           </w:tcPr>
           <w:p>
             <w:pPr>
+              <w:spacing w:before="0"/>
               <w:ind w:firstLine="0"/>
               <w:jc w:val="center"/>
               <w:rPr>
@@ -21216,6 +23468,7 @@
           </w:tcPr>
           <w:p>
             <w:pPr>
+              <w:spacing w:before="0"/>
               <w:ind w:firstLine="0"/>
               <w:rPr>
                 <w:rtl/>
@@ -21242,6 +23495,7 @@
           </w:tcPr>
           <w:p>
             <w:pPr>
+              <w:spacing w:before="0"/>
               <w:ind w:firstLine="0"/>
               <w:jc w:val="center"/>
               <w:rPr>
@@ -21265,6 +23519,7 @@
           </w:tcPr>
           <w:p>
             <w:pPr>
+              <w:spacing w:before="0"/>
               <w:ind w:firstLine="0"/>
               <w:rPr>
                 <w:rtl/>
@@ -21284,6 +23539,7 @@
           </w:tcPr>
           <w:p>
             <w:pPr>
+              <w:spacing w:before="0"/>
               <w:ind w:firstLine="0"/>
               <w:jc w:val="center"/>
               <w:rPr>
@@ -21307,6 +23563,7 @@
           </w:tcPr>
           <w:p>
             <w:pPr>
+              <w:spacing w:before="0"/>
               <w:ind w:firstLine="0"/>
               <w:rPr>
                 <w:rtl/>
@@ -21326,6 +23583,7 @@
           </w:tcPr>
           <w:p>
             <w:pPr>
+              <w:spacing w:before="0"/>
               <w:ind w:firstLine="0"/>
               <w:jc w:val="center"/>
               <w:rPr>
@@ -21349,6 +23607,7 @@
           </w:tcPr>
           <w:p>
             <w:pPr>
+              <w:spacing w:before="0"/>
               <w:ind w:firstLine="0"/>
               <w:rPr>
                 <w:rtl/>
@@ -21368,6 +23627,7 @@
           </w:tcPr>
           <w:p>
             <w:pPr>
+              <w:spacing w:before="0"/>
               <w:ind w:firstLine="0"/>
               <w:jc w:val="center"/>
               <w:rPr>
@@ -21391,6 +23651,7 @@
           </w:tcPr>
           <w:p>
             <w:pPr>
+              <w:spacing w:before="0"/>
               <w:ind w:firstLine="0"/>
               <w:rPr>
                 <w:rtl/>
@@ -21400,6 +23661,7 @@
               <w:rPr>
                 <w:rtl/>
               </w:rPr>
+              <w:lastRenderedPageBreak/>
               <w:t>التداعيات العالمية للعقوبات الاقتصادية على روسيا</w:t>
             </w:r>
           </w:p>
@@ -21410,6 +23672,7 @@
           </w:tcPr>
           <w:p>
             <w:pPr>
+              <w:spacing w:before="0"/>
               <w:ind w:firstLine="0"/>
               <w:jc w:val="center"/>
               <w:rPr>
@@ -21433,6 +23696,7 @@
           </w:tcPr>
           <w:p>
             <w:pPr>
+              <w:spacing w:before="0"/>
               <w:ind w:firstLine="0"/>
               <w:rPr>
                 <w:rtl/>
@@ -21452,6 +23716,7 @@
           </w:tcPr>
           <w:p>
             <w:pPr>
+              <w:spacing w:before="0"/>
               <w:ind w:firstLine="0"/>
               <w:jc w:val="center"/>
               <w:rPr>
@@ -21475,6 +23740,7 @@
           </w:tcPr>
           <w:p>
             <w:pPr>
+              <w:spacing w:before="0"/>
               <w:ind w:firstLine="0"/>
               <w:rPr>
                 <w:rFonts w:cs="Times New Roman"/>
@@ -21496,10 +23762,10 @@
           </w:tcPr>
           <w:p>
             <w:pPr>
+              <w:spacing w:before="0"/>
               <w:ind w:firstLine="0"/>
               <w:jc w:val="center"/>
               <w:rPr>
-                <w:rFonts w:hint="cs"/>
                 <w:rtl/>
               </w:rPr>
             </w:pPr>
@@ -21576,7 +23842,7 @@
 </file>
 
 <file path=word/endnotes.xml><?xml version="1.0" encoding="utf-8"?>
-<w:endnotes xmlns:wpc="http://schemas.microsoft.com/office/word/2010/wordprocessingCanvas" xmlns:cx="http://schemas.microsoft.com/office/drawing/2014/chartex" xmlns:cx1="http://schemas.microsoft.com/office/drawing/2015/9/8/chartex" xmlns:cx2="http://schemas.microsoft.com/office/drawing/2015/10/21/chartex" xmlns:cx3="http://schemas.microsoft.com/office/drawing/2016/5/9/chartex" xmlns:cx4="http://schemas.microsoft.com/office/drawing/2016/5/10/chartex" xmlns:cx5="http://schemas.microsoft.com/office/drawing/2016/5/11/chartex" xmlns:cx6="http://schemas.microsoft.com/office/drawing/2016/5/12/chartex" xmlns:cx7="http://schemas.microsoft.com/office/drawing/2016/5/13/chartex" xmlns:cx8="http://schemas.microsoft.com/office/drawing/2016/5/14/chartex" xmlns:mc="http://schemas.openxmlformats.org/markup-compatibility/2006" xmlns:aink="http://schemas.microsoft.com/office/drawing/2016/ink" xmlns:am3d="http://schemas.microsoft.com/office/drawing/2017/model3d" xmlns:o="urn:schemas-microsoft-com:office:office" xmlns:oel="http://schemas.microsoft.com/office/2019/extlst" xmlns:r="http://schemas.openxmlformats.org/officeDocument/2006/relationships" xmlns:m="http://schemas.openxmlformats.org/officeDocument/2006/math" xmlns:v="urn:schemas-microsoft-com:vml" xmlns:wp14="http://schemas.microsoft.com/office/word/2010/wordprocessingDrawing" xmlns:wp="http://schemas.openxmlformats.org/drawingml/2006/wordprocessingDrawing" xmlns:w10="urn:schemas-microsoft-com:office:word" xmlns:w="http://schemas.openxmlformats.org/wordprocessingml/2006/main" xmlns:w14="http://schemas.microsoft.com/office/word/2010/wordml" xmlns:w15="http://schemas.microsoft.com/office/word/2012/wordml" xmlns:w16cex="http://schemas.microsoft.com/office/word/2018/wordml/cex" xmlns:w16cid="http://schemas.microsoft.com/office/word/2016/wordml/cid" xmlns:w16="http://schemas.microsoft.com/office/word/2018/wordml" xmlns:w16du="http://schemas.microsoft.com/office/word/2023/wordml/word16du" xmlns:w16sdtdh="http://schemas.microsoft.com/office/word/2020/wordml/sdtdatahash" xmlns:w16se="http://schemas.microsoft.com/office/word/2015/wordml/symex" xmlns:wpg="http://schemas.microsoft.com/office/word/2010/wordprocessingGroup" xmlns:wpi="http://schemas.microsoft.com/office/word/2010/wordprocessingInk" xmlns:wne="http://schemas.microsoft.com/office/word/2006/wordml" xmlns:wps="http://schemas.microsoft.com/office/word/2010/wordprocessingShape" mc:Ignorable="w14 w15 w16se w16cid w16 w16cex w16sdtdh w16du wp14">
+<w:endnotes xmlns:wpc="http://schemas.microsoft.com/office/word/2010/wordprocessingCanvas" xmlns:cx="http://schemas.microsoft.com/office/drawing/2014/chartex" xmlns:cx1="http://schemas.microsoft.com/office/drawing/2015/9/8/chartex" xmlns:cx2="http://schemas.microsoft.com/office/drawing/2015/10/21/chartex" xmlns:cx3="http://schemas.microsoft.com/office/drawing/2016/5/9/chartex" xmlns:cx4="http://schemas.microsoft.com/office/drawing/2016/5/10/chartex" xmlns:cx5="http://schemas.microsoft.com/office/drawing/2016/5/11/chartex" xmlns:cx6="http://schemas.microsoft.com/office/drawing/2016/5/12/chartex" xmlns:cx7="http://schemas.microsoft.com/office/drawing/2016/5/13/chartex" xmlns:cx8="http://schemas.microsoft.com/office/drawing/2016/5/14/chartex" xmlns:mc="http://schemas.openxmlformats.org/markup-compatibility/2006" xmlns:aink="http://schemas.microsoft.com/office/drawing/2016/ink" xmlns:am3d="http://schemas.microsoft.com/office/drawing/2017/model3d" xmlns:o="urn:schemas-microsoft-com:office:office" xmlns:oel="http://schemas.microsoft.com/office/2019/extlst" xmlns:r="http://schemas.openxmlformats.org/officeDocument/2006/relationships" xmlns:m="http://schemas.openxmlformats.org/officeDocument/2006/math" xmlns:v="urn:schemas-microsoft-com:vml" xmlns:wp14="http://schemas.microsoft.com/office/word/2010/wordprocessingDrawing" xmlns:wp="http://schemas.openxmlformats.org/drawingml/2006/wordprocessingDrawing" xmlns:w10="urn:schemas-microsoft-com:office:word" xmlns:w="http://schemas.openxmlformats.org/wordprocessingml/2006/main" xmlns:w14="http://schemas.microsoft.com/office/word/2010/wordml" xmlns:w15="http://schemas.microsoft.com/office/word/2012/wordml" xmlns:w16cex="http://schemas.microsoft.com/office/word/2018/wordml/cex" xmlns:w16cid="http://schemas.microsoft.com/office/word/2016/wordml/cid" xmlns:w16="http://schemas.microsoft.com/office/word/2018/wordml" xmlns:w16du="http://schemas.microsoft.com/office/word/2023/wordml/word16du" xmlns:w16sdtdh="http://schemas.microsoft.com/office/word/2020/wordml/sdtdatahash" xmlns:w16sdtfl="http://schemas.microsoft.com/office/word/2024/wordml/sdtformatlock" xmlns:w16se="http://schemas.microsoft.com/office/word/2015/wordml/symex" xmlns:wpg="http://schemas.microsoft.com/office/word/2010/wordprocessingGroup" xmlns:wpi="http://schemas.microsoft.com/office/word/2010/wordprocessingInk" xmlns:wne="http://schemas.microsoft.com/office/word/2006/wordml" xmlns:wps="http://schemas.microsoft.com/office/word/2010/wordprocessingShape" mc:Ignorable="w14 w15 w16se w16cid w16 w16cex w16sdtdh w16sdtfl w16du wp14">
   <w:endnote w:type="separator" w:id="-1">
     <w:p>
       <w:pPr>
@@ -21601,7 +23867,7 @@
 </file>
 
 <file path=word/footer1.xml><?xml version="1.0" encoding="utf-8"?>
-<w:ftr xmlns:wpc="http://schemas.microsoft.com/office/word/2010/wordprocessingCanvas" xmlns:cx="http://schemas.microsoft.com/office/drawing/2014/chartex" xmlns:cx1="http://schemas.microsoft.com/office/drawing/2015/9/8/chartex" xmlns:cx2="http://schemas.microsoft.com/office/drawing/2015/10/21/chartex" xmlns:cx3="http://schemas.microsoft.com/office/drawing/2016/5/9/chartex" xmlns:cx4="http://schemas.microsoft.com/office/drawing/2016/5/10/chartex" xmlns:cx5="http://schemas.microsoft.com/office/drawing/2016/5/11/chartex" xmlns:cx6="http://schemas.microsoft.com/office/drawing/2016/5/12/chartex" xmlns:cx7="http://schemas.microsoft.com/office/drawing/2016/5/13/chartex" xmlns:cx8="http://schemas.microsoft.com/office/drawing/2016/5/14/chartex" xmlns:mc="http://schemas.openxmlformats.org/markup-compatibility/2006" xmlns:aink="http://schemas.microsoft.com/office/drawing/2016/ink" xmlns:am3d="http://schemas.microsoft.com/office/drawing/2017/model3d" xmlns:o="urn:schemas-microsoft-com:office:office" xmlns:oel="http://schemas.microsoft.com/office/2019/extlst" xmlns:r="http://schemas.openxmlformats.org/officeDocument/2006/relationships" xmlns:m="http://schemas.openxmlformats.org/officeDocument/2006/math" xmlns:v="urn:schemas-microsoft-com:vml" xmlns:wp14="http://schemas.microsoft.com/office/word/2010/wordprocessingDrawing" xmlns:wp="http://schemas.openxmlformats.org/drawingml/2006/wordprocessingDrawing" xmlns:w10="urn:schemas-microsoft-com:office:word" xmlns:w="http://schemas.openxmlformats.org/wordprocessingml/2006/main" xmlns:w14="http://schemas.microsoft.com/office/word/2010/wordml" xmlns:w15="http://schemas.microsoft.com/office/word/2012/wordml" xmlns:w16cex="http://schemas.microsoft.com/office/word/2018/wordml/cex" xmlns:w16cid="http://schemas.microsoft.com/office/word/2016/wordml/cid" xmlns:w16="http://schemas.microsoft.com/office/word/2018/wordml" xmlns:w16du="http://schemas.microsoft.com/office/word/2023/wordml/word16du" xmlns:w16sdtdh="http://schemas.microsoft.com/office/word/2020/wordml/sdtdatahash" xmlns:w16se="http://schemas.microsoft.com/office/word/2015/wordml/symex" xmlns:wpg="http://schemas.microsoft.com/office/word/2010/wordprocessingGroup" xmlns:wpi="http://schemas.microsoft.com/office/word/2010/wordprocessingInk" xmlns:wne="http://schemas.microsoft.com/office/word/2006/wordml" xmlns:wps="http://schemas.microsoft.com/office/word/2010/wordprocessingShape" mc:Ignorable="w14 w15 w16se w16cid w16 w16cex w16sdtdh w16du wp14">
+<w:ftr xmlns:wpc="http://schemas.microsoft.com/office/word/2010/wordprocessingCanvas" xmlns:cx="http://schemas.microsoft.com/office/drawing/2014/chartex" xmlns:cx1="http://schemas.microsoft.com/office/drawing/2015/9/8/chartex" xmlns:cx2="http://schemas.microsoft.com/office/drawing/2015/10/21/chartex" xmlns:cx3="http://schemas.microsoft.com/office/drawing/2016/5/9/chartex" xmlns:cx4="http://schemas.microsoft.com/office/drawing/2016/5/10/chartex" xmlns:cx5="http://schemas.microsoft.com/office/drawing/2016/5/11/chartex" xmlns:cx6="http://schemas.microsoft.com/office/drawing/2016/5/12/chartex" xmlns:cx7="http://schemas.microsoft.com/office/drawing/2016/5/13/chartex" xmlns:cx8="http://schemas.microsoft.com/office/drawing/2016/5/14/chartex" xmlns:mc="http://schemas.openxmlformats.org/markup-compatibility/2006" xmlns:aink="http://schemas.microsoft.com/office/drawing/2016/ink" xmlns:am3d="http://schemas.microsoft.com/office/drawing/2017/model3d" xmlns:o="urn:schemas-microsoft-com:office:office" xmlns:oel="http://schemas.microsoft.com/office/2019/extlst" xmlns:r="http://schemas.openxmlformats.org/officeDocument/2006/relationships" xmlns:m="http://schemas.openxmlformats.org/officeDocument/2006/math" xmlns:v="urn:schemas-microsoft-com:vml" xmlns:wp14="http://schemas.microsoft.com/office/word/2010/wordprocessingDrawing" xmlns:wp="http://schemas.openxmlformats.org/drawingml/2006/wordprocessingDrawing" xmlns:w10="urn:schemas-microsoft-com:office:word" xmlns:w="http://schemas.openxmlformats.org/wordprocessingml/2006/main" xmlns:w14="http://schemas.microsoft.com/office/word/2010/wordml" xmlns:w15="http://schemas.microsoft.com/office/word/2012/wordml" xmlns:w16cex="http://schemas.microsoft.com/office/word/2018/wordml/cex" xmlns:w16cid="http://schemas.microsoft.com/office/word/2016/wordml/cid" xmlns:w16="http://schemas.microsoft.com/office/word/2018/wordml" xmlns:w16du="http://schemas.microsoft.com/office/word/2023/wordml/word16du" xmlns:w16sdtdh="http://schemas.microsoft.com/office/word/2020/wordml/sdtdatahash" xmlns:w16sdtfl="http://schemas.microsoft.com/office/word/2024/wordml/sdtformatlock" xmlns:w16se="http://schemas.microsoft.com/office/word/2015/wordml/symex" xmlns:wpg="http://schemas.microsoft.com/office/word/2010/wordprocessingGroup" xmlns:wpi="http://schemas.microsoft.com/office/word/2010/wordprocessingInk" xmlns:wne="http://schemas.microsoft.com/office/word/2006/wordml" xmlns:wps="http://schemas.microsoft.com/office/word/2010/wordprocessingShape" mc:Ignorable="w14 w15 w16se w16cid w16 w16cex w16sdtdh w16sdtfl w16du wp14">
   <w:sdt>
     <w:sdtPr>
       <w:rPr>
@@ -21615,7 +23881,10 @@
     </w:sdtPr>
     <w:sdtEndPr>
       <w:rPr>
+        <w:rFonts w:asciiTheme="majorBidi" w:hAnsiTheme="majorBidi" w:cstheme="majorBidi"/>
         <w:noProof/>
+        <w:sz w:val="24"/>
+        <w:szCs w:val="24"/>
       </w:rPr>
     </w:sdtEndPr>
     <w:sdtContent>
@@ -21625,37 +23894,55 @@
           <w:ind w:firstLine="0"/>
           <w:jc w:val="center"/>
           <w:rPr>
+            <w:rFonts w:asciiTheme="majorBidi" w:hAnsiTheme="majorBidi" w:cstheme="majorBidi"/>
+            <w:sz w:val="24"/>
+            <w:szCs w:val="24"/>
             <w:rtl/>
           </w:rPr>
         </w:pPr>
         <w:r>
           <w:rPr>
+            <w:rFonts w:asciiTheme="majorBidi" w:hAnsiTheme="majorBidi" w:cstheme="majorBidi"/>
+            <w:sz w:val="24"/>
+            <w:szCs w:val="24"/>
             <w:rtl/>
           </w:rPr>
           <w:fldChar w:fldCharType="begin"/>
         </w:r>
         <w:r>
           <w:rPr>
+            <w:rFonts w:asciiTheme="majorBidi" w:hAnsiTheme="majorBidi" w:cstheme="majorBidi"/>
+            <w:sz w:val="24"/>
+            <w:szCs w:val="24"/>
             <w:rtl/>
           </w:rPr>
           <w:instrText xml:space="preserve"> PAGE   \* MERGEFORMAT </w:instrText>
         </w:r>
         <w:r>
           <w:rPr>
+            <w:rFonts w:asciiTheme="majorBidi" w:hAnsiTheme="majorBidi" w:cstheme="majorBidi"/>
+            <w:sz w:val="24"/>
+            <w:szCs w:val="24"/>
             <w:rtl/>
           </w:rPr>
           <w:fldChar w:fldCharType="separate"/>
         </w:r>
         <w:r>
           <w:rPr>
+            <w:rFonts w:asciiTheme="majorBidi" w:hAnsiTheme="majorBidi" w:cstheme="majorBidi"/>
             <w:noProof/>
+            <w:sz w:val="24"/>
+            <w:szCs w:val="24"/>
             <w:rtl/>
           </w:rPr>
           <w:t>2</w:t>
         </w:r>
         <w:r>
           <w:rPr>
+            <w:rFonts w:asciiTheme="majorBidi" w:hAnsiTheme="majorBidi" w:cstheme="majorBidi"/>
             <w:noProof/>
+            <w:sz w:val="24"/>
+            <w:szCs w:val="24"/>
             <w:rtl/>
           </w:rPr>
           <w:fldChar w:fldCharType="end"/>
@@ -21667,7 +23954,7 @@
 </file>
 
 <file path=word/footnotes.xml><?xml version="1.0" encoding="utf-8"?>
-<w:footnotes xmlns:wpc="http://schemas.microsoft.com/office/word/2010/wordprocessingCanvas" xmlns:cx="http://schemas.microsoft.com/office/drawing/2014/chartex" xmlns:cx1="http://schemas.microsoft.com/office/drawing/2015/9/8/chartex" xmlns:cx2="http://schemas.microsoft.com/office/drawing/2015/10/21/chartex" xmlns:cx3="http://schemas.microsoft.com/office/drawing/2016/5/9/chartex" xmlns:cx4="http://schemas.microsoft.com/office/drawing/2016/5/10/chartex" xmlns:cx5="http://schemas.microsoft.com/office/drawing/2016/5/11/chartex" xmlns:cx6="http://schemas.microsoft.com/office/drawing/2016/5/12/chartex" xmlns:cx7="http://schemas.microsoft.com/office/drawing/2016/5/13/chartex" xmlns:cx8="http://schemas.microsoft.com/office/drawing/2016/5/14/chartex" xmlns:mc="http://schemas.openxmlformats.org/markup-compatibility/2006" xmlns:aink="http://schemas.microsoft.com/office/drawing/2016/ink" xmlns:am3d="http://schemas.microsoft.com/office/drawing/2017/model3d" xmlns:o="urn:schemas-microsoft-com:office:office" xmlns:oel="http://schemas.microsoft.com/office/2019/extlst" xmlns:r="http://schemas.openxmlformats.org/officeDocument/2006/relationships" xmlns:m="http://schemas.openxmlformats.org/officeDocument/2006/math" xmlns:v="urn:schemas-microsoft-com:vml" xmlns:wp14="http://schemas.microsoft.com/office/word/2010/wordprocessingDrawing" xmlns:wp="http://schemas.openxmlformats.org/drawingml/2006/wordprocessingDrawing" xmlns:w10="urn:schemas-microsoft-com:office:word" xmlns:w="http://schemas.openxmlformats.org/wordprocessingml/2006/main" xmlns:w14="http://schemas.microsoft.com/office/word/2010/wordml" xmlns:w15="http://schemas.microsoft.com/office/word/2012/wordml" xmlns:w16cex="http://schemas.microsoft.com/office/word/2018/wordml/cex" xmlns:w16cid="http://schemas.microsoft.com/office/word/2016/wordml/cid" xmlns:w16="http://schemas.microsoft.com/office/word/2018/wordml" xmlns:w16du="http://schemas.microsoft.com/office/word/2023/wordml/word16du" xmlns:w16sdtdh="http://schemas.microsoft.com/office/word/2020/wordml/sdtdatahash" xmlns:w16se="http://schemas.microsoft.com/office/word/2015/wordml/symex" xmlns:wpg="http://schemas.microsoft.com/office/word/2010/wordprocessingGroup" xmlns:wpi="http://schemas.microsoft.com/office/word/2010/wordprocessingInk" xmlns:wne="http://schemas.microsoft.com/office/word/2006/wordml" xmlns:wps="http://schemas.microsoft.com/office/word/2010/wordprocessingShape" mc:Ignorable="w14 w15 w16se w16cid w16 w16cex w16sdtdh w16du wp14">
+<w:footnotes xmlns:wpc="http://schemas.microsoft.com/office/word/2010/wordprocessingCanvas" xmlns:cx="http://schemas.microsoft.com/office/drawing/2014/chartex" xmlns:cx1="http://schemas.microsoft.com/office/drawing/2015/9/8/chartex" xmlns:cx2="http://schemas.microsoft.com/office/drawing/2015/10/21/chartex" xmlns:cx3="http://schemas.microsoft.com/office/drawing/2016/5/9/chartex" xmlns:cx4="http://schemas.microsoft.com/office/drawing/2016/5/10/chartex" xmlns:cx5="http://schemas.microsoft.com/office/drawing/2016/5/11/chartex" xmlns:cx6="http://schemas.microsoft.com/office/drawing/2016/5/12/chartex" xmlns:cx7="http://schemas.microsoft.com/office/drawing/2016/5/13/chartex" xmlns:cx8="http://schemas.microsoft.com/office/drawing/2016/5/14/chartex" xmlns:mc="http://schemas.openxmlformats.org/markup-compatibility/2006" xmlns:aink="http://schemas.microsoft.com/office/drawing/2016/ink" xmlns:am3d="http://schemas.microsoft.com/office/drawing/2017/model3d" xmlns:o="urn:schemas-microsoft-com:office:office" xmlns:oel="http://schemas.microsoft.com/office/2019/extlst" xmlns:r="http://schemas.openxmlformats.org/officeDocument/2006/relationships" xmlns:m="http://schemas.openxmlformats.org/officeDocument/2006/math" xmlns:v="urn:schemas-microsoft-com:vml" xmlns:wp14="http://schemas.microsoft.com/office/word/2010/wordprocessingDrawing" xmlns:wp="http://schemas.openxmlformats.org/drawingml/2006/wordprocessingDrawing" xmlns:w10="urn:schemas-microsoft-com:office:word" xmlns:w="http://schemas.openxmlformats.org/wordprocessingml/2006/main" xmlns:w14="http://schemas.microsoft.com/office/word/2010/wordml" xmlns:w15="http://schemas.microsoft.com/office/word/2012/wordml" xmlns:w16cex="http://schemas.microsoft.com/office/word/2018/wordml/cex" xmlns:w16cid="http://schemas.microsoft.com/office/word/2016/wordml/cid" xmlns:w16="http://schemas.microsoft.com/office/word/2018/wordml" xmlns:w16du="http://schemas.microsoft.com/office/word/2023/wordml/word16du" xmlns:w16sdtdh="http://schemas.microsoft.com/office/word/2020/wordml/sdtdatahash" xmlns:w16sdtfl="http://schemas.microsoft.com/office/word/2024/wordml/sdtformatlock" xmlns:w16se="http://schemas.microsoft.com/office/word/2015/wordml/symex" xmlns:wpg="http://schemas.microsoft.com/office/word/2010/wordprocessingGroup" xmlns:wpi="http://schemas.microsoft.com/office/word/2010/wordprocessingInk" xmlns:wne="http://schemas.microsoft.com/office/word/2006/wordml" xmlns:wps="http://schemas.microsoft.com/office/word/2010/wordprocessingShape" mc:Ignorable="w14 w15 w16se w16cid w16 w16cex w16sdtdh w16sdtfl w16du wp14">
   <w:footnote w:type="separator" w:id="-1">
     <w:p>
       <w:pPr>
@@ -22385,7 +24672,7 @@
 </file>
 
 <file path=word/header1.xml><?xml version="1.0" encoding="utf-8"?>
-<w:hdr xmlns:wpc="http://schemas.microsoft.com/office/word/2010/wordprocessingCanvas" xmlns:cx="http://schemas.microsoft.com/office/drawing/2014/chartex" xmlns:cx1="http://schemas.microsoft.com/office/drawing/2015/9/8/chartex" xmlns:cx2="http://schemas.microsoft.com/office/drawing/2015/10/21/chartex" xmlns:cx3="http://schemas.microsoft.com/office/drawing/2016/5/9/chartex" xmlns:cx4="http://schemas.microsoft.com/office/drawing/2016/5/10/chartex" xmlns:cx5="http://schemas.microsoft.com/office/drawing/2016/5/11/chartex" xmlns:cx6="http://schemas.microsoft.com/office/drawing/2016/5/12/chartex" xmlns:cx7="http://schemas.microsoft.com/office/drawing/2016/5/13/chartex" xmlns:cx8="http://schemas.microsoft.com/office/drawing/2016/5/14/chartex" xmlns:mc="http://schemas.openxmlformats.org/markup-compatibility/2006" xmlns:aink="http://schemas.microsoft.com/office/drawing/2016/ink" xmlns:am3d="http://schemas.microsoft.com/office/drawing/2017/model3d" xmlns:o="urn:schemas-microsoft-com:office:office" xmlns:oel="http://schemas.microsoft.com/office/2019/extlst" xmlns:r="http://schemas.openxmlformats.org/officeDocument/2006/relationships" xmlns:m="http://schemas.openxmlformats.org/officeDocument/2006/math" xmlns:v="urn:schemas-microsoft-com:vml" xmlns:wp14="http://schemas.microsoft.com/office/word/2010/wordprocessingDrawing" xmlns:wp="http://schemas.openxmlformats.org/drawingml/2006/wordprocessingDrawing" xmlns:w10="urn:schemas-microsoft-com:office:word" xmlns:w="http://schemas.openxmlformats.org/wordprocessingml/2006/main" xmlns:w14="http://schemas.microsoft.com/office/word/2010/wordml" xmlns:w15="http://schemas.microsoft.com/office/word/2012/wordml" xmlns:w16cex="http://schemas.microsoft.com/office/word/2018/wordml/cex" xmlns:w16cid="http://schemas.microsoft.com/office/word/2016/wordml/cid" xmlns:w16="http://schemas.microsoft.com/office/word/2018/wordml" xmlns:w16du="http://schemas.microsoft.com/office/word/2023/wordml/word16du" xmlns:w16sdtdh="http://schemas.microsoft.com/office/word/2020/wordml/sdtdatahash" xmlns:w16se="http://schemas.microsoft.com/office/word/2015/wordml/symex" xmlns:wpg="http://schemas.microsoft.com/office/word/2010/wordprocessingGroup" xmlns:wpi="http://schemas.microsoft.com/office/word/2010/wordprocessingInk" xmlns:wne="http://schemas.microsoft.com/office/word/2006/wordml" xmlns:wps="http://schemas.microsoft.com/office/word/2010/wordprocessingShape" mc:Ignorable="w14 w15 w16se w16cid w16 w16cex w16sdtdh w16du wp14">
+<w:hdr xmlns:wpc="http://schemas.microsoft.com/office/word/2010/wordprocessingCanvas" xmlns:cx="http://schemas.microsoft.com/office/drawing/2014/chartex" xmlns:cx1="http://schemas.microsoft.com/office/drawing/2015/9/8/chartex" xmlns:cx2="http://schemas.microsoft.com/office/drawing/2015/10/21/chartex" xmlns:cx3="http://schemas.microsoft.com/office/drawing/2016/5/9/chartex" xmlns:cx4="http://schemas.microsoft.com/office/drawing/2016/5/10/chartex" xmlns:cx5="http://schemas.microsoft.com/office/drawing/2016/5/11/chartex" xmlns:cx6="http://schemas.microsoft.com/office/drawing/2016/5/12/chartex" xmlns:cx7="http://schemas.microsoft.com/office/drawing/2016/5/13/chartex" xmlns:cx8="http://schemas.microsoft.com/office/drawing/2016/5/14/chartex" xmlns:mc="http://schemas.openxmlformats.org/markup-compatibility/2006" xmlns:aink="http://schemas.microsoft.com/office/drawing/2016/ink" xmlns:am3d="http://schemas.microsoft.com/office/drawing/2017/model3d" xmlns:o="urn:schemas-microsoft-com:office:office" xmlns:oel="http://schemas.microsoft.com/office/2019/extlst" xmlns:r="http://schemas.openxmlformats.org/officeDocument/2006/relationships" xmlns:m="http://schemas.openxmlformats.org/officeDocument/2006/math" xmlns:v="urn:schemas-microsoft-com:vml" xmlns:wp14="http://schemas.microsoft.com/office/word/2010/wordprocessingDrawing" xmlns:wp="http://schemas.openxmlformats.org/drawingml/2006/wordprocessingDrawing" xmlns:w10="urn:schemas-microsoft-com:office:word" xmlns:w="http://schemas.openxmlformats.org/wordprocessingml/2006/main" xmlns:w14="http://schemas.microsoft.com/office/word/2010/wordml" xmlns:w15="http://schemas.microsoft.com/office/word/2012/wordml" xmlns:w16cex="http://schemas.microsoft.com/office/word/2018/wordml/cex" xmlns:w16cid="http://schemas.microsoft.com/office/word/2016/wordml/cid" xmlns:w16="http://schemas.microsoft.com/office/word/2018/wordml" xmlns:w16du="http://schemas.microsoft.com/office/word/2023/wordml/word16du" xmlns:w16sdtdh="http://schemas.microsoft.com/office/word/2020/wordml/sdtdatahash" xmlns:w16sdtfl="http://schemas.microsoft.com/office/word/2024/wordml/sdtformatlock" xmlns:w16se="http://schemas.microsoft.com/office/word/2015/wordml/symex" xmlns:wpg="http://schemas.microsoft.com/office/word/2010/wordprocessingGroup" xmlns:wpi="http://schemas.microsoft.com/office/word/2010/wordprocessingInk" xmlns:wne="http://schemas.microsoft.com/office/word/2006/wordml" xmlns:wps="http://schemas.microsoft.com/office/word/2010/wordprocessingShape" mc:Ignorable="w14 w15 w16se w16cid w16 w16cex w16sdtdh w16sdtfl w16du wp14">
   <w:p>
     <w:pPr>
       <w:pStyle w:val="Header"/>
@@ -22396,7 +24683,7 @@
 </file>
 
 <file path=word/numbering.xml><?xml version="1.0" encoding="utf-8"?>
-<w:numbering xmlns:wpc="http://schemas.microsoft.com/office/word/2010/wordprocessingCanvas" xmlns:cx="http://schemas.microsoft.com/office/drawing/2014/chartex" xmlns:cx1="http://schemas.microsoft.com/office/drawing/2015/9/8/chartex" xmlns:cx2="http://schemas.microsoft.com/office/drawing/2015/10/21/chartex" xmlns:cx3="http://schemas.microsoft.com/office/drawing/2016/5/9/chartex" xmlns:cx4="http://schemas.microsoft.com/office/drawing/2016/5/10/chartex" xmlns:cx5="http://schemas.microsoft.com/office/drawing/2016/5/11/chartex" xmlns:cx6="http://schemas.microsoft.com/office/drawing/2016/5/12/chartex" xmlns:cx7="http://schemas.microsoft.com/office/drawing/2016/5/13/chartex" xmlns:cx8="http://schemas.microsoft.com/office/drawing/2016/5/14/chartex" xmlns:mc="http://schemas.openxmlformats.org/markup-compatibility/2006" xmlns:aink="http://schemas.microsoft.com/office/drawing/2016/ink" xmlns:am3d="http://schemas.microsoft.com/office/drawing/2017/model3d" xmlns:o="urn:schemas-microsoft-com:office:office" xmlns:oel="http://schemas.microsoft.com/office/2019/extlst" xmlns:r="http://schemas.openxmlformats.org/officeDocument/2006/relationships" xmlns:m="http://schemas.openxmlformats.org/officeDocument/2006/math" xmlns:v="urn:schemas-microsoft-com:vml" xmlns:wp14="http://schemas.microsoft.com/office/word/2010/wordprocessingDrawing" xmlns:wp="http://schemas.openxmlformats.org/drawingml/2006/wordprocessingDrawing" xmlns:w10="urn:schemas-microsoft-com:office:word" xmlns:w="http://schemas.openxmlformats.org/wordprocessingml/2006/main" xmlns:w14="http://schemas.microsoft.com/office/word/2010/wordml" xmlns:w15="http://schemas.microsoft.com/office/word/2012/wordml" xmlns:w16cex="http://schemas.microsoft.com/office/word/2018/wordml/cex" xmlns:w16cid="http://schemas.microsoft.com/office/word/2016/wordml/cid" xmlns:w16="http://schemas.microsoft.com/office/word/2018/wordml" xmlns:w16du="http://schemas.microsoft.com/office/word/2023/wordml/word16du" xmlns:w16sdtdh="http://schemas.microsoft.com/office/word/2020/wordml/sdtdatahash" xmlns:w16se="http://schemas.microsoft.com/office/word/2015/wordml/symex" xmlns:wpg="http://schemas.microsoft.com/office/word/2010/wordprocessingGroup" xmlns:wpi="http://schemas.microsoft.com/office/word/2010/wordprocessingInk" xmlns:wne="http://schemas.microsoft.com/office/word/2006/wordml" xmlns:wps="http://schemas.microsoft.com/office/word/2010/wordprocessingShape" mc:Ignorable="w14 w15 w16se w16cid w16 w16cex w16sdtdh w16du wp14">
+<w:numbering xmlns:wpc="http://schemas.microsoft.com/office/word/2010/wordprocessingCanvas" xmlns:cx="http://schemas.microsoft.com/office/drawing/2014/chartex" xmlns:cx1="http://schemas.microsoft.com/office/drawing/2015/9/8/chartex" xmlns:cx2="http://schemas.microsoft.com/office/drawing/2015/10/21/chartex" xmlns:cx3="http://schemas.microsoft.com/office/drawing/2016/5/9/chartex" xmlns:cx4="http://schemas.microsoft.com/office/drawing/2016/5/10/chartex" xmlns:cx5="http://schemas.microsoft.com/office/drawing/2016/5/11/chartex" xmlns:cx6="http://schemas.microsoft.com/office/drawing/2016/5/12/chartex" xmlns:cx7="http://schemas.microsoft.com/office/drawing/2016/5/13/chartex" xmlns:cx8="http://schemas.microsoft.com/office/drawing/2016/5/14/chartex" xmlns:mc="http://schemas.openxmlformats.org/markup-compatibility/2006" xmlns:aink="http://schemas.microsoft.com/office/drawing/2016/ink" xmlns:am3d="http://schemas.microsoft.com/office/drawing/2017/model3d" xmlns:o="urn:schemas-microsoft-com:office:office" xmlns:oel="http://schemas.microsoft.com/office/2019/extlst" xmlns:r="http://schemas.openxmlformats.org/officeDocument/2006/relationships" xmlns:m="http://schemas.openxmlformats.org/officeDocument/2006/math" xmlns:v="urn:schemas-microsoft-com:vml" xmlns:wp14="http://schemas.microsoft.com/office/word/2010/wordprocessingDrawing" xmlns:wp="http://schemas.openxmlformats.org/drawingml/2006/wordprocessingDrawing" xmlns:w10="urn:schemas-microsoft-com:office:word" xmlns:w="http://schemas.openxmlformats.org/wordprocessingml/2006/main" xmlns:w14="http://schemas.microsoft.com/office/word/2010/wordml" xmlns:w15="http://schemas.microsoft.com/office/word/2012/wordml" xmlns:w16cex="http://schemas.microsoft.com/office/word/2018/wordml/cex" xmlns:w16cid="http://schemas.microsoft.com/office/word/2016/wordml/cid" xmlns:w16="http://schemas.microsoft.com/office/word/2018/wordml" xmlns:w16du="http://schemas.microsoft.com/office/word/2023/wordml/word16du" xmlns:w16sdtdh="http://schemas.microsoft.com/office/word/2020/wordml/sdtdatahash" xmlns:w16sdtfl="http://schemas.microsoft.com/office/word/2024/wordml/sdtformatlock" xmlns:w16se="http://schemas.microsoft.com/office/word/2015/wordml/symex" xmlns:wpg="http://schemas.microsoft.com/office/word/2010/wordprocessingGroup" xmlns:wpi="http://schemas.microsoft.com/office/word/2010/wordprocessingInk" xmlns:wne="http://schemas.microsoft.com/office/word/2006/wordml" xmlns:wps="http://schemas.microsoft.com/office/word/2010/wordprocessingShape" mc:Ignorable="w14 w15 w16se w16cid w16 w16cex w16sdtdh w16sdtfl w16du wp14">
   <w:abstractNum w:abstractNumId="0" w15:restartNumberingAfterBreak="0">
     <w:nsid w:val="FFFFFF89"/>
     <w:multiLevelType w:val="singleLevel"/>
@@ -22707,6 +24994,119 @@
     </w:lvl>
   </w:abstractNum>
   <w:abstractNum w:abstractNumId="4" w15:restartNumberingAfterBreak="0">
+    <w:nsid w:val="0B920E04"/>
+    <w:multiLevelType w:val="hybridMultilevel"/>
+    <w:tmpl w:val="B10EF360"/>
+    <w:lvl w:ilvl="0" w:tplc="6F3A9CD8">
+      <w:start w:val="1"/>
+      <w:numFmt w:val="bullet"/>
+      <w:lvlText w:val="-"/>
+      <w:lvlJc w:val="left"/>
+      <w:pPr>
+        <w:ind w:left="720" w:hanging="360"/>
+      </w:pPr>
+      <w:rPr>
+        <w:rFonts w:ascii="Simplified Arabic" w:eastAsiaTheme="minorHAnsi" w:hAnsi="Simplified Arabic" w:cs="Simplified Arabic" w:hint="default"/>
+      </w:rPr>
+    </w:lvl>
+    <w:lvl w:ilvl="1" w:tplc="04090003" w:tentative="1">
+      <w:start w:val="1"/>
+      <w:numFmt w:val="bullet"/>
+      <w:lvlText w:val="o"/>
+      <w:lvlJc w:val="left"/>
+      <w:pPr>
+        <w:ind w:left="1440" w:hanging="360"/>
+      </w:pPr>
+      <w:rPr>
+        <w:rFonts w:ascii="Courier New" w:hAnsi="Courier New" w:cs="Courier New" w:hint="default"/>
+      </w:rPr>
+    </w:lvl>
+    <w:lvl w:ilvl="2" w:tplc="04090005" w:tentative="1">
+      <w:start w:val="1"/>
+      <w:numFmt w:val="bullet"/>
+      <w:lvlText w:val=""/>
+      <w:lvlJc w:val="left"/>
+      <w:pPr>
+        <w:ind w:left="2160" w:hanging="360"/>
+      </w:pPr>
+      <w:rPr>
+        <w:rFonts w:ascii="Wingdings" w:hAnsi="Wingdings" w:hint="default"/>
+      </w:rPr>
+    </w:lvl>
+    <w:lvl w:ilvl="3" w:tplc="04090001" w:tentative="1">
+      <w:start w:val="1"/>
+      <w:numFmt w:val="bullet"/>
+      <w:lvlText w:val=""/>
+      <w:lvlJc w:val="left"/>
+      <w:pPr>
+        <w:ind w:left="2880" w:hanging="360"/>
+      </w:pPr>
+      <w:rPr>
+        <w:rFonts w:ascii="Symbol" w:hAnsi="Symbol" w:hint="default"/>
+      </w:rPr>
+    </w:lvl>
+    <w:lvl w:ilvl="4" w:tplc="04090003" w:tentative="1">
+      <w:start w:val="1"/>
+      <w:numFmt w:val="bullet"/>
+      <w:lvlText w:val="o"/>
+      <w:lvlJc w:val="left"/>
+      <w:pPr>
+        <w:ind w:left="3600" w:hanging="360"/>
+      </w:pPr>
+      <w:rPr>
+        <w:rFonts w:ascii="Courier New" w:hAnsi="Courier New" w:cs="Courier New" w:hint="default"/>
+      </w:rPr>
+    </w:lvl>
+    <w:lvl w:ilvl="5" w:tplc="04090005" w:tentative="1">
+      <w:start w:val="1"/>
+      <w:numFmt w:val="bullet"/>
+      <w:lvlText w:val=""/>
+      <w:lvlJc w:val="left"/>
+      <w:pPr>
+        <w:ind w:left="4320" w:hanging="360"/>
+      </w:pPr>
+      <w:rPr>
+        <w:rFonts w:ascii="Wingdings" w:hAnsi="Wingdings" w:hint="default"/>
+      </w:rPr>
+    </w:lvl>
+    <w:lvl w:ilvl="6" w:tplc="04090001" w:tentative="1">
+      <w:start w:val="1"/>
+      <w:numFmt w:val="bullet"/>
+      <w:lvlText w:val=""/>
+      <w:lvlJc w:val="left"/>
+      <w:pPr>
+        <w:ind w:left="5040" w:hanging="360"/>
+      </w:pPr>
+      <w:rPr>
+        <w:rFonts w:ascii="Symbol" w:hAnsi="Symbol" w:hint="default"/>
+      </w:rPr>
+    </w:lvl>
+    <w:lvl w:ilvl="7" w:tplc="04090003" w:tentative="1">
+      <w:start w:val="1"/>
+      <w:numFmt w:val="bullet"/>
+      <w:lvlText w:val="o"/>
+      <w:lvlJc w:val="left"/>
+      <w:pPr>
+        <w:ind w:left="5760" w:hanging="360"/>
+      </w:pPr>
+      <w:rPr>
+        <w:rFonts w:ascii="Courier New" w:hAnsi="Courier New" w:cs="Courier New" w:hint="default"/>
+      </w:rPr>
+    </w:lvl>
+    <w:lvl w:ilvl="8" w:tplc="04090005" w:tentative="1">
+      <w:start w:val="1"/>
+      <w:numFmt w:val="bullet"/>
+      <w:lvlText w:val=""/>
+      <w:lvlJc w:val="left"/>
+      <w:pPr>
+        <w:ind w:left="6480" w:hanging="360"/>
+      </w:pPr>
+      <w:rPr>
+        <w:rFonts w:ascii="Wingdings" w:hAnsi="Wingdings" w:hint="default"/>
+      </w:rPr>
+    </w:lvl>
+  </w:abstractNum>
+  <w:abstractNum w:abstractNumId="5" w15:restartNumberingAfterBreak="0">
     <w:nsid w:val="0C1118BA"/>
     <w:multiLevelType w:val="hybridMultilevel"/>
     <w:tmpl w:val="B28AC8E0"/>
@@ -22795,7 +25195,7 @@
       </w:pPr>
     </w:lvl>
   </w:abstractNum>
-  <w:abstractNum w:abstractNumId="5" w15:restartNumberingAfterBreak="0">
+  <w:abstractNum w:abstractNumId="6" w15:restartNumberingAfterBreak="0">
     <w:nsid w:val="0C62392B"/>
     <w:multiLevelType w:val="hybridMultilevel"/>
     <w:tmpl w:val="361E94D0"/>
@@ -22885,7 +25285,7 @@
       </w:pPr>
     </w:lvl>
   </w:abstractNum>
-  <w:abstractNum w:abstractNumId="6" w15:restartNumberingAfterBreak="0">
+  <w:abstractNum w:abstractNumId="7" w15:restartNumberingAfterBreak="0">
     <w:nsid w:val="0E64325C"/>
     <w:multiLevelType w:val="hybridMultilevel"/>
     <w:tmpl w:val="A48E8368"/>
@@ -22974,7 +25374,7 @@
       </w:pPr>
     </w:lvl>
   </w:abstractNum>
-  <w:abstractNum w:abstractNumId="7" w15:restartNumberingAfterBreak="0">
+  <w:abstractNum w:abstractNumId="8" w15:restartNumberingAfterBreak="0">
     <w:nsid w:val="0E7F5F04"/>
     <w:multiLevelType w:val="hybridMultilevel"/>
     <w:tmpl w:val="DB1A148A"/>
@@ -23063,7 +25463,96 @@
       </w:pPr>
     </w:lvl>
   </w:abstractNum>
-  <w:abstractNum w:abstractNumId="8" w15:restartNumberingAfterBreak="0">
+  <w:abstractNum w:abstractNumId="9" w15:restartNumberingAfterBreak="0">
+    <w:nsid w:val="124504FF"/>
+    <w:multiLevelType w:val="hybridMultilevel"/>
+    <w:tmpl w:val="126C177A"/>
+    <w:lvl w:ilvl="0" w:tplc="04090011">
+      <w:start w:val="1"/>
+      <w:numFmt w:val="decimal"/>
+      <w:lvlText w:val="%1)"/>
+      <w:lvlJc w:val="left"/>
+      <w:pPr>
+        <w:ind w:left="720" w:hanging="360"/>
+      </w:pPr>
+      <w:rPr>
+        <w:rFonts w:hint="default"/>
+      </w:rPr>
+    </w:lvl>
+    <w:lvl w:ilvl="1" w:tplc="04090019" w:tentative="1">
+      <w:start w:val="1"/>
+      <w:numFmt w:val="lowerLetter"/>
+      <w:lvlText w:val="%2."/>
+      <w:lvlJc w:val="left"/>
+      <w:pPr>
+        <w:ind w:left="1440" w:hanging="360"/>
+      </w:pPr>
+    </w:lvl>
+    <w:lvl w:ilvl="2" w:tplc="0409001B" w:tentative="1">
+      <w:start w:val="1"/>
+      <w:numFmt w:val="lowerRoman"/>
+      <w:lvlText w:val="%3."/>
+      <w:lvlJc w:val="right"/>
+      <w:pPr>
+        <w:ind w:left="2160" w:hanging="180"/>
+      </w:pPr>
+    </w:lvl>
+    <w:lvl w:ilvl="3" w:tplc="0409000F" w:tentative="1">
+      <w:start w:val="1"/>
+      <w:numFmt w:val="decimal"/>
+      <w:lvlText w:val="%4."/>
+      <w:lvlJc w:val="left"/>
+      <w:pPr>
+        <w:ind w:left="2880" w:hanging="360"/>
+      </w:pPr>
+    </w:lvl>
+    <w:lvl w:ilvl="4" w:tplc="04090019" w:tentative="1">
+      <w:start w:val="1"/>
+      <w:numFmt w:val="lowerLetter"/>
+      <w:lvlText w:val="%5."/>
+      <w:lvlJc w:val="left"/>
+      <w:pPr>
+        <w:ind w:left="3600" w:hanging="360"/>
+      </w:pPr>
+    </w:lvl>
+    <w:lvl w:ilvl="5" w:tplc="0409001B" w:tentative="1">
+      <w:start w:val="1"/>
+      <w:numFmt w:val="lowerRoman"/>
+      <w:lvlText w:val="%6."/>
+      <w:lvlJc w:val="right"/>
+      <w:pPr>
+        <w:ind w:left="4320" w:hanging="180"/>
+      </w:pPr>
+    </w:lvl>
+    <w:lvl w:ilvl="6" w:tplc="0409000F" w:tentative="1">
+      <w:start w:val="1"/>
+      <w:numFmt w:val="decimal"/>
+      <w:lvlText w:val="%7."/>
+      <w:lvlJc w:val="left"/>
+      <w:pPr>
+        <w:ind w:left="5040" w:hanging="360"/>
+      </w:pPr>
+    </w:lvl>
+    <w:lvl w:ilvl="7" w:tplc="04090019" w:tentative="1">
+      <w:start w:val="1"/>
+      <w:numFmt w:val="lowerLetter"/>
+      <w:lvlText w:val="%8."/>
+      <w:lvlJc w:val="left"/>
+      <w:pPr>
+        <w:ind w:left="5760" w:hanging="360"/>
+      </w:pPr>
+    </w:lvl>
+    <w:lvl w:ilvl="8" w:tplc="0409001B" w:tentative="1">
+      <w:start w:val="1"/>
+      <w:numFmt w:val="lowerRoman"/>
+      <w:lvlText w:val="%9."/>
+      <w:lvlJc w:val="right"/>
+      <w:pPr>
+        <w:ind w:left="6480" w:hanging="180"/>
+      </w:pPr>
+    </w:lvl>
+  </w:abstractNum>
+  <w:abstractNum w:abstractNumId="10" w15:restartNumberingAfterBreak="0">
     <w:nsid w:val="144A20E7"/>
     <w:multiLevelType w:val="hybridMultilevel"/>
     <w:tmpl w:val="7BC496A2"/>
@@ -23152,7 +25641,7 @@
       </w:pPr>
     </w:lvl>
   </w:abstractNum>
-  <w:abstractNum w:abstractNumId="9" w15:restartNumberingAfterBreak="0">
+  <w:abstractNum w:abstractNumId="11" w15:restartNumberingAfterBreak="0">
     <w:nsid w:val="15C54857"/>
     <w:multiLevelType w:val="hybridMultilevel"/>
     <w:tmpl w:val="A1386E68"/>
@@ -23241,7 +25730,7 @@
       </w:pPr>
     </w:lvl>
   </w:abstractNum>
-  <w:abstractNum w:abstractNumId="10" w15:restartNumberingAfterBreak="0">
+  <w:abstractNum w:abstractNumId="12" w15:restartNumberingAfterBreak="0">
     <w:nsid w:val="19726112"/>
     <w:multiLevelType w:val="hybridMultilevel"/>
     <w:tmpl w:val="FECC71EC"/>
@@ -23330,7 +25819,7 @@
       </w:pPr>
     </w:lvl>
   </w:abstractNum>
-  <w:abstractNum w:abstractNumId="11" w15:restartNumberingAfterBreak="0">
+  <w:abstractNum w:abstractNumId="13" w15:restartNumberingAfterBreak="0">
     <w:nsid w:val="1A7E1222"/>
     <w:multiLevelType w:val="hybridMultilevel"/>
     <w:tmpl w:val="B58AFC64"/>
@@ -23419,7 +25908,7 @@
       </w:pPr>
     </w:lvl>
   </w:abstractNum>
-  <w:abstractNum w:abstractNumId="12" w15:restartNumberingAfterBreak="0">
+  <w:abstractNum w:abstractNumId="14" w15:restartNumberingAfterBreak="0">
     <w:nsid w:val="1E432247"/>
     <w:multiLevelType w:val="hybridMultilevel"/>
     <w:tmpl w:val="2EE21AE4"/>
@@ -23508,7 +25997,96 @@
       </w:pPr>
     </w:lvl>
   </w:abstractNum>
-  <w:abstractNum w:abstractNumId="13" w15:restartNumberingAfterBreak="0">
+  <w:abstractNum w:abstractNumId="15" w15:restartNumberingAfterBreak="0">
+    <w:nsid w:val="1FA11D47"/>
+    <w:multiLevelType w:val="hybridMultilevel"/>
+    <w:tmpl w:val="91084920"/>
+    <w:lvl w:ilvl="0" w:tplc="7B60B606">
+      <w:start w:val="1"/>
+      <w:numFmt w:val="decimal"/>
+      <w:lvlText w:val="%1-"/>
+      <w:lvlJc w:val="left"/>
+      <w:pPr>
+        <w:ind w:left="720" w:hanging="360"/>
+      </w:pPr>
+      <w:rPr>
+        <w:rFonts w:hint="default"/>
+      </w:rPr>
+    </w:lvl>
+    <w:lvl w:ilvl="1" w:tplc="04090019" w:tentative="1">
+      <w:start w:val="1"/>
+      <w:numFmt w:val="lowerLetter"/>
+      <w:lvlText w:val="%2."/>
+      <w:lvlJc w:val="left"/>
+      <w:pPr>
+        <w:ind w:left="1440" w:hanging="360"/>
+      </w:pPr>
+    </w:lvl>
+    <w:lvl w:ilvl="2" w:tplc="0409001B" w:tentative="1">
+      <w:start w:val="1"/>
+      <w:numFmt w:val="lowerRoman"/>
+      <w:lvlText w:val="%3."/>
+      <w:lvlJc w:val="right"/>
+      <w:pPr>
+        <w:ind w:left="2160" w:hanging="180"/>
+      </w:pPr>
+    </w:lvl>
+    <w:lvl w:ilvl="3" w:tplc="0409000F" w:tentative="1">
+      <w:start w:val="1"/>
+      <w:numFmt w:val="decimal"/>
+      <w:lvlText w:val="%4."/>
+      <w:lvlJc w:val="left"/>
+      <w:pPr>
+        <w:ind w:left="2880" w:hanging="360"/>
+      </w:pPr>
+    </w:lvl>
+    <w:lvl w:ilvl="4" w:tplc="04090019" w:tentative="1">
+      <w:start w:val="1"/>
+      <w:numFmt w:val="lowerLetter"/>
+      <w:lvlText w:val="%5."/>
+      <w:lvlJc w:val="left"/>
+      <w:pPr>
+        <w:ind w:left="3600" w:hanging="360"/>
+      </w:pPr>
+    </w:lvl>
+    <w:lvl w:ilvl="5" w:tplc="0409001B" w:tentative="1">
+      <w:start w:val="1"/>
+      <w:numFmt w:val="lowerRoman"/>
+      <w:lvlText w:val="%6."/>
+      <w:lvlJc w:val="right"/>
+      <w:pPr>
+        <w:ind w:left="4320" w:hanging="180"/>
+      </w:pPr>
+    </w:lvl>
+    <w:lvl w:ilvl="6" w:tplc="0409000F" w:tentative="1">
+      <w:start w:val="1"/>
+      <w:numFmt w:val="decimal"/>
+      <w:lvlText w:val="%7."/>
+      <w:lvlJc w:val="left"/>
+      <w:pPr>
+        <w:ind w:left="5040" w:hanging="360"/>
+      </w:pPr>
+    </w:lvl>
+    <w:lvl w:ilvl="7" w:tplc="04090019" w:tentative="1">
+      <w:start w:val="1"/>
+      <w:numFmt w:val="lowerLetter"/>
+      <w:lvlText w:val="%8."/>
+      <w:lvlJc w:val="left"/>
+      <w:pPr>
+        <w:ind w:left="5760" w:hanging="360"/>
+      </w:pPr>
+    </w:lvl>
+    <w:lvl w:ilvl="8" w:tplc="0409001B" w:tentative="1">
+      <w:start w:val="1"/>
+      <w:numFmt w:val="lowerRoman"/>
+      <w:lvlText w:val="%9."/>
+      <w:lvlJc w:val="right"/>
+      <w:pPr>
+        <w:ind w:left="6480" w:hanging="180"/>
+      </w:pPr>
+    </w:lvl>
+  </w:abstractNum>
+  <w:abstractNum w:abstractNumId="16" w15:restartNumberingAfterBreak="0">
     <w:nsid w:val="21CC4705"/>
     <w:multiLevelType w:val="hybridMultilevel"/>
     <w:tmpl w:val="E72AF162"/>
@@ -23597,7 +26175,7 @@
       </w:pPr>
     </w:lvl>
   </w:abstractNum>
-  <w:abstractNum w:abstractNumId="14" w15:restartNumberingAfterBreak="0">
+  <w:abstractNum w:abstractNumId="17" w15:restartNumberingAfterBreak="0">
     <w:nsid w:val="229C0468"/>
     <w:multiLevelType w:val="hybridMultilevel"/>
     <w:tmpl w:val="06E4A1B8"/>
@@ -23686,7 +26264,7 @@
       </w:pPr>
     </w:lvl>
   </w:abstractNum>
-  <w:abstractNum w:abstractNumId="15" w15:restartNumberingAfterBreak="0">
+  <w:abstractNum w:abstractNumId="18" w15:restartNumberingAfterBreak="0">
     <w:nsid w:val="22D210D1"/>
     <w:multiLevelType w:val="hybridMultilevel"/>
     <w:tmpl w:val="69846132"/>
@@ -23775,7 +26353,7 @@
       </w:pPr>
     </w:lvl>
   </w:abstractNum>
-  <w:abstractNum w:abstractNumId="16" w15:restartNumberingAfterBreak="0">
+  <w:abstractNum w:abstractNumId="19" w15:restartNumberingAfterBreak="0">
     <w:nsid w:val="2730186D"/>
     <w:multiLevelType w:val="hybridMultilevel"/>
     <w:tmpl w:val="D8E4352E"/>
@@ -23864,7 +26442,7 @@
       </w:pPr>
     </w:lvl>
   </w:abstractNum>
-  <w:abstractNum w:abstractNumId="17" w15:restartNumberingAfterBreak="0">
+  <w:abstractNum w:abstractNumId="20" w15:restartNumberingAfterBreak="0">
     <w:nsid w:val="2733198A"/>
     <w:multiLevelType w:val="hybridMultilevel"/>
     <w:tmpl w:val="476689BE"/>
@@ -23953,7 +26531,96 @@
       </w:pPr>
     </w:lvl>
   </w:abstractNum>
-  <w:abstractNum w:abstractNumId="18" w15:restartNumberingAfterBreak="0">
+  <w:abstractNum w:abstractNumId="21" w15:restartNumberingAfterBreak="0">
+    <w:nsid w:val="2D901B0C"/>
+    <w:multiLevelType w:val="hybridMultilevel"/>
+    <w:tmpl w:val="27BEE9CC"/>
+    <w:lvl w:ilvl="0" w:tplc="9244D800">
+      <w:start w:val="1"/>
+      <w:numFmt w:val="decimal"/>
+      <w:lvlText w:val="%1-"/>
+      <w:lvlJc w:val="left"/>
+      <w:pPr>
+        <w:ind w:left="1494" w:hanging="360"/>
+      </w:pPr>
+      <w:rPr>
+        <w:rFonts w:hint="default"/>
+      </w:rPr>
+    </w:lvl>
+    <w:lvl w:ilvl="1" w:tplc="04090019" w:tentative="1">
+      <w:start w:val="1"/>
+      <w:numFmt w:val="lowerLetter"/>
+      <w:lvlText w:val="%2."/>
+      <w:lvlJc w:val="left"/>
+      <w:pPr>
+        <w:ind w:left="2214" w:hanging="360"/>
+      </w:pPr>
+    </w:lvl>
+    <w:lvl w:ilvl="2" w:tplc="0409001B" w:tentative="1">
+      <w:start w:val="1"/>
+      <w:numFmt w:val="lowerRoman"/>
+      <w:lvlText w:val="%3."/>
+      <w:lvlJc w:val="right"/>
+      <w:pPr>
+        <w:ind w:left="2934" w:hanging="180"/>
+      </w:pPr>
+    </w:lvl>
+    <w:lvl w:ilvl="3" w:tplc="0409000F" w:tentative="1">
+      <w:start w:val="1"/>
+      <w:numFmt w:val="decimal"/>
+      <w:lvlText w:val="%4."/>
+      <w:lvlJc w:val="left"/>
+      <w:pPr>
+        <w:ind w:left="3654" w:hanging="360"/>
+      </w:pPr>
+    </w:lvl>
+    <w:lvl w:ilvl="4" w:tplc="04090019" w:tentative="1">
+      <w:start w:val="1"/>
+      <w:numFmt w:val="lowerLetter"/>
+      <w:lvlText w:val="%5."/>
+      <w:lvlJc w:val="left"/>
+      <w:pPr>
+        <w:ind w:left="4374" w:hanging="360"/>
+      </w:pPr>
+    </w:lvl>
+    <w:lvl w:ilvl="5" w:tplc="0409001B" w:tentative="1">
+      <w:start w:val="1"/>
+      <w:numFmt w:val="lowerRoman"/>
+      <w:lvlText w:val="%6."/>
+      <w:lvlJc w:val="right"/>
+      <w:pPr>
+        <w:ind w:left="5094" w:hanging="180"/>
+      </w:pPr>
+    </w:lvl>
+    <w:lvl w:ilvl="6" w:tplc="0409000F" w:tentative="1">
+      <w:start w:val="1"/>
+      <w:numFmt w:val="decimal"/>
+      <w:lvlText w:val="%7."/>
+      <w:lvlJc w:val="left"/>
+      <w:pPr>
+        <w:ind w:left="5814" w:hanging="360"/>
+      </w:pPr>
+    </w:lvl>
+    <w:lvl w:ilvl="7" w:tplc="04090019" w:tentative="1">
+      <w:start w:val="1"/>
+      <w:numFmt w:val="lowerLetter"/>
+      <w:lvlText w:val="%8."/>
+      <w:lvlJc w:val="left"/>
+      <w:pPr>
+        <w:ind w:left="6534" w:hanging="360"/>
+      </w:pPr>
+    </w:lvl>
+    <w:lvl w:ilvl="8" w:tplc="0409001B" w:tentative="1">
+      <w:start w:val="1"/>
+      <w:numFmt w:val="lowerRoman"/>
+      <w:lvlText w:val="%9."/>
+      <w:lvlJc w:val="right"/>
+      <w:pPr>
+        <w:ind w:left="7254" w:hanging="180"/>
+      </w:pPr>
+    </w:lvl>
+  </w:abstractNum>
+  <w:abstractNum w:abstractNumId="22" w15:restartNumberingAfterBreak="0">
     <w:nsid w:val="31E020DF"/>
     <w:multiLevelType w:val="hybridMultilevel"/>
     <w:tmpl w:val="E550AD5E"/>
@@ -24065,7 +26732,7 @@
       </w:rPr>
     </w:lvl>
   </w:abstractNum>
-  <w:abstractNum w:abstractNumId="19" w15:restartNumberingAfterBreak="0">
+  <w:abstractNum w:abstractNumId="23" w15:restartNumberingAfterBreak="0">
     <w:nsid w:val="3C7B7843"/>
     <w:multiLevelType w:val="hybridMultilevel"/>
     <w:tmpl w:val="1840BBA8"/>
@@ -24154,7 +26821,7 @@
       </w:pPr>
     </w:lvl>
   </w:abstractNum>
-  <w:abstractNum w:abstractNumId="20" w15:restartNumberingAfterBreak="0">
+  <w:abstractNum w:abstractNumId="24" w15:restartNumberingAfterBreak="0">
     <w:nsid w:val="3E382208"/>
     <w:multiLevelType w:val="hybridMultilevel"/>
     <w:tmpl w:val="8C48471C"/>
@@ -24243,7 +26910,7 @@
       </w:pPr>
     </w:lvl>
   </w:abstractNum>
-  <w:abstractNum w:abstractNumId="21" w15:restartNumberingAfterBreak="0">
+  <w:abstractNum w:abstractNumId="25" w15:restartNumberingAfterBreak="0">
     <w:nsid w:val="3E5619CF"/>
     <w:multiLevelType w:val="hybridMultilevel"/>
     <w:tmpl w:val="968ACDF0"/>
@@ -24332,7 +26999,7 @@
       </w:pPr>
     </w:lvl>
   </w:abstractNum>
-  <w:abstractNum w:abstractNumId="22" w15:restartNumberingAfterBreak="0">
+  <w:abstractNum w:abstractNumId="26" w15:restartNumberingAfterBreak="0">
     <w:nsid w:val="414C4BCD"/>
     <w:multiLevelType w:val="hybridMultilevel"/>
     <w:tmpl w:val="46C461FC"/>
@@ -24445,7 +27112,7 @@
       </w:rPr>
     </w:lvl>
   </w:abstractNum>
-  <w:abstractNum w:abstractNumId="23" w15:restartNumberingAfterBreak="0">
+  <w:abstractNum w:abstractNumId="27" w15:restartNumberingAfterBreak="0">
     <w:nsid w:val="44BD478F"/>
     <w:multiLevelType w:val="hybridMultilevel"/>
     <w:tmpl w:val="26CCCE50"/>
@@ -24534,7 +27201,96 @@
       </w:pPr>
     </w:lvl>
   </w:abstractNum>
-  <w:abstractNum w:abstractNumId="24" w15:restartNumberingAfterBreak="0">
+  <w:abstractNum w:abstractNumId="28" w15:restartNumberingAfterBreak="0">
+    <w:nsid w:val="48505AC7"/>
+    <w:multiLevelType w:val="hybridMultilevel"/>
+    <w:tmpl w:val="F21A9956"/>
+    <w:lvl w:ilvl="0" w:tplc="D6A413AC">
+      <w:start w:val="1"/>
+      <w:numFmt w:val="arabicAlpha"/>
+      <w:lvlText w:val="%1)"/>
+      <w:lvlJc w:val="left"/>
+      <w:pPr>
+        <w:ind w:left="720" w:hanging="360"/>
+      </w:pPr>
+      <w:rPr>
+        <w:rFonts w:hint="default"/>
+      </w:rPr>
+    </w:lvl>
+    <w:lvl w:ilvl="1" w:tplc="04090019" w:tentative="1">
+      <w:start w:val="1"/>
+      <w:numFmt w:val="lowerLetter"/>
+      <w:lvlText w:val="%2."/>
+      <w:lvlJc w:val="left"/>
+      <w:pPr>
+        <w:ind w:left="1440" w:hanging="360"/>
+      </w:pPr>
+    </w:lvl>
+    <w:lvl w:ilvl="2" w:tplc="0409001B" w:tentative="1">
+      <w:start w:val="1"/>
+      <w:numFmt w:val="lowerRoman"/>
+      <w:lvlText w:val="%3."/>
+      <w:lvlJc w:val="right"/>
+      <w:pPr>
+        <w:ind w:left="2160" w:hanging="180"/>
+      </w:pPr>
+    </w:lvl>
+    <w:lvl w:ilvl="3" w:tplc="0409000F" w:tentative="1">
+      <w:start w:val="1"/>
+      <w:numFmt w:val="decimal"/>
+      <w:lvlText w:val="%4."/>
+      <w:lvlJc w:val="left"/>
+      <w:pPr>
+        <w:ind w:left="2880" w:hanging="360"/>
+      </w:pPr>
+    </w:lvl>
+    <w:lvl w:ilvl="4" w:tplc="04090019" w:tentative="1">
+      <w:start w:val="1"/>
+      <w:numFmt w:val="lowerLetter"/>
+      <w:lvlText w:val="%5."/>
+      <w:lvlJc w:val="left"/>
+      <w:pPr>
+        <w:ind w:left="3600" w:hanging="360"/>
+      </w:pPr>
+    </w:lvl>
+    <w:lvl w:ilvl="5" w:tplc="0409001B" w:tentative="1">
+      <w:start w:val="1"/>
+      <w:numFmt w:val="lowerRoman"/>
+      <w:lvlText w:val="%6."/>
+      <w:lvlJc w:val="right"/>
+      <w:pPr>
+        <w:ind w:left="4320" w:hanging="180"/>
+      </w:pPr>
+    </w:lvl>
+    <w:lvl w:ilvl="6" w:tplc="0409000F" w:tentative="1">
+      <w:start w:val="1"/>
+      <w:numFmt w:val="decimal"/>
+      <w:lvlText w:val="%7."/>
+      <w:lvlJc w:val="left"/>
+      <w:pPr>
+        <w:ind w:left="5040" w:hanging="360"/>
+      </w:pPr>
+    </w:lvl>
+    <w:lvl w:ilvl="7" w:tplc="04090019" w:tentative="1">
+      <w:start w:val="1"/>
+      <w:numFmt w:val="lowerLetter"/>
+      <w:lvlText w:val="%8."/>
+      <w:lvlJc w:val="left"/>
+      <w:pPr>
+        <w:ind w:left="5760" w:hanging="360"/>
+      </w:pPr>
+    </w:lvl>
+    <w:lvl w:ilvl="8" w:tplc="0409001B" w:tentative="1">
+      <w:start w:val="1"/>
+      <w:numFmt w:val="lowerRoman"/>
+      <w:lvlText w:val="%9."/>
+      <w:lvlJc w:val="right"/>
+      <w:pPr>
+        <w:ind w:left="6480" w:hanging="180"/>
+      </w:pPr>
+    </w:lvl>
+  </w:abstractNum>
+  <w:abstractNum w:abstractNumId="29" w15:restartNumberingAfterBreak="0">
     <w:nsid w:val="4880145A"/>
     <w:multiLevelType w:val="hybridMultilevel"/>
     <w:tmpl w:val="6AFEFFE2"/>
@@ -24623,7 +27379,7 @@
       </w:pPr>
     </w:lvl>
   </w:abstractNum>
-  <w:abstractNum w:abstractNumId="25" w15:restartNumberingAfterBreak="0">
+  <w:abstractNum w:abstractNumId="30" w15:restartNumberingAfterBreak="0">
     <w:nsid w:val="4D690909"/>
     <w:multiLevelType w:val="hybridMultilevel"/>
     <w:tmpl w:val="874AAB22"/>
@@ -24712,7 +27468,96 @@
       </w:pPr>
     </w:lvl>
   </w:abstractNum>
-  <w:abstractNum w:abstractNumId="26" w15:restartNumberingAfterBreak="0">
+  <w:abstractNum w:abstractNumId="31" w15:restartNumberingAfterBreak="0">
+    <w:nsid w:val="4F5C300A"/>
+    <w:multiLevelType w:val="hybridMultilevel"/>
+    <w:tmpl w:val="CFC2CD2C"/>
+    <w:lvl w:ilvl="0" w:tplc="80B63AF8">
+      <w:start w:val="1"/>
+      <w:numFmt w:val="decimal"/>
+      <w:lvlText w:val="%1-"/>
+      <w:lvlJc w:val="left"/>
+      <w:pPr>
+        <w:ind w:left="720" w:hanging="360"/>
+      </w:pPr>
+      <w:rPr>
+        <w:rFonts w:hint="default"/>
+      </w:rPr>
+    </w:lvl>
+    <w:lvl w:ilvl="1" w:tplc="04090019" w:tentative="1">
+      <w:start w:val="1"/>
+      <w:numFmt w:val="lowerLetter"/>
+      <w:lvlText w:val="%2."/>
+      <w:lvlJc w:val="left"/>
+      <w:pPr>
+        <w:ind w:left="1440" w:hanging="360"/>
+      </w:pPr>
+    </w:lvl>
+    <w:lvl w:ilvl="2" w:tplc="0409001B" w:tentative="1">
+      <w:start w:val="1"/>
+      <w:numFmt w:val="lowerRoman"/>
+      <w:lvlText w:val="%3."/>
+      <w:lvlJc w:val="right"/>
+      <w:pPr>
+        <w:ind w:left="2160" w:hanging="180"/>
+      </w:pPr>
+    </w:lvl>
+    <w:lvl w:ilvl="3" w:tplc="0409000F" w:tentative="1">
+      <w:start w:val="1"/>
+      <w:numFmt w:val="decimal"/>
+      <w:lvlText w:val="%4."/>
+      <w:lvlJc w:val="left"/>
+      <w:pPr>
+        <w:ind w:left="2880" w:hanging="360"/>
+      </w:pPr>
+    </w:lvl>
+    <w:lvl w:ilvl="4" w:tplc="04090019" w:tentative="1">
+      <w:start w:val="1"/>
+      <w:numFmt w:val="lowerLetter"/>
+      <w:lvlText w:val="%5."/>
+      <w:lvlJc w:val="left"/>
+      <w:pPr>
+        <w:ind w:left="3600" w:hanging="360"/>
+      </w:pPr>
+    </w:lvl>
+    <w:lvl w:ilvl="5" w:tplc="0409001B" w:tentative="1">
+      <w:start w:val="1"/>
+      <w:numFmt w:val="lowerRoman"/>
+      <w:lvlText w:val="%6."/>
+      <w:lvlJc w:val="right"/>
+      <w:pPr>
+        <w:ind w:left="4320" w:hanging="180"/>
+      </w:pPr>
+    </w:lvl>
+    <w:lvl w:ilvl="6" w:tplc="0409000F" w:tentative="1">
+      <w:start w:val="1"/>
+      <w:numFmt w:val="decimal"/>
+      <w:lvlText w:val="%7."/>
+      <w:lvlJc w:val="left"/>
+      <w:pPr>
+        <w:ind w:left="5040" w:hanging="360"/>
+      </w:pPr>
+    </w:lvl>
+    <w:lvl w:ilvl="7" w:tplc="04090019" w:tentative="1">
+      <w:start w:val="1"/>
+      <w:numFmt w:val="lowerLetter"/>
+      <w:lvlText w:val="%8."/>
+      <w:lvlJc w:val="left"/>
+      <w:pPr>
+        <w:ind w:left="5760" w:hanging="360"/>
+      </w:pPr>
+    </w:lvl>
+    <w:lvl w:ilvl="8" w:tplc="0409001B" w:tentative="1">
+      <w:start w:val="1"/>
+      <w:numFmt w:val="lowerRoman"/>
+      <w:lvlText w:val="%9."/>
+      <w:lvlJc w:val="right"/>
+      <w:pPr>
+        <w:ind w:left="6480" w:hanging="180"/>
+      </w:pPr>
+    </w:lvl>
+  </w:abstractNum>
+  <w:abstractNum w:abstractNumId="32" w15:restartNumberingAfterBreak="0">
     <w:nsid w:val="517668F0"/>
     <w:multiLevelType w:val="hybridMultilevel"/>
     <w:tmpl w:val="2DD6BE96"/>
@@ -24801,7 +27646,7 @@
       </w:pPr>
     </w:lvl>
   </w:abstractNum>
-  <w:abstractNum w:abstractNumId="27" w15:restartNumberingAfterBreak="0">
+  <w:abstractNum w:abstractNumId="33" w15:restartNumberingAfterBreak="0">
     <w:nsid w:val="51A8585B"/>
     <w:multiLevelType w:val="hybridMultilevel"/>
     <w:tmpl w:val="B6FA4CD4"/>
@@ -24891,7 +27736,96 @@
       </w:pPr>
     </w:lvl>
   </w:abstractNum>
-  <w:abstractNum w:abstractNumId="28" w15:restartNumberingAfterBreak="0">
+  <w:abstractNum w:abstractNumId="34" w15:restartNumberingAfterBreak="0">
+    <w:nsid w:val="531D395F"/>
+    <w:multiLevelType w:val="hybridMultilevel"/>
+    <w:tmpl w:val="DEC4C054"/>
+    <w:lvl w:ilvl="0" w:tplc="F306CBEE">
+      <w:start w:val="1"/>
+      <w:numFmt w:val="decimal"/>
+      <w:lvlText w:val="%1-"/>
+      <w:lvlJc w:val="left"/>
+      <w:pPr>
+        <w:ind w:left="720" w:hanging="360"/>
+      </w:pPr>
+      <w:rPr>
+        <w:rFonts w:hint="default"/>
+      </w:rPr>
+    </w:lvl>
+    <w:lvl w:ilvl="1" w:tplc="04090019" w:tentative="1">
+      <w:start w:val="1"/>
+      <w:numFmt w:val="lowerLetter"/>
+      <w:lvlText w:val="%2."/>
+      <w:lvlJc w:val="left"/>
+      <w:pPr>
+        <w:ind w:left="1440" w:hanging="360"/>
+      </w:pPr>
+    </w:lvl>
+    <w:lvl w:ilvl="2" w:tplc="0409001B" w:tentative="1">
+      <w:start w:val="1"/>
+      <w:numFmt w:val="lowerRoman"/>
+      <w:lvlText w:val="%3."/>
+      <w:lvlJc w:val="right"/>
+      <w:pPr>
+        <w:ind w:left="2160" w:hanging="180"/>
+      </w:pPr>
+    </w:lvl>
+    <w:lvl w:ilvl="3" w:tplc="0409000F" w:tentative="1">
+      <w:start w:val="1"/>
+      <w:numFmt w:val="decimal"/>
+      <w:lvlText w:val="%4."/>
+      <w:lvlJc w:val="left"/>
+      <w:pPr>
+        <w:ind w:left="2880" w:hanging="360"/>
+      </w:pPr>
+    </w:lvl>
+    <w:lvl w:ilvl="4" w:tplc="04090019" w:tentative="1">
+      <w:start w:val="1"/>
+      <w:numFmt w:val="lowerLetter"/>
+      <w:lvlText w:val="%5."/>
+      <w:lvlJc w:val="left"/>
+      <w:pPr>
+        <w:ind w:left="3600" w:hanging="360"/>
+      </w:pPr>
+    </w:lvl>
+    <w:lvl w:ilvl="5" w:tplc="0409001B" w:tentative="1">
+      <w:start w:val="1"/>
+      <w:numFmt w:val="lowerRoman"/>
+      <w:lvlText w:val="%6."/>
+      <w:lvlJc w:val="right"/>
+      <w:pPr>
+        <w:ind w:left="4320" w:hanging="180"/>
+      </w:pPr>
+    </w:lvl>
+    <w:lvl w:ilvl="6" w:tplc="0409000F" w:tentative="1">
+      <w:start w:val="1"/>
+      <w:numFmt w:val="decimal"/>
+      <w:lvlText w:val="%7."/>
+      <w:lvlJc w:val="left"/>
+      <w:pPr>
+        <w:ind w:left="5040" w:hanging="360"/>
+      </w:pPr>
+    </w:lvl>
+    <w:lvl w:ilvl="7" w:tplc="04090019" w:tentative="1">
+      <w:start w:val="1"/>
+      <w:numFmt w:val="lowerLetter"/>
+      <w:lvlText w:val="%8."/>
+      <w:lvlJc w:val="left"/>
+      <w:pPr>
+        <w:ind w:left="5760" w:hanging="360"/>
+      </w:pPr>
+    </w:lvl>
+    <w:lvl w:ilvl="8" w:tplc="0409001B" w:tentative="1">
+      <w:start w:val="1"/>
+      <w:numFmt w:val="lowerRoman"/>
+      <w:lvlText w:val="%9."/>
+      <w:lvlJc w:val="right"/>
+      <w:pPr>
+        <w:ind w:left="6480" w:hanging="180"/>
+      </w:pPr>
+    </w:lvl>
+  </w:abstractNum>
+  <w:abstractNum w:abstractNumId="35" w15:restartNumberingAfterBreak="0">
     <w:nsid w:val="539C61F5"/>
     <w:multiLevelType w:val="hybridMultilevel"/>
     <w:tmpl w:val="7EB0AC10"/>
@@ -24980,7 +27914,7 @@
       </w:pPr>
     </w:lvl>
   </w:abstractNum>
-  <w:abstractNum w:abstractNumId="29" w15:restartNumberingAfterBreak="0">
+  <w:abstractNum w:abstractNumId="36" w15:restartNumberingAfterBreak="0">
     <w:nsid w:val="56EC7210"/>
     <w:multiLevelType w:val="hybridMultilevel"/>
     <w:tmpl w:val="CA12B444"/>
@@ -25069,7 +28003,7 @@
       </w:pPr>
     </w:lvl>
   </w:abstractNum>
-  <w:abstractNum w:abstractNumId="30" w15:restartNumberingAfterBreak="0">
+  <w:abstractNum w:abstractNumId="37" w15:restartNumberingAfterBreak="0">
     <w:nsid w:val="575E7246"/>
     <w:multiLevelType w:val="hybridMultilevel"/>
     <w:tmpl w:val="2FF2BB5A"/>
@@ -25158,7 +28092,7 @@
       </w:pPr>
     </w:lvl>
   </w:abstractNum>
-  <w:abstractNum w:abstractNumId="31" w15:restartNumberingAfterBreak="0">
+  <w:abstractNum w:abstractNumId="38" w15:restartNumberingAfterBreak="0">
     <w:nsid w:val="58AD323E"/>
     <w:multiLevelType w:val="hybridMultilevel"/>
     <w:tmpl w:val="7218917A"/>
@@ -25247,7 +28181,7 @@
       </w:pPr>
     </w:lvl>
   </w:abstractNum>
-  <w:abstractNum w:abstractNumId="32" w15:restartNumberingAfterBreak="0">
+  <w:abstractNum w:abstractNumId="39" w15:restartNumberingAfterBreak="0">
     <w:nsid w:val="58CA76DE"/>
     <w:multiLevelType w:val="hybridMultilevel"/>
     <w:tmpl w:val="6ED6AA7A"/>
@@ -25336,7 +28270,7 @@
       </w:pPr>
     </w:lvl>
   </w:abstractNum>
-  <w:abstractNum w:abstractNumId="33" w15:restartNumberingAfterBreak="0">
+  <w:abstractNum w:abstractNumId="40" w15:restartNumberingAfterBreak="0">
     <w:nsid w:val="5BB73F98"/>
     <w:multiLevelType w:val="hybridMultilevel"/>
     <w:tmpl w:val="F9EEE862"/>
@@ -25425,7 +28359,7 @@
       </w:pPr>
     </w:lvl>
   </w:abstractNum>
-  <w:abstractNum w:abstractNumId="34" w15:restartNumberingAfterBreak="0">
+  <w:abstractNum w:abstractNumId="41" w15:restartNumberingAfterBreak="0">
     <w:nsid w:val="5D235BB6"/>
     <w:multiLevelType w:val="hybridMultilevel"/>
     <w:tmpl w:val="C08649C2"/>
@@ -25514,7 +28448,7 @@
       </w:pPr>
     </w:lvl>
   </w:abstractNum>
-  <w:abstractNum w:abstractNumId="35" w15:restartNumberingAfterBreak="0">
+  <w:abstractNum w:abstractNumId="42" w15:restartNumberingAfterBreak="0">
     <w:nsid w:val="5DA71BF0"/>
     <w:multiLevelType w:val="hybridMultilevel"/>
     <w:tmpl w:val="6FE65BEE"/>
@@ -25603,7 +28537,7 @@
       </w:pPr>
     </w:lvl>
   </w:abstractNum>
-  <w:abstractNum w:abstractNumId="36" w15:restartNumberingAfterBreak="0">
+  <w:abstractNum w:abstractNumId="43" w15:restartNumberingAfterBreak="0">
     <w:nsid w:val="5E3A1E09"/>
     <w:multiLevelType w:val="hybridMultilevel"/>
     <w:tmpl w:val="8C4CB516"/>
@@ -25692,7 +28626,7 @@
       </w:pPr>
     </w:lvl>
   </w:abstractNum>
-  <w:abstractNum w:abstractNumId="37" w15:restartNumberingAfterBreak="0">
+  <w:abstractNum w:abstractNumId="44" w15:restartNumberingAfterBreak="0">
     <w:nsid w:val="5F7A1795"/>
     <w:multiLevelType w:val="hybridMultilevel"/>
     <w:tmpl w:val="0244577C"/>
@@ -25781,7 +28715,96 @@
       </w:pPr>
     </w:lvl>
   </w:abstractNum>
-  <w:abstractNum w:abstractNumId="38" w15:restartNumberingAfterBreak="0">
+  <w:abstractNum w:abstractNumId="45" w15:restartNumberingAfterBreak="0">
+    <w:nsid w:val="61F94B9F"/>
+    <w:multiLevelType w:val="hybridMultilevel"/>
+    <w:tmpl w:val="4EEC2B34"/>
+    <w:lvl w:ilvl="0" w:tplc="2DFA4804">
+      <w:start w:val="1"/>
+      <w:numFmt w:val="decimal"/>
+      <w:lvlText w:val="%1-"/>
+      <w:lvlJc w:val="left"/>
+      <w:pPr>
+        <w:ind w:left="720" w:hanging="360"/>
+      </w:pPr>
+      <w:rPr>
+        <w:rFonts w:hint="default"/>
+      </w:rPr>
+    </w:lvl>
+    <w:lvl w:ilvl="1" w:tplc="04090019" w:tentative="1">
+      <w:start w:val="1"/>
+      <w:numFmt w:val="lowerLetter"/>
+      <w:lvlText w:val="%2."/>
+      <w:lvlJc w:val="left"/>
+      <w:pPr>
+        <w:ind w:left="1440" w:hanging="360"/>
+      </w:pPr>
+    </w:lvl>
+    <w:lvl w:ilvl="2" w:tplc="0409001B" w:tentative="1">
+      <w:start w:val="1"/>
+      <w:numFmt w:val="lowerRoman"/>
+      <w:lvlText w:val="%3."/>
+      <w:lvlJc w:val="right"/>
+      <w:pPr>
+        <w:ind w:left="2160" w:hanging="180"/>
+      </w:pPr>
+    </w:lvl>
+    <w:lvl w:ilvl="3" w:tplc="0409000F" w:tentative="1">
+      <w:start w:val="1"/>
+      <w:numFmt w:val="decimal"/>
+      <w:lvlText w:val="%4."/>
+      <w:lvlJc w:val="left"/>
+      <w:pPr>
+        <w:ind w:left="2880" w:hanging="360"/>
+      </w:pPr>
+    </w:lvl>
+    <w:lvl w:ilvl="4" w:tplc="04090019" w:tentative="1">
+      <w:start w:val="1"/>
+      <w:numFmt w:val="lowerLetter"/>
+      <w:lvlText w:val="%5."/>
+      <w:lvlJc w:val="left"/>
+      <w:pPr>
+        <w:ind w:left="3600" w:hanging="360"/>
+      </w:pPr>
+    </w:lvl>
+    <w:lvl w:ilvl="5" w:tplc="0409001B" w:tentative="1">
+      <w:start w:val="1"/>
+      <w:numFmt w:val="lowerRoman"/>
+      <w:lvlText w:val="%6."/>
+      <w:lvlJc w:val="right"/>
+      <w:pPr>
+        <w:ind w:left="4320" w:hanging="180"/>
+      </w:pPr>
+    </w:lvl>
+    <w:lvl w:ilvl="6" w:tplc="0409000F" w:tentative="1">
+      <w:start w:val="1"/>
+      <w:numFmt w:val="decimal"/>
+      <w:lvlText w:val="%7."/>
+      <w:lvlJc w:val="left"/>
+      <w:pPr>
+        <w:ind w:left="5040" w:hanging="360"/>
+      </w:pPr>
+    </w:lvl>
+    <w:lvl w:ilvl="7" w:tplc="04090019" w:tentative="1">
+      <w:start w:val="1"/>
+      <w:numFmt w:val="lowerLetter"/>
+      <w:lvlText w:val="%8."/>
+      <w:lvlJc w:val="left"/>
+      <w:pPr>
+        <w:ind w:left="5760" w:hanging="360"/>
+      </w:pPr>
+    </w:lvl>
+    <w:lvl w:ilvl="8" w:tplc="0409001B" w:tentative="1">
+      <w:start w:val="1"/>
+      <w:numFmt w:val="lowerRoman"/>
+      <w:lvlText w:val="%9."/>
+      <w:lvlJc w:val="right"/>
+      <w:pPr>
+        <w:ind w:left="6480" w:hanging="180"/>
+      </w:pPr>
+    </w:lvl>
+  </w:abstractNum>
+  <w:abstractNum w:abstractNumId="46" w15:restartNumberingAfterBreak="0">
     <w:nsid w:val="66CC003A"/>
     <w:multiLevelType w:val="hybridMultilevel"/>
     <w:tmpl w:val="886AD5F8"/>
@@ -25870,7 +28893,7 @@
       </w:pPr>
     </w:lvl>
   </w:abstractNum>
-  <w:abstractNum w:abstractNumId="39" w15:restartNumberingAfterBreak="0">
+  <w:abstractNum w:abstractNumId="47" w15:restartNumberingAfterBreak="0">
     <w:nsid w:val="67DF1E99"/>
     <w:multiLevelType w:val="hybridMultilevel"/>
     <w:tmpl w:val="9D3E03AA"/>
@@ -25959,7 +28982,7 @@
       </w:pPr>
     </w:lvl>
   </w:abstractNum>
-  <w:abstractNum w:abstractNumId="40" w15:restartNumberingAfterBreak="0">
+  <w:abstractNum w:abstractNumId="48" w15:restartNumberingAfterBreak="0">
     <w:nsid w:val="680B3A69"/>
     <w:multiLevelType w:val="hybridMultilevel"/>
     <w:tmpl w:val="27A8C14A"/>
@@ -26072,7 +29095,7 @@
       </w:rPr>
     </w:lvl>
   </w:abstractNum>
-  <w:abstractNum w:abstractNumId="41" w15:restartNumberingAfterBreak="0">
+  <w:abstractNum w:abstractNumId="49" w15:restartNumberingAfterBreak="0">
     <w:nsid w:val="6A0630EF"/>
     <w:multiLevelType w:val="hybridMultilevel"/>
     <w:tmpl w:val="5218DB02"/>
@@ -26161,7 +29184,96 @@
       </w:pPr>
     </w:lvl>
   </w:abstractNum>
-  <w:abstractNum w:abstractNumId="42" w15:restartNumberingAfterBreak="0">
+  <w:abstractNum w:abstractNumId="50" w15:restartNumberingAfterBreak="0">
+    <w:nsid w:val="6AB90F9E"/>
+    <w:multiLevelType w:val="hybridMultilevel"/>
+    <w:tmpl w:val="27DED010"/>
+    <w:lvl w:ilvl="0" w:tplc="BDB6A1C8">
+      <w:start w:val="1"/>
+      <w:numFmt w:val="decimal"/>
+      <w:lvlText w:val="%1-"/>
+      <w:lvlJc w:val="left"/>
+      <w:pPr>
+        <w:ind w:left="720" w:hanging="360"/>
+      </w:pPr>
+      <w:rPr>
+        <w:rFonts w:hint="default"/>
+      </w:rPr>
+    </w:lvl>
+    <w:lvl w:ilvl="1" w:tplc="04090019" w:tentative="1">
+      <w:start w:val="1"/>
+      <w:numFmt w:val="lowerLetter"/>
+      <w:lvlText w:val="%2."/>
+      <w:lvlJc w:val="left"/>
+      <w:pPr>
+        <w:ind w:left="1440" w:hanging="360"/>
+      </w:pPr>
+    </w:lvl>
+    <w:lvl w:ilvl="2" w:tplc="0409001B" w:tentative="1">
+      <w:start w:val="1"/>
+      <w:numFmt w:val="lowerRoman"/>
+      <w:lvlText w:val="%3."/>
+      <w:lvlJc w:val="right"/>
+      <w:pPr>
+        <w:ind w:left="2160" w:hanging="180"/>
+      </w:pPr>
+    </w:lvl>
+    <w:lvl w:ilvl="3" w:tplc="0409000F" w:tentative="1">
+      <w:start w:val="1"/>
+      <w:numFmt w:val="decimal"/>
+      <w:lvlText w:val="%4."/>
+      <w:lvlJc w:val="left"/>
+      <w:pPr>
+        <w:ind w:left="2880" w:hanging="360"/>
+      </w:pPr>
+    </w:lvl>
+    <w:lvl w:ilvl="4" w:tplc="04090019" w:tentative="1">
+      <w:start w:val="1"/>
+      <w:numFmt w:val="lowerLetter"/>
+      <w:lvlText w:val="%5."/>
+      <w:lvlJc w:val="left"/>
+      <w:pPr>
+        <w:ind w:left="3600" w:hanging="360"/>
+      </w:pPr>
+    </w:lvl>
+    <w:lvl w:ilvl="5" w:tplc="0409001B" w:tentative="1">
+      <w:start w:val="1"/>
+      <w:numFmt w:val="lowerRoman"/>
+      <w:lvlText w:val="%6."/>
+      <w:lvlJc w:val="right"/>
+      <w:pPr>
+        <w:ind w:left="4320" w:hanging="180"/>
+      </w:pPr>
+    </w:lvl>
+    <w:lvl w:ilvl="6" w:tplc="0409000F" w:tentative="1">
+      <w:start w:val="1"/>
+      <w:numFmt w:val="decimal"/>
+      <w:lvlText w:val="%7."/>
+      <w:lvlJc w:val="left"/>
+      <w:pPr>
+        <w:ind w:left="5040" w:hanging="360"/>
+      </w:pPr>
+    </w:lvl>
+    <w:lvl w:ilvl="7" w:tplc="04090019" w:tentative="1">
+      <w:start w:val="1"/>
+      <w:numFmt w:val="lowerLetter"/>
+      <w:lvlText w:val="%8."/>
+      <w:lvlJc w:val="left"/>
+      <w:pPr>
+        <w:ind w:left="5760" w:hanging="360"/>
+      </w:pPr>
+    </w:lvl>
+    <w:lvl w:ilvl="8" w:tplc="0409001B" w:tentative="1">
+      <w:start w:val="1"/>
+      <w:numFmt w:val="lowerRoman"/>
+      <w:lvlText w:val="%9."/>
+      <w:lvlJc w:val="right"/>
+      <w:pPr>
+        <w:ind w:left="6480" w:hanging="180"/>
+      </w:pPr>
+    </w:lvl>
+  </w:abstractNum>
+  <w:abstractNum w:abstractNumId="51" w15:restartNumberingAfterBreak="0">
     <w:nsid w:val="6D01066F"/>
     <w:multiLevelType w:val="hybridMultilevel"/>
     <w:tmpl w:val="DE04CC18"/>
@@ -26250,7 +29362,97 @@
       </w:pPr>
     </w:lvl>
   </w:abstractNum>
-  <w:abstractNum w:abstractNumId="43" w15:restartNumberingAfterBreak="0">
+  <w:abstractNum w:abstractNumId="52" w15:restartNumberingAfterBreak="0">
+    <w:nsid w:val="6E3E0385"/>
+    <w:multiLevelType w:val="hybridMultilevel"/>
+    <w:tmpl w:val="4C04B6D6"/>
+    <w:lvl w:ilvl="0" w:tplc="E29276F6">
+      <w:start w:val="1"/>
+      <w:numFmt w:val="decimal"/>
+      <w:lvlText w:val="%1-"/>
+      <w:lvlJc w:val="left"/>
+      <w:pPr>
+        <w:ind w:left="720" w:hanging="360"/>
+      </w:pPr>
+      <w:rPr>
+        <w:rFonts w:hint="default"/>
+        <w:b w:val="0"/>
+      </w:rPr>
+    </w:lvl>
+    <w:lvl w:ilvl="1" w:tplc="04090019" w:tentative="1">
+      <w:start w:val="1"/>
+      <w:numFmt w:val="lowerLetter"/>
+      <w:lvlText w:val="%2."/>
+      <w:lvlJc w:val="left"/>
+      <w:pPr>
+        <w:ind w:left="1440" w:hanging="360"/>
+      </w:pPr>
+    </w:lvl>
+    <w:lvl w:ilvl="2" w:tplc="0409001B" w:tentative="1">
+      <w:start w:val="1"/>
+      <w:numFmt w:val="lowerRoman"/>
+      <w:lvlText w:val="%3."/>
+      <w:lvlJc w:val="right"/>
+      <w:pPr>
+        <w:ind w:left="2160" w:hanging="180"/>
+      </w:pPr>
+    </w:lvl>
+    <w:lvl w:ilvl="3" w:tplc="0409000F" w:tentative="1">
+      <w:start w:val="1"/>
+      <w:numFmt w:val="decimal"/>
+      <w:lvlText w:val="%4."/>
+      <w:lvlJc w:val="left"/>
+      <w:pPr>
+        <w:ind w:left="2880" w:hanging="360"/>
+      </w:pPr>
+    </w:lvl>
+    <w:lvl w:ilvl="4" w:tplc="04090019" w:tentative="1">
+      <w:start w:val="1"/>
+      <w:numFmt w:val="lowerLetter"/>
+      <w:lvlText w:val="%5."/>
+      <w:lvlJc w:val="left"/>
+      <w:pPr>
+        <w:ind w:left="3600" w:hanging="360"/>
+      </w:pPr>
+    </w:lvl>
+    <w:lvl w:ilvl="5" w:tplc="0409001B" w:tentative="1">
+      <w:start w:val="1"/>
+      <w:numFmt w:val="lowerRoman"/>
+      <w:lvlText w:val="%6."/>
+      <w:lvlJc w:val="right"/>
+      <w:pPr>
+        <w:ind w:left="4320" w:hanging="180"/>
+      </w:pPr>
+    </w:lvl>
+    <w:lvl w:ilvl="6" w:tplc="0409000F" w:tentative="1">
+      <w:start w:val="1"/>
+      <w:numFmt w:val="decimal"/>
+      <w:lvlText w:val="%7."/>
+      <w:lvlJc w:val="left"/>
+      <w:pPr>
+        <w:ind w:left="5040" w:hanging="360"/>
+      </w:pPr>
+    </w:lvl>
+    <w:lvl w:ilvl="7" w:tplc="04090019" w:tentative="1">
+      <w:start w:val="1"/>
+      <w:numFmt w:val="lowerLetter"/>
+      <w:lvlText w:val="%8."/>
+      <w:lvlJc w:val="left"/>
+      <w:pPr>
+        <w:ind w:left="5760" w:hanging="360"/>
+      </w:pPr>
+    </w:lvl>
+    <w:lvl w:ilvl="8" w:tplc="0409001B" w:tentative="1">
+      <w:start w:val="1"/>
+      <w:numFmt w:val="lowerRoman"/>
+      <w:lvlText w:val="%9."/>
+      <w:lvlJc w:val="right"/>
+      <w:pPr>
+        <w:ind w:left="6480" w:hanging="180"/>
+      </w:pPr>
+    </w:lvl>
+  </w:abstractNum>
+  <w:abstractNum w:abstractNumId="53" w15:restartNumberingAfterBreak="0">
     <w:nsid w:val="6F7107CB"/>
     <w:multiLevelType w:val="hybridMultilevel"/>
     <w:tmpl w:val="4FC4A6FC"/>
@@ -26339,7 +29541,7 @@
       </w:pPr>
     </w:lvl>
   </w:abstractNum>
-  <w:abstractNum w:abstractNumId="44" w15:restartNumberingAfterBreak="0">
+  <w:abstractNum w:abstractNumId="54" w15:restartNumberingAfterBreak="0">
     <w:nsid w:val="745235CF"/>
     <w:multiLevelType w:val="hybridMultilevel"/>
     <w:tmpl w:val="E35E0DB4"/>
@@ -26428,7 +29630,7 @@
       </w:pPr>
     </w:lvl>
   </w:abstractNum>
-  <w:abstractNum w:abstractNumId="45" w15:restartNumberingAfterBreak="0">
+  <w:abstractNum w:abstractNumId="55" w15:restartNumberingAfterBreak="0">
     <w:nsid w:val="7A5C7525"/>
     <w:multiLevelType w:val="hybridMultilevel"/>
     <w:tmpl w:val="327ABCB6"/>
@@ -26517,7 +29719,7 @@
       </w:pPr>
     </w:lvl>
   </w:abstractNum>
-  <w:abstractNum w:abstractNumId="46" w15:restartNumberingAfterBreak="0">
+  <w:abstractNum w:abstractNumId="56" w15:restartNumberingAfterBreak="0">
     <w:nsid w:val="7BA83C1D"/>
     <w:multiLevelType w:val="hybridMultilevel"/>
     <w:tmpl w:val="5E56690A"/>
@@ -26606,7 +29808,7 @@
       </w:pPr>
     </w:lvl>
   </w:abstractNum>
-  <w:abstractNum w:abstractNumId="47" w15:restartNumberingAfterBreak="0">
+  <w:abstractNum w:abstractNumId="57" w15:restartNumberingAfterBreak="0">
     <w:nsid w:val="7CA6406A"/>
     <w:multiLevelType w:val="hybridMultilevel"/>
     <w:tmpl w:val="95763E7A"/>
@@ -26696,155 +29898,185 @@
     </w:lvl>
   </w:abstractNum>
   <w:num w:numId="1" w16cid:durableId="1661762696">
-    <w:abstractNumId w:val="27"/>
+    <w:abstractNumId w:val="33"/>
   </w:num>
   <w:num w:numId="2" w16cid:durableId="151992194">
     <w:abstractNumId w:val="0"/>
   </w:num>
   <w:num w:numId="3" w16cid:durableId="1461528935">
+    <w:abstractNumId w:val="10"/>
+  </w:num>
+  <w:num w:numId="4" w16cid:durableId="1755127857">
+    <w:abstractNumId w:val="39"/>
+  </w:num>
+  <w:num w:numId="5" w16cid:durableId="509612364">
+    <w:abstractNumId w:val="54"/>
+  </w:num>
+  <w:num w:numId="6" w16cid:durableId="407656781">
+    <w:abstractNumId w:val="35"/>
+  </w:num>
+  <w:num w:numId="7" w16cid:durableId="69427089">
+    <w:abstractNumId w:val="40"/>
+  </w:num>
+  <w:num w:numId="8" w16cid:durableId="1375738661">
+    <w:abstractNumId w:val="26"/>
+  </w:num>
+  <w:num w:numId="9" w16cid:durableId="2132821436">
+    <w:abstractNumId w:val="25"/>
+  </w:num>
+  <w:num w:numId="10" w16cid:durableId="14580315">
+    <w:abstractNumId w:val="6"/>
+  </w:num>
+  <w:num w:numId="11" w16cid:durableId="1797486786">
+    <w:abstractNumId w:val="57"/>
+  </w:num>
+  <w:num w:numId="12" w16cid:durableId="319847433">
+    <w:abstractNumId w:val="55"/>
+  </w:num>
+  <w:num w:numId="13" w16cid:durableId="2005546006">
+    <w:abstractNumId w:val="53"/>
+  </w:num>
+  <w:num w:numId="14" w16cid:durableId="1511094115">
+    <w:abstractNumId w:val="20"/>
+  </w:num>
+  <w:num w:numId="15" w16cid:durableId="1127549735">
+    <w:abstractNumId w:val="18"/>
+  </w:num>
+  <w:num w:numId="16" w16cid:durableId="2015719089">
+    <w:abstractNumId w:val="43"/>
+  </w:num>
+  <w:num w:numId="17" w16cid:durableId="1269895127">
+    <w:abstractNumId w:val="32"/>
+  </w:num>
+  <w:num w:numId="18" w16cid:durableId="1875077278">
+    <w:abstractNumId w:val="42"/>
+  </w:num>
+  <w:num w:numId="19" w16cid:durableId="1272518798">
+    <w:abstractNumId w:val="49"/>
+  </w:num>
+  <w:num w:numId="20" w16cid:durableId="1155754351">
+    <w:abstractNumId w:val="5"/>
+  </w:num>
+  <w:num w:numId="21" w16cid:durableId="768962904">
+    <w:abstractNumId w:val="41"/>
+  </w:num>
+  <w:num w:numId="22" w16cid:durableId="1361975535">
+    <w:abstractNumId w:val="23"/>
+  </w:num>
+  <w:num w:numId="23" w16cid:durableId="1061320900">
+    <w:abstractNumId w:val="11"/>
+  </w:num>
+  <w:num w:numId="24" w16cid:durableId="487864246">
+    <w:abstractNumId w:val="14"/>
+  </w:num>
+  <w:num w:numId="25" w16cid:durableId="1474833419">
+    <w:abstractNumId w:val="48"/>
+  </w:num>
+  <w:num w:numId="26" w16cid:durableId="101343089">
+    <w:abstractNumId w:val="13"/>
+  </w:num>
+  <w:num w:numId="27" w16cid:durableId="1691224330">
+    <w:abstractNumId w:val="47"/>
+  </w:num>
+  <w:num w:numId="28" w16cid:durableId="114950415">
+    <w:abstractNumId w:val="16"/>
+  </w:num>
+  <w:num w:numId="29" w16cid:durableId="1444033125">
+    <w:abstractNumId w:val="37"/>
+  </w:num>
+  <w:num w:numId="30" w16cid:durableId="1580361461">
+    <w:abstractNumId w:val="17"/>
+  </w:num>
+  <w:num w:numId="31" w16cid:durableId="687410002">
+    <w:abstractNumId w:val="38"/>
+  </w:num>
+  <w:num w:numId="32" w16cid:durableId="845485154">
+    <w:abstractNumId w:val="51"/>
+  </w:num>
+  <w:num w:numId="33" w16cid:durableId="1516765825">
     <w:abstractNumId w:val="8"/>
   </w:num>
-  <w:num w:numId="4" w16cid:durableId="1755127857">
-    <w:abstractNumId w:val="32"/>
-  </w:num>
-  <w:num w:numId="5" w16cid:durableId="509612364">
-    <w:abstractNumId w:val="44"/>
-  </w:num>
-  <w:num w:numId="6" w16cid:durableId="407656781">
-    <w:abstractNumId w:val="28"/>
-  </w:num>
-  <w:num w:numId="7" w16cid:durableId="69427089">
-    <w:abstractNumId w:val="33"/>
-  </w:num>
-  <w:num w:numId="8" w16cid:durableId="1375738661">
-    <w:abstractNumId w:val="22"/>
-  </w:num>
-  <w:num w:numId="9" w16cid:durableId="2132821436">
-    <w:abstractNumId w:val="21"/>
-  </w:num>
-  <w:num w:numId="10" w16cid:durableId="14580315">
-    <w:abstractNumId w:val="5"/>
-  </w:num>
-  <w:num w:numId="11" w16cid:durableId="1797486786">
-    <w:abstractNumId w:val="47"/>
-  </w:num>
-  <w:num w:numId="12" w16cid:durableId="319847433">
-    <w:abstractNumId w:val="45"/>
-  </w:num>
-  <w:num w:numId="13" w16cid:durableId="2005546006">
-    <w:abstractNumId w:val="43"/>
-  </w:num>
-  <w:num w:numId="14" w16cid:durableId="1511094115">
-    <w:abstractNumId w:val="17"/>
-  </w:num>
-  <w:num w:numId="15" w16cid:durableId="1127549735">
-    <w:abstractNumId w:val="15"/>
-  </w:num>
-  <w:num w:numId="16" w16cid:durableId="2015719089">
-    <w:abstractNumId w:val="36"/>
-  </w:num>
-  <w:num w:numId="17" w16cid:durableId="1269895127">
-    <w:abstractNumId w:val="26"/>
-  </w:num>
-  <w:num w:numId="18" w16cid:durableId="1875077278">
-    <w:abstractNumId w:val="35"/>
-  </w:num>
-  <w:num w:numId="19" w16cid:durableId="1272518798">
-    <w:abstractNumId w:val="41"/>
-  </w:num>
-  <w:num w:numId="20" w16cid:durableId="1155754351">
-    <w:abstractNumId w:val="4"/>
-  </w:num>
-  <w:num w:numId="21" w16cid:durableId="768962904">
-    <w:abstractNumId w:val="34"/>
-  </w:num>
-  <w:num w:numId="22" w16cid:durableId="1361975535">
-    <w:abstractNumId w:val="19"/>
-  </w:num>
-  <w:num w:numId="23" w16cid:durableId="1061320900">
-    <w:abstractNumId w:val="9"/>
-  </w:num>
-  <w:num w:numId="24" w16cid:durableId="487864246">
-    <w:abstractNumId w:val="12"/>
-  </w:num>
-  <w:num w:numId="25" w16cid:durableId="1474833419">
-    <w:abstractNumId w:val="40"/>
-  </w:num>
-  <w:num w:numId="26" w16cid:durableId="101343089">
-    <w:abstractNumId w:val="11"/>
-  </w:num>
-  <w:num w:numId="27" w16cid:durableId="1691224330">
-    <w:abstractNumId w:val="39"/>
-  </w:num>
-  <w:num w:numId="28" w16cid:durableId="114950415">
-    <w:abstractNumId w:val="13"/>
-  </w:num>
-  <w:num w:numId="29" w16cid:durableId="1444033125">
-    <w:abstractNumId w:val="30"/>
-  </w:num>
-  <w:num w:numId="30" w16cid:durableId="1580361461">
-    <w:abstractNumId w:val="14"/>
-  </w:num>
-  <w:num w:numId="31" w16cid:durableId="687410002">
-    <w:abstractNumId w:val="31"/>
-  </w:num>
-  <w:num w:numId="32" w16cid:durableId="845485154">
-    <w:abstractNumId w:val="42"/>
-  </w:num>
-  <w:num w:numId="33" w16cid:durableId="1516765825">
-    <w:abstractNumId w:val="7"/>
-  </w:num>
   <w:num w:numId="34" w16cid:durableId="1690332937">
-    <w:abstractNumId w:val="20"/>
+    <w:abstractNumId w:val="24"/>
   </w:num>
   <w:num w:numId="35" w16cid:durableId="1896971033">
-    <w:abstractNumId w:val="46"/>
+    <w:abstractNumId w:val="56"/>
   </w:num>
   <w:num w:numId="36" w16cid:durableId="120537969">
     <w:abstractNumId w:val="1"/>
   </w:num>
   <w:num w:numId="37" w16cid:durableId="646396502">
-    <w:abstractNumId w:val="10"/>
+    <w:abstractNumId w:val="12"/>
   </w:num>
   <w:num w:numId="38" w16cid:durableId="2063092011">
-    <w:abstractNumId w:val="23"/>
+    <w:abstractNumId w:val="27"/>
   </w:num>
   <w:num w:numId="39" w16cid:durableId="997807261">
-    <w:abstractNumId w:val="24"/>
+    <w:abstractNumId w:val="29"/>
   </w:num>
   <w:num w:numId="40" w16cid:durableId="1490365811">
-    <w:abstractNumId w:val="25"/>
+    <w:abstractNumId w:val="30"/>
   </w:num>
   <w:num w:numId="41" w16cid:durableId="289747223">
     <w:abstractNumId w:val="2"/>
   </w:num>
   <w:num w:numId="42" w16cid:durableId="1408502093">
-    <w:abstractNumId w:val="38"/>
+    <w:abstractNumId w:val="46"/>
   </w:num>
   <w:num w:numId="43" w16cid:durableId="528949984">
-    <w:abstractNumId w:val="6"/>
+    <w:abstractNumId w:val="7"/>
   </w:num>
   <w:num w:numId="44" w16cid:durableId="132218749">
-    <w:abstractNumId w:val="16"/>
+    <w:abstractNumId w:val="19"/>
   </w:num>
   <w:num w:numId="45" w16cid:durableId="1077441745">
-    <w:abstractNumId w:val="29"/>
+    <w:abstractNumId w:val="36"/>
   </w:num>
   <w:num w:numId="46" w16cid:durableId="1160584647">
     <w:abstractNumId w:val="3"/>
   </w:num>
   <w:num w:numId="47" w16cid:durableId="1954286006">
-    <w:abstractNumId w:val="37"/>
+    <w:abstractNumId w:val="44"/>
   </w:num>
   <w:num w:numId="48" w16cid:durableId="443498817">
-    <w:abstractNumId w:val="18"/>
+    <w:abstractNumId w:val="22"/>
+  </w:num>
+  <w:num w:numId="49" w16cid:durableId="270165495">
+    <w:abstractNumId w:val="52"/>
+  </w:num>
+  <w:num w:numId="50" w16cid:durableId="1806583069">
+    <w:abstractNumId w:val="4"/>
+  </w:num>
+  <w:num w:numId="51" w16cid:durableId="1468621029">
+    <w:abstractNumId w:val="34"/>
+  </w:num>
+  <w:num w:numId="52" w16cid:durableId="2004509446">
+    <w:abstractNumId w:val="45"/>
+  </w:num>
+  <w:num w:numId="53" w16cid:durableId="842281207">
+    <w:abstractNumId w:val="31"/>
+  </w:num>
+  <w:num w:numId="54" w16cid:durableId="1560243080">
+    <w:abstractNumId w:val="9"/>
+  </w:num>
+  <w:num w:numId="55" w16cid:durableId="316227383">
+    <w:abstractNumId w:val="28"/>
+  </w:num>
+  <w:num w:numId="56" w16cid:durableId="447966643">
+    <w:abstractNumId w:val="21"/>
+  </w:num>
+  <w:num w:numId="57" w16cid:durableId="1433740621">
+    <w:abstractNumId w:val="15"/>
+  </w:num>
+  <w:num w:numId="58" w16cid:durableId="932979836">
+    <w:abstractNumId w:val="50"/>
   </w:num>
   <w:numIdMacAtCleanup w:val="26"/>
 </w:numbering>
 </file>
 
 <file path=word/styles.xml><?xml version="1.0" encoding="utf-8"?>
-<w:styles xmlns:mc="http://schemas.openxmlformats.org/markup-compatibility/2006" xmlns:r="http://schemas.openxmlformats.org/officeDocument/2006/relationships" xmlns:w="http://schemas.openxmlformats.org/wordprocessingml/2006/main" xmlns:w14="http://schemas.microsoft.com/office/word/2010/wordml" xmlns:w15="http://schemas.microsoft.com/office/word/2012/wordml" xmlns:w16cex="http://schemas.microsoft.com/office/word/2018/wordml/cex" xmlns:w16cid="http://schemas.microsoft.com/office/word/2016/wordml/cid" xmlns:w16="http://schemas.microsoft.com/office/word/2018/wordml" xmlns:w16du="http://schemas.microsoft.com/office/word/2023/wordml/word16du" xmlns:w16sdtdh="http://schemas.microsoft.com/office/word/2020/wordml/sdtdatahash" xmlns:w16se="http://schemas.microsoft.com/office/word/2015/wordml/symex" mc:Ignorable="w14 w15 w16se w16cid w16 w16cex w16sdtdh w16du">
+<w:styles xmlns:mc="http://schemas.openxmlformats.org/markup-compatibility/2006" xmlns:r="http://schemas.openxmlformats.org/officeDocument/2006/relationships" xmlns:w="http://schemas.openxmlformats.org/wordprocessingml/2006/main" xmlns:w14="http://schemas.microsoft.com/office/word/2010/wordml" xmlns:w15="http://schemas.microsoft.com/office/word/2012/wordml" xmlns:w16cex="http://schemas.microsoft.com/office/word/2018/wordml/cex" xmlns:w16cid="http://schemas.microsoft.com/office/word/2016/wordml/cid" xmlns:w16="http://schemas.microsoft.com/office/word/2018/wordml" xmlns:w16du="http://schemas.microsoft.com/office/word/2023/wordml/word16du" xmlns:w16sdtdh="http://schemas.microsoft.com/office/word/2020/wordml/sdtdatahash" xmlns:w16sdtfl="http://schemas.microsoft.com/office/word/2024/wordml/sdtformatlock" xmlns:w16se="http://schemas.microsoft.com/office/word/2015/wordml/symex" mc:Ignorable="w14 w15 w16se w16cid w16 w16cex w16sdtdh w16sdtfl w16du">
   <w:docDefaults>
     <w:rPrDefault>
       <w:rPr>
@@ -28099,6 +31331,35 @@
       <w:szCs w:val="20"/>
     </w:rPr>
   </w:style>
+  <w:style w:type="paragraph" w:customStyle="1" w:styleId="Style2">
+    <w:name w:val="Style2"/>
+    <w:basedOn w:val="Normal"/>
+    <w:qFormat/>
+    <w:rsid w:val="009774D8"/>
+    <w:pPr>
+      <w:ind w:firstLine="0"/>
+      <w:jc w:val="both"/>
+    </w:pPr>
+    <w:rPr>
+      <w:rFonts w:eastAsia="Calibri" w:cs="SKR HEAD1"/>
+      <w:sz w:val="32"/>
+      <w:szCs w:val="32"/>
+    </w:rPr>
+  </w:style>
+  <w:style w:type="paragraph" w:customStyle="1" w:styleId="Style3">
+    <w:name w:val="Style3"/>
+    <w:basedOn w:val="Normal"/>
+    <w:qFormat/>
+    <w:rsid w:val="009774D8"/>
+    <w:pPr>
+      <w:ind w:firstLine="0"/>
+      <w:jc w:val="both"/>
+    </w:pPr>
+    <w:rPr>
+      <w:rFonts w:eastAsia="Calibri" w:cs="SKR HEAD1"/>
+      <w:u w:val="single"/>
+    </w:rPr>
+  </w:style>
 </w:styles>
 </file>
 
